--- a/USER_INTERACTION_GUIDE.docx
+++ b/USER_INTERACTION_GUIDE.docx
@@ -285,7 +285,7 @@
       <w:pPr>
         <w:pStyle w:val="Heading1"/>
       </w:pPr>
-      <w:bookmarkStart w:id="0" w:name="_Toc241143195"/>
+      <w:bookmarkStart w:id="0" w:name="_Toc243120002"/>
       <w:r>
         <w:lastRenderedPageBreak/>
         <w:t>Contents</w:t>
@@ -311,7 +311,7 @@
       <w:r>
         <w:fldChar w:fldCharType="separate"/>
       </w:r>
-      <w:hyperlink w:anchor="_Toc241143195" w:history="1">
+      <w:hyperlink w:anchor="_Toc243120002" w:history="1">
         <w:r>
           <w:rPr>
             <w:rStyle w:val="Hyperlink"/>
@@ -338,7 +338,7 @@
             <w:noProof/>
             <w:webHidden/>
           </w:rPr>
-          <w:instrText xml:space="preserve"> PAGEREF _Toc241143195 \h </w:instrText>
+          <w:instrText xml:space="preserve"> PAGEREF _Toc243120002 \h </w:instrText>
         </w:r>
         <w:r>
           <w:rPr>
@@ -379,7 +379,7 @@
           <w:noProof/>
         </w:rPr>
       </w:pPr>
-      <w:hyperlink w:anchor="_Toc241143196" w:history="1">
+      <w:hyperlink w:anchor="_Toc243120003" w:history="1">
         <w:r>
           <w:rPr>
             <w:rStyle w:val="Hyperlink"/>
@@ -406,7 +406,7 @@
             <w:noProof/>
             <w:webHidden/>
           </w:rPr>
-          <w:instrText xml:space="preserve"> PAGEREF _Toc241143196 \h </w:instrText>
+          <w:instrText xml:space="preserve"> PAGEREF _Toc243120003 \h </w:instrText>
         </w:r>
         <w:r>
           <w:rPr>
@@ -447,7 +447,7 @@
           <w:noProof/>
         </w:rPr>
       </w:pPr>
-      <w:hyperlink w:anchor="_Toc241143197" w:history="1">
+      <w:hyperlink w:anchor="_Toc243120004" w:history="1">
         <w:r>
           <w:rPr>
             <w:rStyle w:val="Hyperlink"/>
@@ -474,7 +474,7 @@
             <w:noProof/>
             <w:webHidden/>
           </w:rPr>
-          <w:instrText xml:space="preserve"> PAGEREF _Toc241143197 \h </w:instrText>
+          <w:instrText xml:space="preserve"> PAGEREF _Toc243120004 \h </w:instrText>
         </w:r>
         <w:r>
           <w:rPr>
@@ -515,7 +515,7 @@
           <w:noProof/>
         </w:rPr>
       </w:pPr>
-      <w:hyperlink w:anchor="_Toc241143198" w:history="1">
+      <w:hyperlink w:anchor="_Toc243120005" w:history="1">
         <w:r>
           <w:rPr>
             <w:rStyle w:val="Hyperlink"/>
@@ -542,7 +542,7 @@
             <w:noProof/>
             <w:webHidden/>
           </w:rPr>
-          <w:instrText xml:space="preserve"> PAGEREF _Toc241143198 \h </w:instrText>
+          <w:instrText xml:space="preserve"> PAGEREF _Toc243120005 \h </w:instrText>
         </w:r>
         <w:r>
           <w:rPr>
@@ -583,7 +583,7 @@
           <w:noProof/>
         </w:rPr>
       </w:pPr>
-      <w:hyperlink w:anchor="_Toc241143199" w:history="1">
+      <w:hyperlink w:anchor="_Toc243120006" w:history="1">
         <w:r>
           <w:rPr>
             <w:rStyle w:val="Hyperlink"/>
@@ -610,7 +610,7 @@
             <w:noProof/>
             <w:webHidden/>
           </w:rPr>
-          <w:instrText xml:space="preserve"> PAGEREF _Toc241143199 \h </w:instrText>
+          <w:instrText xml:space="preserve"> PAGEREF _Toc243120006 \h </w:instrText>
         </w:r>
         <w:r>
           <w:rPr>
@@ -651,7 +651,7 @@
           <w:noProof/>
         </w:rPr>
       </w:pPr>
-      <w:hyperlink w:anchor="_Toc241143200" w:history="1">
+      <w:hyperlink w:anchor="_Toc243120007" w:history="1">
         <w:r>
           <w:rPr>
             <w:rStyle w:val="Hyperlink"/>
@@ -678,7 +678,7 @@
             <w:noProof/>
             <w:webHidden/>
           </w:rPr>
-          <w:instrText xml:space="preserve"> PAGEREF _Toc241143200 \h </w:instrText>
+          <w:instrText xml:space="preserve"> PAGEREF _Toc243120007 \h </w:instrText>
         </w:r>
         <w:r>
           <w:rPr>
@@ -719,7 +719,7 @@
           <w:noProof/>
         </w:rPr>
       </w:pPr>
-      <w:hyperlink w:anchor="_Toc241143201" w:history="1">
+      <w:hyperlink w:anchor="_Toc243120008" w:history="1">
         <w:r>
           <w:rPr>
             <w:rStyle w:val="Hyperlink"/>
@@ -746,7 +746,7 @@
             <w:noProof/>
             <w:webHidden/>
           </w:rPr>
-          <w:instrText xml:space="preserve"> PAGEREF _Toc241143201 \h </w:instrText>
+          <w:instrText xml:space="preserve"> PAGEREF _Toc243120008 \h </w:instrText>
         </w:r>
         <w:r>
           <w:rPr>
@@ -787,7 +787,7 @@
           <w:noProof/>
         </w:rPr>
       </w:pPr>
-      <w:hyperlink w:anchor="_Toc241143202" w:history="1">
+      <w:hyperlink w:anchor="_Toc243120009" w:history="1">
         <w:r>
           <w:rPr>
             <w:rStyle w:val="Hyperlink"/>
@@ -814,7 +814,7 @@
             <w:noProof/>
             <w:webHidden/>
           </w:rPr>
-          <w:instrText xml:space="preserve"> PAGEREF _Toc241143202 \h </w:instrText>
+          <w:instrText xml:space="preserve"> PAGEREF _Toc243120009 \h </w:instrText>
         </w:r>
         <w:r>
           <w:rPr>
@@ -855,7 +855,7 @@
           <w:noProof/>
         </w:rPr>
       </w:pPr>
-      <w:hyperlink w:anchor="_Toc241143203" w:history="1">
+      <w:hyperlink w:anchor="_Toc243120010" w:history="1">
         <w:r>
           <w:rPr>
             <w:rStyle w:val="Hyperlink"/>
@@ -882,7 +882,7 @@
             <w:noProof/>
             <w:webHidden/>
           </w:rPr>
-          <w:instrText xml:space="preserve"> PAGEREF _Toc241143203 \h </w:instrText>
+          <w:instrText xml:space="preserve"> PAGEREF _Toc243120010 \h </w:instrText>
         </w:r>
         <w:r>
           <w:rPr>
@@ -923,7 +923,7 @@
           <w:noProof/>
         </w:rPr>
       </w:pPr>
-      <w:hyperlink w:anchor="_Toc241143204" w:history="1">
+      <w:hyperlink w:anchor="_Toc243120011" w:history="1">
         <w:r>
           <w:rPr>
             <w:rStyle w:val="Hyperlink"/>
@@ -950,7 +950,7 @@
             <w:noProof/>
             <w:webHidden/>
           </w:rPr>
-          <w:instrText xml:space="preserve"> PAGEREF _Toc241143204 \h </w:instrText>
+          <w:instrText xml:space="preserve"> PAGEREF _Toc243120011 \h </w:instrText>
         </w:r>
         <w:r>
           <w:rPr>
@@ -991,7 +991,7 @@
           <w:noProof/>
         </w:rPr>
       </w:pPr>
-      <w:hyperlink w:anchor="_Toc241143205" w:history="1">
+      <w:hyperlink w:anchor="_Toc243120012" w:history="1">
         <w:r>
           <w:rPr>
             <w:rStyle w:val="Hyperlink"/>
@@ -1018,7 +1018,7 @@
             <w:noProof/>
             <w:webHidden/>
           </w:rPr>
-          <w:instrText xml:space="preserve"> PAGEREF _Toc241143205 \h </w:instrText>
+          <w:instrText xml:space="preserve"> PAGEREF _Toc243120012 \h </w:instrText>
         </w:r>
         <w:r>
           <w:rPr>
@@ -1038,7 +1038,7 @@
             <w:noProof/>
             <w:webHidden/>
           </w:rPr>
-          <w:t>6</w:t>
+          <w:t>7</w:t>
         </w:r>
         <w:r>
           <w:rPr>
@@ -1059,7 +1059,7 @@
           <w:noProof/>
         </w:rPr>
       </w:pPr>
-      <w:hyperlink w:anchor="_Toc241143206" w:history="1">
+      <w:hyperlink w:anchor="_Toc243120013" w:history="1">
         <w:r>
           <w:rPr>
             <w:rStyle w:val="Hyperlink"/>
@@ -1086,7 +1086,7 @@
             <w:noProof/>
             <w:webHidden/>
           </w:rPr>
-          <w:instrText xml:space="preserve"> PAGEREF _Toc241143206 \h </w:instrText>
+          <w:instrText xml:space="preserve"> PAGEREF _Toc243120013 \h </w:instrText>
         </w:r>
         <w:r>
           <w:rPr>
@@ -1127,7 +1127,7 @@
           <w:noProof/>
         </w:rPr>
       </w:pPr>
-      <w:hyperlink w:anchor="_Toc241143207" w:history="1">
+      <w:hyperlink w:anchor="_Toc243120014" w:history="1">
         <w:r>
           <w:rPr>
             <w:rStyle w:val="Hyperlink"/>
@@ -1154,7 +1154,7 @@
             <w:noProof/>
             <w:webHidden/>
           </w:rPr>
-          <w:instrText xml:space="preserve"> PAGEREF _Toc241143207 \h </w:instrText>
+          <w:instrText xml:space="preserve"> PAGEREF _Toc243120014 \h </w:instrText>
         </w:r>
         <w:r>
           <w:rPr>
@@ -1195,7 +1195,7 @@
           <w:noProof/>
         </w:rPr>
       </w:pPr>
-      <w:hyperlink w:anchor="_Toc241143208" w:history="1">
+      <w:hyperlink w:anchor="_Toc243120015" w:history="1">
         <w:r>
           <w:rPr>
             <w:rStyle w:val="Hyperlink"/>
@@ -1222,7 +1222,7 @@
             <w:noProof/>
             <w:webHidden/>
           </w:rPr>
-          <w:instrText xml:space="preserve"> PAGEREF _Toc241143208 \h </w:instrText>
+          <w:instrText xml:space="preserve"> PAGEREF _Toc243120015 \h </w:instrText>
         </w:r>
         <w:r>
           <w:rPr>
@@ -1263,7 +1263,7 @@
           <w:noProof/>
         </w:rPr>
       </w:pPr>
-      <w:hyperlink w:anchor="_Toc241143209" w:history="1">
+      <w:hyperlink w:anchor="_Toc243120016" w:history="1">
         <w:r>
           <w:rPr>
             <w:rStyle w:val="Hyperlink"/>
@@ -1290,7 +1290,7 @@
             <w:noProof/>
             <w:webHidden/>
           </w:rPr>
-          <w:instrText xml:space="preserve"> PAGEREF _Toc241143209 \h </w:instrText>
+          <w:instrText xml:space="preserve"> PAGEREF _Toc243120016 \h </w:instrText>
         </w:r>
         <w:r>
           <w:rPr>
@@ -1310,7 +1310,7 @@
             <w:noProof/>
             <w:webHidden/>
           </w:rPr>
-          <w:t>7</w:t>
+          <w:t>8</w:t>
         </w:r>
         <w:r>
           <w:rPr>
@@ -1331,7 +1331,7 @@
           <w:noProof/>
         </w:rPr>
       </w:pPr>
-      <w:hyperlink w:anchor="_Toc241143210" w:history="1">
+      <w:hyperlink w:anchor="_Toc243120017" w:history="1">
         <w:r>
           <w:rPr>
             <w:rStyle w:val="Hyperlink"/>
@@ -1358,7 +1358,7 @@
             <w:noProof/>
             <w:webHidden/>
           </w:rPr>
-          <w:instrText xml:space="preserve"> PAGEREF _Toc241143210 \h </w:instrText>
+          <w:instrText xml:space="preserve"> PAGEREF _Toc243120017 \h </w:instrText>
         </w:r>
         <w:r>
           <w:rPr>
@@ -1399,7 +1399,7 @@
           <w:noProof/>
         </w:rPr>
       </w:pPr>
-      <w:hyperlink w:anchor="_Toc241143211" w:history="1">
+      <w:hyperlink w:anchor="_Toc243120018" w:history="1">
         <w:r>
           <w:rPr>
             <w:rStyle w:val="Hyperlink"/>
@@ -1426,7 +1426,7 @@
             <w:noProof/>
             <w:webHidden/>
           </w:rPr>
-          <w:instrText xml:space="preserve"> PAGEREF _Toc241143211 \h </w:instrText>
+          <w:instrText xml:space="preserve"> PAGEREF _Toc243120018 \h </w:instrText>
         </w:r>
         <w:r>
           <w:rPr>
@@ -1467,7 +1467,7 @@
           <w:noProof/>
         </w:rPr>
       </w:pPr>
-      <w:hyperlink w:anchor="_Toc241143212" w:history="1">
+      <w:hyperlink w:anchor="_Toc243120019" w:history="1">
         <w:r>
           <w:rPr>
             <w:rStyle w:val="Hyperlink"/>
@@ -1494,7 +1494,7 @@
             <w:noProof/>
             <w:webHidden/>
           </w:rPr>
-          <w:instrText xml:space="preserve"> PAGEREF _Toc241143212 \h </w:instrText>
+          <w:instrText xml:space="preserve"> PAGEREF _Toc243120019 \h </w:instrText>
         </w:r>
         <w:r>
           <w:rPr>
@@ -1514,7 +1514,7 @@
             <w:noProof/>
             <w:webHidden/>
           </w:rPr>
-          <w:t>8</w:t>
+          <w:t>9</w:t>
         </w:r>
         <w:r>
           <w:rPr>
@@ -1535,7 +1535,7 @@
           <w:noProof/>
         </w:rPr>
       </w:pPr>
-      <w:hyperlink w:anchor="_Toc241143213" w:history="1">
+      <w:hyperlink w:anchor="_Toc243120020" w:history="1">
         <w:r>
           <w:rPr>
             <w:rStyle w:val="Hyperlink"/>
@@ -1562,7 +1562,7 @@
             <w:noProof/>
             <w:webHidden/>
           </w:rPr>
-          <w:instrText xml:space="preserve"> PAGEREF _Toc241143213 \h </w:instrText>
+          <w:instrText xml:space="preserve"> PAGEREF _Toc243120020 \h </w:instrText>
         </w:r>
         <w:r>
           <w:rPr>
@@ -1603,7 +1603,7 @@
           <w:noProof/>
         </w:rPr>
       </w:pPr>
-      <w:hyperlink w:anchor="_Toc241143214" w:history="1">
+      <w:hyperlink w:anchor="_Toc243120021" w:history="1">
         <w:r>
           <w:rPr>
             <w:rStyle w:val="Hyperlink"/>
@@ -1630,7 +1630,7 @@
             <w:noProof/>
             <w:webHidden/>
           </w:rPr>
-          <w:instrText xml:space="preserve"> PAGEREF _Toc241143214 \h </w:instrText>
+          <w:instrText xml:space="preserve"> PAGEREF _Toc243120021 \h </w:instrText>
         </w:r>
         <w:r>
           <w:rPr>
@@ -1671,7 +1671,7 @@
           <w:noProof/>
         </w:rPr>
       </w:pPr>
-      <w:hyperlink w:anchor="_Toc241143215" w:history="1">
+      <w:hyperlink w:anchor="_Toc243120022" w:history="1">
         <w:r>
           <w:rPr>
             <w:rStyle w:val="Hyperlink"/>
@@ -1698,7 +1698,7 @@
             <w:noProof/>
             <w:webHidden/>
           </w:rPr>
-          <w:instrText xml:space="preserve"> PAGEREF _Toc241143215 \h </w:instrText>
+          <w:instrText xml:space="preserve"> PAGEREF _Toc243120022 \h </w:instrText>
         </w:r>
         <w:r>
           <w:rPr>
@@ -1739,7 +1739,7 @@
           <w:noProof/>
         </w:rPr>
       </w:pPr>
-      <w:hyperlink w:anchor="_Toc241143216" w:history="1">
+      <w:hyperlink w:anchor="_Toc243120023" w:history="1">
         <w:r>
           <w:rPr>
             <w:rStyle w:val="Hyperlink"/>
@@ -1766,7 +1766,7 @@
             <w:noProof/>
             <w:webHidden/>
           </w:rPr>
-          <w:instrText xml:space="preserve"> PAGEREF _Toc241143216 \h </w:instrText>
+          <w:instrText xml:space="preserve"> PAGEREF _Toc243120023 \h </w:instrText>
         </w:r>
         <w:r>
           <w:rPr>
@@ -1786,7 +1786,7 @@
             <w:noProof/>
             <w:webHidden/>
           </w:rPr>
-          <w:t>9</w:t>
+          <w:t>10</w:t>
         </w:r>
         <w:r>
           <w:rPr>
@@ -1807,13 +1807,13 @@
           <w:noProof/>
         </w:rPr>
       </w:pPr>
-      <w:hyperlink w:anchor="_Toc241143217" w:history="1">
+      <w:hyperlink w:anchor="_Toc243120024" w:history="1">
         <w:r>
           <w:rPr>
             <w:rStyle w:val="Hyperlink"/>
             <w:noProof/>
           </w:rPr>
-          <w:t>6.4 What even the super admin cannot do</w:t>
+          <w:t>6.4 Backups on the free host</w:t>
         </w:r>
         <w:r>
           <w:rPr>
@@ -1834,7 +1834,7 @@
             <w:noProof/>
             <w:webHidden/>
           </w:rPr>
-          <w:instrText xml:space="preserve"> PAGEREF _Toc241143217 \h </w:instrText>
+          <w:instrText xml:space="preserve"> PAGEREF _Toc243120024 \h </w:instrText>
         </w:r>
         <w:r>
           <w:rPr>
@@ -1855,6 +1855,142 @@
             <w:webHidden/>
           </w:rPr>
           <w:t>10</w:t>
+        </w:r>
+        <w:r>
+          <w:rPr>
+            <w:noProof/>
+            <w:webHidden/>
+          </w:rPr>
+          <w:fldChar w:fldCharType="end"/>
+        </w:r>
+      </w:hyperlink>
+    </w:p>
+    <w:p>
+      <w:pPr>
+        <w:pStyle w:val="TOC2"/>
+        <w:tabs>
+          <w:tab w:val="right" w:leader="dot" w:pos="9962"/>
+        </w:tabs>
+        <w:rPr>
+          <w:noProof/>
+        </w:rPr>
+      </w:pPr>
+      <w:hyperlink w:anchor="_Toc243120025" w:history="1">
+        <w:r>
+          <w:rPr>
+            <w:rStyle w:val="Hyperlink"/>
+            <w:noProof/>
+          </w:rPr>
+          <w:t>6.5 The Control Room</w:t>
+        </w:r>
+        <w:r>
+          <w:rPr>
+            <w:noProof/>
+            <w:webHidden/>
+          </w:rPr>
+          <w:tab/>
+        </w:r>
+        <w:r>
+          <w:rPr>
+            <w:noProof/>
+            <w:webHidden/>
+          </w:rPr>
+          <w:fldChar w:fldCharType="begin"/>
+        </w:r>
+        <w:r>
+          <w:rPr>
+            <w:noProof/>
+            <w:webHidden/>
+          </w:rPr>
+          <w:instrText xml:space="preserve"> PAGEREF _Toc243120025 \h </w:instrText>
+        </w:r>
+        <w:r>
+          <w:rPr>
+            <w:noProof/>
+            <w:webHidden/>
+          </w:rPr>
+        </w:r>
+        <w:r>
+          <w:rPr>
+            <w:noProof/>
+            <w:webHidden/>
+          </w:rPr>
+          <w:fldChar w:fldCharType="separate"/>
+        </w:r>
+        <w:r>
+          <w:rPr>
+            <w:noProof/>
+            <w:webHidden/>
+          </w:rPr>
+          <w:t>10</w:t>
+        </w:r>
+        <w:r>
+          <w:rPr>
+            <w:noProof/>
+            <w:webHidden/>
+          </w:rPr>
+          <w:fldChar w:fldCharType="end"/>
+        </w:r>
+      </w:hyperlink>
+    </w:p>
+    <w:p>
+      <w:pPr>
+        <w:pStyle w:val="TOC2"/>
+        <w:tabs>
+          <w:tab w:val="right" w:leader="dot" w:pos="9962"/>
+        </w:tabs>
+        <w:rPr>
+          <w:noProof/>
+        </w:rPr>
+      </w:pPr>
+      <w:hyperlink w:anchor="_Toc243120026" w:history="1">
+        <w:r>
+          <w:rPr>
+            <w:rStyle w:val="Hyperlink"/>
+            <w:noProof/>
+          </w:rPr>
+          <w:t>6.6 What even the super admin cannot do</w:t>
+        </w:r>
+        <w:r>
+          <w:rPr>
+            <w:noProof/>
+            <w:webHidden/>
+          </w:rPr>
+          <w:tab/>
+        </w:r>
+        <w:r>
+          <w:rPr>
+            <w:noProof/>
+            <w:webHidden/>
+          </w:rPr>
+          <w:fldChar w:fldCharType="begin"/>
+        </w:r>
+        <w:r>
+          <w:rPr>
+            <w:noProof/>
+            <w:webHidden/>
+          </w:rPr>
+          <w:instrText xml:space="preserve"> PAGEREF _Toc243120026 \h </w:instrText>
+        </w:r>
+        <w:r>
+          <w:rPr>
+            <w:noProof/>
+            <w:webHidden/>
+          </w:rPr>
+        </w:r>
+        <w:r>
+          <w:rPr>
+            <w:noProof/>
+            <w:webHidden/>
+          </w:rPr>
+          <w:fldChar w:fldCharType="separate"/>
+        </w:r>
+        <w:r>
+          <w:rPr>
+            <w:noProof/>
+            <w:webHidden/>
+          </w:rPr>
+          <w:t>11</w:t>
         </w:r>
         <w:r>
           <w:rPr>
@@ -1875,7 +2011,7 @@
           <w:noProof/>
         </w:rPr>
       </w:pPr>
-      <w:hyperlink w:anchor="_Toc241143218" w:history="1">
+      <w:hyperlink w:anchor="_Toc243120027" w:history="1">
         <w:r>
           <w:rPr>
             <w:rStyle w:val="Hyperlink"/>
@@ -1902,7 +2038,7 @@
             <w:noProof/>
             <w:webHidden/>
           </w:rPr>
-          <w:instrText xml:space="preserve"> PAGEREF _Toc241143218 \h </w:instrText>
+          <w:instrText xml:space="preserve"> PAGEREF _Toc243120027 \h </w:instrText>
         </w:r>
         <w:r>
           <w:rPr>
@@ -1922,7 +2058,7 @@
             <w:noProof/>
             <w:webHidden/>
           </w:rPr>
-          <w:t>10</w:t>
+          <w:t>11</w:t>
         </w:r>
         <w:r>
           <w:rPr>
@@ -1943,7 +2079,7 @@
           <w:noProof/>
         </w:rPr>
       </w:pPr>
-      <w:hyperlink w:anchor="_Toc241143219" w:history="1">
+      <w:hyperlink w:anchor="_Toc243120028" w:history="1">
         <w:r>
           <w:rPr>
             <w:rStyle w:val="Hyperlink"/>
@@ -1970,7 +2106,7 @@
             <w:noProof/>
             <w:webHidden/>
           </w:rPr>
-          <w:instrText xml:space="preserve"> PAGEREF _Toc241143219 \h </w:instrText>
+          <w:instrText xml:space="preserve"> PAGEREF _Toc243120028 \h </w:instrText>
         </w:r>
         <w:r>
           <w:rPr>
@@ -1990,7 +2126,7 @@
             <w:noProof/>
             <w:webHidden/>
           </w:rPr>
-          <w:t>10</w:t>
+          <w:t>11</w:t>
         </w:r>
         <w:r>
           <w:rPr>
@@ -2011,7 +2147,7 @@
           <w:noProof/>
         </w:rPr>
       </w:pPr>
-      <w:hyperlink w:anchor="_Toc241143220" w:history="1">
+      <w:hyperlink w:anchor="_Toc243120029" w:history="1">
         <w:r>
           <w:rPr>
             <w:rStyle w:val="Hyperlink"/>
@@ -2038,7 +2174,7 @@
             <w:noProof/>
             <w:webHidden/>
           </w:rPr>
-          <w:instrText xml:space="preserve"> PAGEREF _Toc241143220 \h </w:instrText>
+          <w:instrText xml:space="preserve"> PAGEREF _Toc243120029 \h </w:instrText>
         </w:r>
         <w:r>
           <w:rPr>
@@ -2058,7 +2194,7 @@
             <w:noProof/>
             <w:webHidden/>
           </w:rPr>
-          <w:t>10</w:t>
+          <w:t>12</w:t>
         </w:r>
         <w:r>
           <w:rPr>
@@ -2079,7 +2215,7 @@
           <w:noProof/>
         </w:rPr>
       </w:pPr>
-      <w:hyperlink w:anchor="_Toc241143221" w:history="1">
+      <w:hyperlink w:anchor="_Toc243120030" w:history="1">
         <w:r>
           <w:rPr>
             <w:rStyle w:val="Hyperlink"/>
@@ -2106,7 +2242,7 @@
             <w:noProof/>
             <w:webHidden/>
           </w:rPr>
-          <w:instrText xml:space="preserve"> PAGEREF _Toc241143221 \h </w:instrText>
+          <w:instrText xml:space="preserve"> PAGEREF _Toc243120030 \h </w:instrText>
         </w:r>
         <w:r>
           <w:rPr>
@@ -2126,7 +2262,7 @@
             <w:noProof/>
             <w:webHidden/>
           </w:rPr>
-          <w:t>11</w:t>
+          <w:t>13</w:t>
         </w:r>
         <w:r>
           <w:rPr>
@@ -2147,7 +2283,7 @@
           <w:noProof/>
         </w:rPr>
       </w:pPr>
-      <w:hyperlink w:anchor="_Toc241143222" w:history="1">
+      <w:hyperlink w:anchor="_Toc243120031" w:history="1">
         <w:r>
           <w:rPr>
             <w:rStyle w:val="Hyperlink"/>
@@ -2174,7 +2310,7 @@
             <w:noProof/>
             <w:webHidden/>
           </w:rPr>
-          <w:instrText xml:space="preserve"> PAGEREF _Toc241143222 \h </w:instrText>
+          <w:instrText xml:space="preserve"> PAGEREF _Toc243120031 \h </w:instrText>
         </w:r>
         <w:r>
           <w:rPr>
@@ -2194,7 +2330,75 @@
             <w:noProof/>
             <w:webHidden/>
           </w:rPr>
-          <w:t>11</w:t>
+          <w:t>13</w:t>
+        </w:r>
+        <w:r>
+          <w:rPr>
+            <w:noProof/>
+            <w:webHidden/>
+          </w:rPr>
+          <w:fldChar w:fldCharType="end"/>
+        </w:r>
+      </w:hyperlink>
+    </w:p>
+    <w:p>
+      <w:pPr>
+        <w:pStyle w:val="TOC2"/>
+        <w:tabs>
+          <w:tab w:val="right" w:leader="dot" w:pos="9962"/>
+        </w:tabs>
+        <w:rPr>
+          <w:noProof/>
+        </w:rPr>
+      </w:pPr>
+      <w:hyperlink w:anchor="_Toc243120032" w:history="1">
+        <w:r>
+          <w:rPr>
+            <w:rStyle w:val="Hyperlink"/>
+            <w:noProof/>
+          </w:rPr>
+          <w:t>7.5 Loans, and the one decision that is the admin's</w:t>
+        </w:r>
+        <w:r>
+          <w:rPr>
+            <w:noProof/>
+            <w:webHidden/>
+          </w:rPr>
+          <w:tab/>
+        </w:r>
+        <w:r>
+          <w:rPr>
+            <w:noProof/>
+            <w:webHidden/>
+          </w:rPr>
+          <w:fldChar w:fldCharType="begin"/>
+        </w:r>
+        <w:r>
+          <w:rPr>
+            <w:noProof/>
+            <w:webHidden/>
+          </w:rPr>
+          <w:instrText xml:space="preserve"> PAGEREF _Toc243120032 \h </w:instrText>
+        </w:r>
+        <w:r>
+          <w:rPr>
+            <w:noProof/>
+            <w:webHidden/>
+          </w:rPr>
+        </w:r>
+        <w:r>
+          <w:rPr>
+            <w:noProof/>
+            <w:webHidden/>
+          </w:rPr>
+          <w:fldChar w:fldCharType="separate"/>
+        </w:r>
+        <w:r>
+          <w:rPr>
+            <w:noProof/>
+            <w:webHidden/>
+          </w:rPr>
+          <w:t>13</w:t>
         </w:r>
         <w:r>
           <w:rPr>
@@ -2215,7 +2419,7 @@
           <w:noProof/>
         </w:rPr>
       </w:pPr>
-      <w:hyperlink w:anchor="_Toc241143223" w:history="1">
+      <w:hyperlink w:anchor="_Toc243120033" w:history="1">
         <w:r>
           <w:rPr>
             <w:rStyle w:val="Hyperlink"/>
@@ -2242,7 +2446,7 @@
             <w:noProof/>
             <w:webHidden/>
           </w:rPr>
-          <w:instrText xml:space="preserve"> PAGEREF _Toc241143223 \h </w:instrText>
+          <w:instrText xml:space="preserve"> PAGEREF _Toc243120033 \h </w:instrText>
         </w:r>
         <w:r>
           <w:rPr>
@@ -2262,7 +2466,7 @@
             <w:noProof/>
             <w:webHidden/>
           </w:rPr>
-          <w:t>11</w:t>
+          <w:t>14</w:t>
         </w:r>
         <w:r>
           <w:rPr>
@@ -2283,7 +2487,7 @@
           <w:noProof/>
         </w:rPr>
       </w:pPr>
-      <w:hyperlink w:anchor="_Toc241143224" w:history="1">
+      <w:hyperlink w:anchor="_Toc243120034" w:history="1">
         <w:r>
           <w:rPr>
             <w:rStyle w:val="Hyperlink"/>
@@ -2310,7 +2514,7 @@
             <w:noProof/>
             <w:webHidden/>
           </w:rPr>
-          <w:instrText xml:space="preserve"> PAGEREF _Toc241143224 \h </w:instrText>
+          <w:instrText xml:space="preserve"> PAGEREF _Toc243120034 \h </w:instrText>
         </w:r>
         <w:r>
           <w:rPr>
@@ -2330,7 +2534,7 @@
             <w:noProof/>
             <w:webHidden/>
           </w:rPr>
-          <w:t>11</w:t>
+          <w:t>14</w:t>
         </w:r>
         <w:r>
           <w:rPr>
@@ -2351,7 +2555,7 @@
           <w:noProof/>
         </w:rPr>
       </w:pPr>
-      <w:hyperlink w:anchor="_Toc241143225" w:history="1">
+      <w:hyperlink w:anchor="_Toc243120035" w:history="1">
         <w:r>
           <w:rPr>
             <w:rStyle w:val="Hyperlink"/>
@@ -2378,7 +2582,7 @@
             <w:noProof/>
             <w:webHidden/>
           </w:rPr>
-          <w:instrText xml:space="preserve"> PAGEREF _Toc241143225 \h </w:instrText>
+          <w:instrText xml:space="preserve"> PAGEREF _Toc243120035 \h </w:instrText>
         </w:r>
         <w:r>
           <w:rPr>
@@ -2398,7 +2602,7 @@
             <w:noProof/>
             <w:webHidden/>
           </w:rPr>
-          <w:t>12</w:t>
+          <w:t>14</w:t>
         </w:r>
         <w:r>
           <w:rPr>
@@ -2419,7 +2623,7 @@
           <w:noProof/>
         </w:rPr>
       </w:pPr>
-      <w:hyperlink w:anchor="_Toc241143226" w:history="1">
+      <w:hyperlink w:anchor="_Toc243120036" w:history="1">
         <w:r>
           <w:rPr>
             <w:rStyle w:val="Hyperlink"/>
@@ -2446,7 +2650,7 @@
             <w:noProof/>
             <w:webHidden/>
           </w:rPr>
-          <w:instrText xml:space="preserve"> PAGEREF _Toc241143226 \h </w:instrText>
+          <w:instrText xml:space="preserve"> PAGEREF _Toc243120036 \h </w:instrText>
         </w:r>
         <w:r>
           <w:rPr>
@@ -2466,7 +2670,7 @@
             <w:noProof/>
             <w:webHidden/>
           </w:rPr>
-          <w:t>12</w:t>
+          <w:t>14</w:t>
         </w:r>
         <w:r>
           <w:rPr>
@@ -2487,7 +2691,7 @@
           <w:noProof/>
         </w:rPr>
       </w:pPr>
-      <w:hyperlink w:anchor="_Toc241143227" w:history="1">
+      <w:hyperlink w:anchor="_Toc243120037" w:history="1">
         <w:r>
           <w:rPr>
             <w:rStyle w:val="Hyperlink"/>
@@ -2514,7 +2718,7 @@
             <w:noProof/>
             <w:webHidden/>
           </w:rPr>
-          <w:instrText xml:space="preserve"> PAGEREF _Toc241143227 \h </w:instrText>
+          <w:instrText xml:space="preserve"> PAGEREF _Toc243120037 \h </w:instrText>
         </w:r>
         <w:r>
           <w:rPr>
@@ -2534,7 +2738,7 @@
             <w:noProof/>
             <w:webHidden/>
           </w:rPr>
-          <w:t>12</w:t>
+          <w:t>14</w:t>
         </w:r>
         <w:r>
           <w:rPr>
@@ -2555,7 +2759,7 @@
           <w:noProof/>
         </w:rPr>
       </w:pPr>
-      <w:hyperlink w:anchor="_Toc241143228" w:history="1">
+      <w:hyperlink w:anchor="_Toc243120038" w:history="1">
         <w:r>
           <w:rPr>
             <w:rStyle w:val="Hyperlink"/>
@@ -2582,7 +2786,7 @@
             <w:noProof/>
             <w:webHidden/>
           </w:rPr>
-          <w:instrText xml:space="preserve"> PAGEREF _Toc241143228 \h </w:instrText>
+          <w:instrText xml:space="preserve"> PAGEREF _Toc243120038 \h </w:instrText>
         </w:r>
         <w:r>
           <w:rPr>
@@ -2602,7 +2806,7 @@
             <w:noProof/>
             <w:webHidden/>
           </w:rPr>
-          <w:t>12</w:t>
+          <w:t>15</w:t>
         </w:r>
         <w:r>
           <w:rPr>
@@ -2623,7 +2827,7 @@
           <w:noProof/>
         </w:rPr>
       </w:pPr>
-      <w:hyperlink w:anchor="_Toc241143229" w:history="1">
+      <w:hyperlink w:anchor="_Toc243120039" w:history="1">
         <w:r>
           <w:rPr>
             <w:rStyle w:val="Hyperlink"/>
@@ -2650,7 +2854,7 @@
             <w:noProof/>
             <w:webHidden/>
           </w:rPr>
-          <w:instrText xml:space="preserve"> PAGEREF _Toc241143229 \h </w:instrText>
+          <w:instrText xml:space="preserve"> PAGEREF _Toc243120039 \h </w:instrText>
         </w:r>
         <w:r>
           <w:rPr>
@@ -2670,7 +2874,7 @@
             <w:noProof/>
             <w:webHidden/>
           </w:rPr>
-          <w:t>13</w:t>
+          <w:t>15</w:t>
         </w:r>
         <w:r>
           <w:rPr>
@@ -2691,7 +2895,7 @@
           <w:noProof/>
         </w:rPr>
       </w:pPr>
-      <w:hyperlink w:anchor="_Toc241143230" w:history="1">
+      <w:hyperlink w:anchor="_Toc243120040" w:history="1">
         <w:r>
           <w:rPr>
             <w:rStyle w:val="Hyperlink"/>
@@ -2718,7 +2922,7 @@
             <w:noProof/>
             <w:webHidden/>
           </w:rPr>
-          <w:instrText xml:space="preserve"> PAGEREF _Toc241143230 \h </w:instrText>
+          <w:instrText xml:space="preserve"> PAGEREF _Toc243120040 \h </w:instrText>
         </w:r>
         <w:r>
           <w:rPr>
@@ -2738,7 +2942,7 @@
             <w:noProof/>
             <w:webHidden/>
           </w:rPr>
-          <w:t>13</w:t>
+          <w:t>16</w:t>
         </w:r>
         <w:r>
           <w:rPr>
@@ -2759,7 +2963,7 @@
           <w:noProof/>
         </w:rPr>
       </w:pPr>
-      <w:hyperlink w:anchor="_Toc241143231" w:history="1">
+      <w:hyperlink w:anchor="_Toc243120041" w:history="1">
         <w:r>
           <w:rPr>
             <w:rStyle w:val="Hyperlink"/>
@@ -2786,7 +2990,7 @@
             <w:noProof/>
             <w:webHidden/>
           </w:rPr>
-          <w:instrText xml:space="preserve"> PAGEREF _Toc241143231 \h </w:instrText>
+          <w:instrText xml:space="preserve"> PAGEREF _Toc243120041 \h </w:instrText>
         </w:r>
         <w:r>
           <w:rPr>
@@ -2806,7 +3010,7 @@
             <w:noProof/>
             <w:webHidden/>
           </w:rPr>
-          <w:t>13</w:t>
+          <w:t>16</w:t>
         </w:r>
         <w:r>
           <w:rPr>
@@ -2827,7 +3031,7 @@
           <w:noProof/>
         </w:rPr>
       </w:pPr>
-      <w:hyperlink w:anchor="_Toc241143232" w:history="1">
+      <w:hyperlink w:anchor="_Toc243120042" w:history="1">
         <w:r>
           <w:rPr>
             <w:rStyle w:val="Hyperlink"/>
@@ -2854,7 +3058,7 @@
             <w:noProof/>
             <w:webHidden/>
           </w:rPr>
-          <w:instrText xml:space="preserve"> PAGEREF _Toc241143232 \h </w:instrText>
+          <w:instrText xml:space="preserve"> PAGEREF _Toc243120042 \h </w:instrText>
         </w:r>
         <w:r>
           <w:rPr>
@@ -2874,7 +3078,7 @@
             <w:noProof/>
             <w:webHidden/>
           </w:rPr>
-          <w:t>13</w:t>
+          <w:t>16</w:t>
         </w:r>
         <w:r>
           <w:rPr>
@@ -2895,7 +3099,7 @@
           <w:noProof/>
         </w:rPr>
       </w:pPr>
-      <w:hyperlink w:anchor="_Toc241143233" w:history="1">
+      <w:hyperlink w:anchor="_Toc243120043" w:history="1">
         <w:r>
           <w:rPr>
             <w:rStyle w:val="Hyperlink"/>
@@ -2922,7 +3126,7 @@
             <w:noProof/>
             <w:webHidden/>
           </w:rPr>
-          <w:instrText xml:space="preserve"> PAGEREF _Toc241143233 \h </w:instrText>
+          <w:instrText xml:space="preserve"> PAGEREF _Toc243120043 \h </w:instrText>
         </w:r>
         <w:r>
           <w:rPr>
@@ -2942,7 +3146,7 @@
             <w:noProof/>
             <w:webHidden/>
           </w:rPr>
-          <w:t>14</w:t>
+          <w:t>16</w:t>
         </w:r>
         <w:r>
           <w:rPr>
@@ -2963,7 +3167,7 @@
           <w:noProof/>
         </w:rPr>
       </w:pPr>
-      <w:hyperlink w:anchor="_Toc241143234" w:history="1">
+      <w:hyperlink w:anchor="_Toc243120044" w:history="1">
         <w:r>
           <w:rPr>
             <w:rStyle w:val="Hyperlink"/>
@@ -2990,7 +3194,7 @@
             <w:noProof/>
             <w:webHidden/>
           </w:rPr>
-          <w:instrText xml:space="preserve"> PAGEREF _Toc241143234 \h </w:instrText>
+          <w:instrText xml:space="preserve"> PAGEREF _Toc243120044 \h </w:instrText>
         </w:r>
         <w:r>
           <w:rPr>
@@ -3010,7 +3214,7 @@
             <w:noProof/>
             <w:webHidden/>
           </w:rPr>
-          <w:t>14</w:t>
+          <w:t>16</w:t>
         </w:r>
         <w:r>
           <w:rPr>
@@ -3031,7 +3235,7 @@
           <w:noProof/>
         </w:rPr>
       </w:pPr>
-      <w:hyperlink w:anchor="_Toc241143235" w:history="1">
+      <w:hyperlink w:anchor="_Toc243120045" w:history="1">
         <w:r>
           <w:rPr>
             <w:rStyle w:val="Hyperlink"/>
@@ -3058,7 +3262,7 @@
             <w:noProof/>
             <w:webHidden/>
           </w:rPr>
-          <w:instrText xml:space="preserve"> PAGEREF _Toc241143235 \h </w:instrText>
+          <w:instrText xml:space="preserve"> PAGEREF _Toc243120045 \h </w:instrText>
         </w:r>
         <w:r>
           <w:rPr>
@@ -3078,7 +3282,7 @@
             <w:noProof/>
             <w:webHidden/>
           </w:rPr>
-          <w:t>14</w:t>
+          <w:t>16</w:t>
         </w:r>
         <w:r>
           <w:rPr>
@@ -3099,7 +3303,7 @@
           <w:noProof/>
         </w:rPr>
       </w:pPr>
-      <w:hyperlink w:anchor="_Toc241143236" w:history="1">
+      <w:hyperlink w:anchor="_Toc243120046" w:history="1">
         <w:r>
           <w:rPr>
             <w:rStyle w:val="Hyperlink"/>
@@ -3126,7 +3330,7 @@
             <w:noProof/>
             <w:webHidden/>
           </w:rPr>
-          <w:instrText xml:space="preserve"> PAGEREF _Toc241143236 \h </w:instrText>
+          <w:instrText xml:space="preserve"> PAGEREF _Toc243120046 \h </w:instrText>
         </w:r>
         <w:r>
           <w:rPr>
@@ -3146,7 +3350,7 @@
             <w:noProof/>
             <w:webHidden/>
           </w:rPr>
-          <w:t>14</w:t>
+          <w:t>17</w:t>
         </w:r>
         <w:r>
           <w:rPr>
@@ -3167,7 +3371,7 @@
           <w:noProof/>
         </w:rPr>
       </w:pPr>
-      <w:hyperlink w:anchor="_Toc241143237" w:history="1">
+      <w:hyperlink w:anchor="_Toc243120047" w:history="1">
         <w:r>
           <w:rPr>
             <w:rStyle w:val="Hyperlink"/>
@@ -3194,7 +3398,7 @@
             <w:noProof/>
             <w:webHidden/>
           </w:rPr>
-          <w:instrText xml:space="preserve"> PAGEREF _Toc241143237 \h </w:instrText>
+          <w:instrText xml:space="preserve"> PAGEREF _Toc243120047 \h </w:instrText>
         </w:r>
         <w:r>
           <w:rPr>
@@ -3214,7 +3418,7 @@
             <w:noProof/>
             <w:webHidden/>
           </w:rPr>
-          <w:t>15</w:t>
+          <w:t>17</w:t>
         </w:r>
         <w:r>
           <w:rPr>
@@ -3235,7 +3439,7 @@
           <w:noProof/>
         </w:rPr>
       </w:pPr>
-      <w:hyperlink w:anchor="_Toc241143238" w:history="1">
+      <w:hyperlink w:anchor="_Toc243120048" w:history="1">
         <w:r>
           <w:rPr>
             <w:rStyle w:val="Hyperlink"/>
@@ -3262,7 +3466,7 @@
             <w:noProof/>
             <w:webHidden/>
           </w:rPr>
-          <w:instrText xml:space="preserve"> PAGEREF _Toc241143238 \h </w:instrText>
+          <w:instrText xml:space="preserve"> PAGEREF _Toc243120048 \h </w:instrText>
         </w:r>
         <w:r>
           <w:rPr>
@@ -3282,7 +3486,7 @@
             <w:noProof/>
             <w:webHidden/>
           </w:rPr>
-          <w:t>15</w:t>
+          <w:t>17</w:t>
         </w:r>
         <w:r>
           <w:rPr>
@@ -3303,7 +3507,7 @@
           <w:noProof/>
         </w:rPr>
       </w:pPr>
-      <w:hyperlink w:anchor="_Toc241143239" w:history="1">
+      <w:hyperlink w:anchor="_Toc243120049" w:history="1">
         <w:r>
           <w:rPr>
             <w:rStyle w:val="Hyperlink"/>
@@ -3330,7 +3534,7 @@
             <w:noProof/>
             <w:webHidden/>
           </w:rPr>
-          <w:instrText xml:space="preserve"> PAGEREF _Toc241143239 \h </w:instrText>
+          <w:instrText xml:space="preserve"> PAGEREF _Toc243120049 \h </w:instrText>
         </w:r>
         <w:r>
           <w:rPr>
@@ -3350,7 +3554,7 @@
             <w:noProof/>
             <w:webHidden/>
           </w:rPr>
-          <w:t>15</w:t>
+          <w:t>17</w:t>
         </w:r>
         <w:r>
           <w:rPr>
@@ -3371,7 +3575,7 @@
           <w:noProof/>
         </w:rPr>
       </w:pPr>
-      <w:hyperlink w:anchor="_Toc241143240" w:history="1">
+      <w:hyperlink w:anchor="_Toc243120050" w:history="1">
         <w:r>
           <w:rPr>
             <w:rStyle w:val="Hyperlink"/>
@@ -3398,7 +3602,7 @@
             <w:noProof/>
             <w:webHidden/>
           </w:rPr>
-          <w:instrText xml:space="preserve"> PAGEREF _Toc241143240 \h </w:instrText>
+          <w:instrText xml:space="preserve"> PAGEREF _Toc243120050 \h </w:instrText>
         </w:r>
         <w:r>
           <w:rPr>
@@ -3418,7 +3622,7 @@
             <w:noProof/>
             <w:webHidden/>
           </w:rPr>
-          <w:t>15</w:t>
+          <w:t>17</w:t>
         </w:r>
         <w:r>
           <w:rPr>
@@ -3439,7 +3643,7 @@
           <w:noProof/>
         </w:rPr>
       </w:pPr>
-      <w:hyperlink w:anchor="_Toc241143241" w:history="1">
+      <w:hyperlink w:anchor="_Toc243120051" w:history="1">
         <w:r>
           <w:rPr>
             <w:rStyle w:val="Hyperlink"/>
@@ -3466,7 +3670,7 @@
             <w:noProof/>
             <w:webHidden/>
           </w:rPr>
-          <w:instrText xml:space="preserve"> PAGEREF _Toc241143241 \h </w:instrText>
+          <w:instrText xml:space="preserve"> PAGEREF _Toc243120051 \h </w:instrText>
         </w:r>
         <w:r>
           <w:rPr>
@@ -3486,7 +3690,7 @@
             <w:noProof/>
             <w:webHidden/>
           </w:rPr>
-          <w:t>15</w:t>
+          <w:t>18</w:t>
         </w:r>
         <w:r>
           <w:rPr>
@@ -3507,7 +3711,7 @@
           <w:noProof/>
         </w:rPr>
       </w:pPr>
-      <w:hyperlink w:anchor="_Toc241143242" w:history="1">
+      <w:hyperlink w:anchor="_Toc243120052" w:history="1">
         <w:r>
           <w:rPr>
             <w:rStyle w:val="Hyperlink"/>
@@ -3534,7 +3738,7 @@
             <w:noProof/>
             <w:webHidden/>
           </w:rPr>
-          <w:instrText xml:space="preserve"> PAGEREF _Toc241143242 \h </w:instrText>
+          <w:instrText xml:space="preserve"> PAGEREF _Toc243120052 \h </w:instrText>
         </w:r>
         <w:r>
           <w:rPr>
@@ -3554,7 +3758,7 @@
             <w:noProof/>
             <w:webHidden/>
           </w:rPr>
-          <w:t>15</w:t>
+          <w:t>18</w:t>
         </w:r>
         <w:r>
           <w:rPr>
@@ -3575,7 +3779,7 @@
           <w:noProof/>
         </w:rPr>
       </w:pPr>
-      <w:hyperlink w:anchor="_Toc241143243" w:history="1">
+      <w:hyperlink w:anchor="_Toc243120053" w:history="1">
         <w:r>
           <w:rPr>
             <w:rStyle w:val="Hyperlink"/>
@@ -3602,7 +3806,7 @@
             <w:noProof/>
             <w:webHidden/>
           </w:rPr>
-          <w:instrText xml:space="preserve"> PAGEREF _Toc241143243 \h </w:instrText>
+          <w:instrText xml:space="preserve"> PAGEREF _Toc243120053 \h </w:instrText>
         </w:r>
         <w:r>
           <w:rPr>
@@ -3622,7 +3826,7 @@
             <w:noProof/>
             <w:webHidden/>
           </w:rPr>
-          <w:t>16</w:t>
+          <w:t>18</w:t>
         </w:r>
         <w:r>
           <w:rPr>
@@ -3643,7 +3847,7 @@
           <w:noProof/>
         </w:rPr>
       </w:pPr>
-      <w:hyperlink w:anchor="_Toc241143244" w:history="1">
+      <w:hyperlink w:anchor="_Toc243120054" w:history="1">
         <w:r>
           <w:rPr>
             <w:rStyle w:val="Hyperlink"/>
@@ -3670,7 +3874,7 @@
             <w:noProof/>
             <w:webHidden/>
           </w:rPr>
-          <w:instrText xml:space="preserve"> PAGEREF _Toc241143244 \h </w:instrText>
+          <w:instrText xml:space="preserve"> PAGEREF _Toc243120054 \h </w:instrText>
         </w:r>
         <w:r>
           <w:rPr>
@@ -3690,7 +3894,7 @@
             <w:noProof/>
             <w:webHidden/>
           </w:rPr>
-          <w:t>16</w:t>
+          <w:t>19</w:t>
         </w:r>
         <w:r>
           <w:rPr>
@@ -3711,7 +3915,7 @@
           <w:noProof/>
         </w:rPr>
       </w:pPr>
-      <w:hyperlink w:anchor="_Toc241143245" w:history="1">
+      <w:hyperlink w:anchor="_Toc243120055" w:history="1">
         <w:r>
           <w:rPr>
             <w:rStyle w:val="Hyperlink"/>
@@ -3738,7 +3942,7 @@
             <w:noProof/>
             <w:webHidden/>
           </w:rPr>
-          <w:instrText xml:space="preserve"> PAGEREF _Toc241143245 \h </w:instrText>
+          <w:instrText xml:space="preserve"> PAGEREF _Toc243120055 \h </w:instrText>
         </w:r>
         <w:r>
           <w:rPr>
@@ -3758,7 +3962,7 @@
             <w:noProof/>
             <w:webHidden/>
           </w:rPr>
-          <w:t>17</w:t>
+          <w:t>20</w:t>
         </w:r>
         <w:r>
           <w:rPr>
@@ -3779,7 +3983,7 @@
           <w:noProof/>
         </w:rPr>
       </w:pPr>
-      <w:hyperlink w:anchor="_Toc241143246" w:history="1">
+      <w:hyperlink w:anchor="_Toc243120056" w:history="1">
         <w:r>
           <w:rPr>
             <w:rStyle w:val="Hyperlink"/>
@@ -3806,7 +4010,7 @@
             <w:noProof/>
             <w:webHidden/>
           </w:rPr>
-          <w:instrText xml:space="preserve"> PAGEREF _Toc241143246 \h </w:instrText>
+          <w:instrText xml:space="preserve"> PAGEREF _Toc243120056 \h </w:instrText>
         </w:r>
         <w:r>
           <w:rPr>
@@ -3826,7 +4030,7 @@
             <w:noProof/>
             <w:webHidden/>
           </w:rPr>
-          <w:t>19</w:t>
+          <w:t>22</w:t>
         </w:r>
         <w:r>
           <w:rPr>
@@ -3847,7 +4051,7 @@
           <w:noProof/>
         </w:rPr>
       </w:pPr>
-      <w:hyperlink w:anchor="_Toc241143247" w:history="1">
+      <w:hyperlink w:anchor="_Toc243120057" w:history="1">
         <w:r>
           <w:rPr>
             <w:rStyle w:val="Hyperlink"/>
@@ -3874,7 +4078,7 @@
             <w:noProof/>
             <w:webHidden/>
           </w:rPr>
-          <w:instrText xml:space="preserve"> PAGEREF _Toc241143247 \h </w:instrText>
+          <w:instrText xml:space="preserve"> PAGEREF _Toc243120057 \h </w:instrText>
         </w:r>
         <w:r>
           <w:rPr>
@@ -3894,7 +4098,7 @@
             <w:noProof/>
             <w:webHidden/>
           </w:rPr>
-          <w:t>19</w:t>
+          <w:t>22</w:t>
         </w:r>
         <w:r>
           <w:rPr>
@@ -3915,7 +4119,7 @@
           <w:noProof/>
         </w:rPr>
       </w:pPr>
-      <w:hyperlink w:anchor="_Toc241143248" w:history="1">
+      <w:hyperlink w:anchor="_Toc243120058" w:history="1">
         <w:r>
           <w:rPr>
             <w:rStyle w:val="Hyperlink"/>
@@ -3942,7 +4146,7 @@
             <w:noProof/>
             <w:webHidden/>
           </w:rPr>
-          <w:instrText xml:space="preserve"> PAGEREF _Toc241143248 \h </w:instrText>
+          <w:instrText xml:space="preserve"> PAGEREF _Toc243120058 \h </w:instrText>
         </w:r>
         <w:r>
           <w:rPr>
@@ -3962,7 +4166,7 @@
             <w:noProof/>
             <w:webHidden/>
           </w:rPr>
-          <w:t>19</w:t>
+          <w:t>22</w:t>
         </w:r>
         <w:r>
           <w:rPr>
@@ -3983,7 +4187,7 @@
           <w:noProof/>
         </w:rPr>
       </w:pPr>
-      <w:hyperlink w:anchor="_Toc241143249" w:history="1">
+      <w:hyperlink w:anchor="_Toc243120059" w:history="1">
         <w:r>
           <w:rPr>
             <w:rStyle w:val="Hyperlink"/>
@@ -4010,7 +4214,7 @@
             <w:noProof/>
             <w:webHidden/>
           </w:rPr>
-          <w:instrText xml:space="preserve"> PAGEREF _Toc241143249 \h </w:instrText>
+          <w:instrText xml:space="preserve"> PAGEREF _Toc243120059 \h </w:instrText>
         </w:r>
         <w:r>
           <w:rPr>
@@ -4030,7 +4234,7 @@
             <w:noProof/>
             <w:webHidden/>
           </w:rPr>
-          <w:t>19</w:t>
+          <w:t>22</w:t>
         </w:r>
         <w:r>
           <w:rPr>
@@ -4051,7 +4255,7 @@
           <w:noProof/>
         </w:rPr>
       </w:pPr>
-      <w:hyperlink w:anchor="_Toc241143250" w:history="1">
+      <w:hyperlink w:anchor="_Toc243120060" w:history="1">
         <w:r>
           <w:rPr>
             <w:rStyle w:val="Hyperlink"/>
@@ -4078,7 +4282,7 @@
             <w:noProof/>
             <w:webHidden/>
           </w:rPr>
-          <w:instrText xml:space="preserve"> PAGEREF _Toc241143250 \h </w:instrText>
+          <w:instrText xml:space="preserve"> PAGEREF _Toc243120060 \h </w:instrText>
         </w:r>
         <w:r>
           <w:rPr>
@@ -4098,7 +4302,7 @@
             <w:noProof/>
             <w:webHidden/>
           </w:rPr>
-          <w:t>20</w:t>
+          <w:t>23</w:t>
         </w:r>
         <w:r>
           <w:rPr>
@@ -4119,7 +4323,7 @@
           <w:noProof/>
         </w:rPr>
       </w:pPr>
-      <w:hyperlink w:anchor="_Toc241143251" w:history="1">
+      <w:hyperlink w:anchor="_Toc243120061" w:history="1">
         <w:r>
           <w:rPr>
             <w:rStyle w:val="Hyperlink"/>
@@ -4146,7 +4350,7 @@
             <w:noProof/>
             <w:webHidden/>
           </w:rPr>
-          <w:instrText xml:space="preserve"> PAGEREF _Toc241143251 \h </w:instrText>
+          <w:instrText xml:space="preserve"> PAGEREF _Toc243120061 \h </w:instrText>
         </w:r>
         <w:r>
           <w:rPr>
@@ -4166,7 +4370,7 @@
             <w:noProof/>
             <w:webHidden/>
           </w:rPr>
-          <w:t>20</w:t>
+          <w:t>23</w:t>
         </w:r>
         <w:r>
           <w:rPr>
@@ -4187,7 +4391,7 @@
           <w:noProof/>
         </w:rPr>
       </w:pPr>
-      <w:hyperlink w:anchor="_Toc241143252" w:history="1">
+      <w:hyperlink w:anchor="_Toc243120062" w:history="1">
         <w:r>
           <w:rPr>
             <w:rStyle w:val="Hyperlink"/>
@@ -4214,7 +4418,7 @@
             <w:noProof/>
             <w:webHidden/>
           </w:rPr>
-          <w:instrText xml:space="preserve"> PAGEREF _Toc241143252 \h </w:instrText>
+          <w:instrText xml:space="preserve"> PAGEREF _Toc243120062 \h </w:instrText>
         </w:r>
         <w:r>
           <w:rPr>
@@ -4234,7 +4438,7 @@
             <w:noProof/>
             <w:webHidden/>
           </w:rPr>
-          <w:t>21</w:t>
+          <w:t>24</w:t>
         </w:r>
         <w:r>
           <w:rPr>
@@ -4255,7 +4459,7 @@
           <w:noProof/>
         </w:rPr>
       </w:pPr>
-      <w:hyperlink w:anchor="_Toc241143253" w:history="1">
+      <w:hyperlink w:anchor="_Toc243120063" w:history="1">
         <w:r>
           <w:rPr>
             <w:rStyle w:val="Hyperlink"/>
@@ -4282,7 +4486,7 @@
             <w:noProof/>
             <w:webHidden/>
           </w:rPr>
-          <w:instrText xml:space="preserve"> PAGEREF _Toc241143253 \h </w:instrText>
+          <w:instrText xml:space="preserve"> PAGEREF _Toc243120063 \h </w:instrText>
         </w:r>
         <w:r>
           <w:rPr>
@@ -4302,7 +4506,7 @@
             <w:noProof/>
             <w:webHidden/>
           </w:rPr>
-          <w:t>21</w:t>
+          <w:t>24</w:t>
         </w:r>
         <w:r>
           <w:rPr>
@@ -4323,7 +4527,7 @@
           <w:noProof/>
         </w:rPr>
       </w:pPr>
-      <w:hyperlink w:anchor="_Toc241143254" w:history="1">
+      <w:hyperlink w:anchor="_Toc243120064" w:history="1">
         <w:r>
           <w:rPr>
             <w:rStyle w:val="Hyperlink"/>
@@ -4350,7 +4554,7 @@
             <w:noProof/>
             <w:webHidden/>
           </w:rPr>
-          <w:instrText xml:space="preserve"> PAGEREF _Toc241143254 \h </w:instrText>
+          <w:instrText xml:space="preserve"> PAGEREF _Toc243120064 \h </w:instrText>
         </w:r>
         <w:r>
           <w:rPr>
@@ -4370,7 +4574,7 @@
             <w:noProof/>
             <w:webHidden/>
           </w:rPr>
-          <w:t>22</w:t>
+          <w:t>25</w:t>
         </w:r>
         <w:r>
           <w:rPr>
@@ -4391,7 +4595,7 @@
           <w:noProof/>
         </w:rPr>
       </w:pPr>
-      <w:hyperlink w:anchor="_Toc241143255" w:history="1">
+      <w:hyperlink w:anchor="_Toc243120065" w:history="1">
         <w:r>
           <w:rPr>
             <w:rStyle w:val="Hyperlink"/>
@@ -4418,7 +4622,7 @@
             <w:noProof/>
             <w:webHidden/>
           </w:rPr>
-          <w:instrText xml:space="preserve"> PAGEREF _Toc241143255 \h </w:instrText>
+          <w:instrText xml:space="preserve"> PAGEREF _Toc243120065 \h </w:instrText>
         </w:r>
         <w:r>
           <w:rPr>
@@ -4438,7 +4642,7 @@
             <w:noProof/>
             <w:webHidden/>
           </w:rPr>
-          <w:t>23</w:t>
+          <w:t>26</w:t>
         </w:r>
         <w:r>
           <w:rPr>
@@ -4459,7 +4663,7 @@
           <w:noProof/>
         </w:rPr>
       </w:pPr>
-      <w:hyperlink w:anchor="_Toc241143256" w:history="1">
+      <w:hyperlink w:anchor="_Toc243120066" w:history="1">
         <w:r>
           <w:rPr>
             <w:rStyle w:val="Hyperlink"/>
@@ -4486,7 +4690,7 @@
             <w:noProof/>
             <w:webHidden/>
           </w:rPr>
-          <w:instrText xml:space="preserve"> PAGEREF _Toc241143256 \h </w:instrText>
+          <w:instrText xml:space="preserve"> PAGEREF _Toc243120066 \h </w:instrText>
         </w:r>
         <w:r>
           <w:rPr>
@@ -4506,7 +4710,7 @@
             <w:noProof/>
             <w:webHidden/>
           </w:rPr>
-          <w:t>24</w:t>
+          <w:t>27</w:t>
         </w:r>
         <w:r>
           <w:rPr>
@@ -4527,12 +4731,80 @@
           <w:noProof/>
         </w:rPr>
       </w:pPr>
-      <w:hyperlink w:anchor="_Toc241143257" w:history="1">
+      <w:hyperlink w:anchor="_Toc243120067" w:history="1">
         <w:r>
           <w:rPr>
             <w:rStyle w:val="Hyperlink"/>
             <w:noProof/>
           </w:rPr>
+          <w:t>Annex D2 — what was added in October 2026</w:t>
+        </w:r>
+        <w:r>
+          <w:rPr>
+            <w:noProof/>
+            <w:webHidden/>
+          </w:rPr>
+          <w:tab/>
+        </w:r>
+        <w:r>
+          <w:rPr>
+            <w:noProof/>
+            <w:webHidden/>
+          </w:rPr>
+          <w:fldChar w:fldCharType="begin"/>
+        </w:r>
+        <w:r>
+          <w:rPr>
+            <w:noProof/>
+            <w:webHidden/>
+          </w:rPr>
+          <w:instrText xml:space="preserve"> PAGEREF _Toc243120067 \h </w:instrText>
+        </w:r>
+        <w:r>
+          <w:rPr>
+            <w:noProof/>
+            <w:webHidden/>
+          </w:rPr>
+        </w:r>
+        <w:r>
+          <w:rPr>
+            <w:noProof/>
+            <w:webHidden/>
+          </w:rPr>
+          <w:fldChar w:fldCharType="separate"/>
+        </w:r>
+        <w:r>
+          <w:rPr>
+            <w:noProof/>
+            <w:webHidden/>
+          </w:rPr>
+          <w:t>28</w:t>
+        </w:r>
+        <w:r>
+          <w:rPr>
+            <w:noProof/>
+            <w:webHidden/>
+          </w:rPr>
+          <w:fldChar w:fldCharType="end"/>
+        </w:r>
+      </w:hyperlink>
+    </w:p>
+    <w:p>
+      <w:pPr>
+        <w:pStyle w:val="TOC1"/>
+        <w:tabs>
+          <w:tab w:val="right" w:leader="dot" w:pos="9962"/>
+        </w:tabs>
+        <w:rPr>
+          <w:noProof/>
+        </w:rPr>
+      </w:pPr>
+      <w:hyperlink w:anchor="_Toc243120068" w:history="1">
+        <w:r>
+          <w:rPr>
+            <w:rStyle w:val="Hyperlink"/>
+            <w:noProof/>
+          </w:rPr>
           <w:t>Annex E — keeping this true</w:t>
         </w:r>
         <w:r>
@@ -4554,7 +4826,7 @@
             <w:noProof/>
             <w:webHidden/>
           </w:rPr>
-          <w:instrText xml:space="preserve"> PAGEREF _Toc241143257 \h </w:instrText>
+          <w:instrText xml:space="preserve"> PAGEREF _Toc243120068 \h </w:instrText>
         </w:r>
         <w:r>
           <w:rPr>
@@ -4574,7 +4846,7 @@
             <w:noProof/>
             <w:webHidden/>
           </w:rPr>
-          <w:t>25</w:t>
+          <w:t>28</w:t>
         </w:r>
         <w:r>
           <w:rPr>
@@ -4599,7 +4871,7 @@
       <w:pPr>
         <w:pStyle w:val="Heading1"/>
       </w:pPr>
-      <w:bookmarkStart w:id="1" w:name="_Toc241143196"/>
+      <w:bookmarkStart w:id="1" w:name="_Toc243120003"/>
       <w:r>
         <w:lastRenderedPageBreak/>
         <w:t>1. How to read this guide</w:t>
@@ -4706,7 +4978,7 @@
       <w:pPr>
         <w:pStyle w:val="Heading1"/>
       </w:pPr>
-      <w:bookmarkStart w:id="2" w:name="_Toc241143197"/>
+      <w:bookmarkStart w:id="2" w:name="_Toc243120004"/>
       <w:r>
         <w:t>2. The system in one minute</w:t>
       </w:r>
@@ -4865,7 +5137,7 @@
       <w:pPr>
         <w:pStyle w:val="Heading1"/>
       </w:pPr>
-      <w:bookmarkStart w:id="3" w:name="_Toc241143198"/>
+      <w:bookmarkStart w:id="3" w:name="_Toc243120005"/>
       <w:r>
         <w:t>3. The six users at a glance</w:t>
       </w:r>
@@ -5562,7 +5834,7 @@
       <w:pPr>
         <w:pStyle w:val="Heading1"/>
       </w:pPr>
-      <w:bookmarkStart w:id="4" w:name="_Toc241143199"/>
+      <w:bookmarkStart w:id="4" w:name="_Toc243120006"/>
       <w:r>
         <w:t>4. The member — no account, one key</w:t>
       </w:r>
@@ -5585,7 +5857,7 @@
       <w:pPr>
         <w:pStyle w:val="Heading2"/>
       </w:pPr>
-      <w:bookmarkStart w:id="5" w:name="_Toc241143200"/>
+      <w:bookmarkStart w:id="5" w:name="_Toc243120007"/>
       <w:r>
         <w:t>4.1 What he sees when he opens the site</w:t>
       </w:r>
@@ -5603,7 +5875,7 @@
       <w:pPr>
         <w:pStyle w:val="Heading2"/>
       </w:pPr>
-      <w:bookmarkStart w:id="6" w:name="_Toc241143201"/>
+      <w:bookmarkStart w:id="6" w:name="_Toc243120008"/>
       <w:r>
         <w:t>4.2 The gate: how he gets in</w:t>
       </w:r>
@@ -5754,7 +6026,7 @@
       <w:pPr>
         <w:pStyle w:val="Heading2"/>
       </w:pPr>
-      <w:bookmarkStart w:id="7" w:name="_Toc241143202"/>
+      <w:bookmarkStart w:id="7" w:name="_Toc243120009"/>
       <w:r>
         <w:t>4.3 His own record: the passbook</w:t>
       </w:r>
@@ -5867,10 +6139,32 @@
       </w:r>
     </w:p>
     <w:p>
+      <w:r>
+        <w:rPr>
+          <w:rFonts w:eastAsia="Calibri" w:cs="Calibri"/>
+        </w:rPr>
+        <w:t>**Where it all sits on the page.** His record opens first, because that is what he came for. While he is still looking at the page without a record, the whole top of it is the one question — what the group does, and the box for the ID registered with it. The moment the ID is accepted that block stands down to a single line, "Record open · Member № 12345", with a button to check another ID; his record then begins at the top of the screen instead of below a headline and a form he has already used.</w:t>
+      </w:r>
+    </w:p>
+    <w:p>
+      <w:r>
+        <w:rPr>
+          <w:rFonts w:eastAsia="Calibri" w:cs="Calibri"/>
+        </w:rPr>
+        <w:t>His passbook is laid out as a small dashboard: his name and member number above everything, then — under his name on a phone, and in a column down the right-hand side on a laptop screen — the one figure the page exists for (**what he holds today**, with the sum it is made of spelled out under it, and anything he owes), followed by his details, his next of kin and his statement downloads. The ledger itself — every payment, newest first, with what he has paid to date — takes the wide side of the page, with hi</w:t>
+      </w:r>
+      <w:r>
+        <w:rPr>
+          <w:rFonts w:eastAsia="Calibri" w:cs="Calibri"/>
+        </w:rPr>
+        <w:t>s fines and his week-by-week schedule beneath it, because a ledger is the one thing that needs the room. What is left is the group's own figures and its vision and mission, in a band of their own behind their own heading: the part anybody may read without an ID, marked as something different from his record.</w:t>
+      </w:r>
+    </w:p>
+    <w:p>
       <w:pPr>
         <w:pStyle w:val="Heading2"/>
       </w:pPr>
-      <w:bookmarkStart w:id="8" w:name="_Toc241143203"/>
+      <w:bookmarkStart w:id="8" w:name="_Toc243120010"/>
       <w:r>
         <w:t>4.4 What he can download</w:t>
       </w:r>
@@ -5942,7 +6236,7 @@
       <w:pPr>
         <w:pStyle w:val="Heading2"/>
       </w:pPr>
-      <w:bookmarkStart w:id="9" w:name="_Toc241143204"/>
+      <w:bookmarkStart w:id="9" w:name="_Toc243120011"/>
       <w:r>
         <w:t>4.5 The members' area: documents, minutes, the constitution</w:t>
       </w:r>
@@ -6022,7 +6316,7 @@
       <w:pPr>
         <w:pStyle w:val="Heading2"/>
       </w:pPr>
-      <w:bookmarkStart w:id="10" w:name="_Toc241143205"/>
+      <w:bookmarkStart w:id="10" w:name="_Toc243120012"/>
       <w:r>
         <w:t>4.6 What a member can never do</w:t>
       </w:r>
@@ -6076,7 +6370,7 @@
       <w:pPr>
         <w:pStyle w:val="Heading2"/>
       </w:pPr>
-      <w:bookmarkStart w:id="11" w:name="_Toc241143206"/>
+      <w:bookmarkStart w:id="11" w:name="_Toc243120013"/>
       <w:r>
         <w:t>4.7 A member's five minutes, step by step</w:t>
       </w:r>
@@ -6152,7 +6446,7 @@
       <w:pPr>
         <w:pStyle w:val="Heading2"/>
       </w:pPr>
-      <w:bookmarkStart w:id="12" w:name="_Toc241143207"/>
+      <w:bookmarkStart w:id="12" w:name="_Toc243120014"/>
       <w:r>
         <w:t>4.8 If a member says the figure is wrong</w:t>
       </w:r>
@@ -6214,7 +6508,7 @@
       <w:pPr>
         <w:pStyle w:val="Heading1"/>
       </w:pPr>
-      <w:bookmarkStart w:id="13" w:name="_Toc241143208"/>
+      <w:bookmarkStart w:id="13" w:name="_Toc243120015"/>
       <w:r>
         <w:t>5. Staff accounts: what every role shares</w:t>
       </w:r>
@@ -6237,7 +6531,7 @@
       <w:pPr>
         <w:pStyle w:val="Heading2"/>
       </w:pPr>
-      <w:bookmarkStart w:id="14" w:name="_Toc241143209"/>
+      <w:bookmarkStart w:id="14" w:name="_Toc243120016"/>
       <w:r>
         <w:t>5.1 Getting in</w:t>
       </w:r>
@@ -6427,7 +6721,7 @@
       <w:pPr>
         <w:pStyle w:val="Heading2"/>
       </w:pPr>
-      <w:bookmarkStart w:id="15" w:name="_Toc241143210"/>
+      <w:bookmarkStart w:id="15" w:name="_Toc243120017"/>
       <w:r>
         <w:t>5.2 Two-factor authentication (2FA)</w:t>
       </w:r>
@@ -6539,7 +6833,7 @@
       <w:pPr>
         <w:pStyle w:val="Heading2"/>
       </w:pPr>
-      <w:bookmarkStart w:id="16" w:name="_Toc241143211"/>
+      <w:bookmarkStart w:id="16" w:name="_Toc243120018"/>
       <w:r>
         <w:t>5.3 The menu each role gets</w:t>
       </w:r>
@@ -6799,7 +7093,7 @@
       <w:pPr>
         <w:pStyle w:val="Heading2"/>
       </w:pPr>
-      <w:bookmarkStart w:id="17" w:name="_Toc241143212"/>
+      <w:bookmarkStart w:id="17" w:name="_Toc243120019"/>
       <w:r>
         <w:t>5.4 What the office dashboard is</w:t>
       </w:r>
@@ -6817,7 +7111,7 @@
       <w:pPr>
         <w:pStyle w:val="Heading1"/>
       </w:pPr>
-      <w:bookmarkStart w:id="18" w:name="_Toc241143213"/>
+      <w:bookmarkStart w:id="18" w:name="_Toc243120020"/>
       <w:r>
         <w:t>6. The super admin — the account that can put things right</w:t>
       </w:r>
@@ -6840,7 +7134,7 @@
       <w:pPr>
         <w:pStyle w:val="Heading2"/>
       </w:pPr>
-      <w:bookmarkStart w:id="19" w:name="_Toc241143214"/>
+      <w:bookmarkStart w:id="19" w:name="_Toc243120021"/>
       <w:r>
         <w:t>6.1 The account itself</w:t>
       </w:r>
@@ -6922,7 +7216,7 @@
       <w:pPr>
         <w:pStyle w:val="Heading2"/>
       </w:pPr>
-      <w:bookmarkStart w:id="20" w:name="_Toc241143215"/>
+      <w:bookmarkStart w:id="20" w:name="_Toc243120022"/>
       <w:r>
         <w:t>6.2 Work only the super admin can do</w:t>
       </w:r>
@@ -7027,20 +7321,38 @@
           <w:rFonts w:eastAsia="Calibri" w:cs="Calibri"/>
           <w:b/>
         </w:rPr>
+        <w:t>The Control Room</w:t>
+      </w:r>
+      <w:r>
+        <w:rPr>
+          <w:rFonts w:eastAsia="Calibri" w:cs="Calibri"/>
+        </w:rPr>
+        <w:t xml:space="preserve"> (Control Room in the menu): one screen for seeing the whole system and putting it right. Section 6.5 describes it.</w:t>
+      </w:r>
+    </w:p>
+    <w:p>
+      <w:pPr>
+        <w:pStyle w:val="ListBullet"/>
+      </w:pPr>
+      <w:r>
+        <w:rPr>
+          <w:rFonts w:eastAsia="Calibri" w:cs="Calibri"/>
+          <w:b/>
+        </w:rPr>
         <w:t>Everything else</w:t>
       </w:r>
       <w:r>
         <w:rPr>
           <w:rFonts w:eastAsia="Calibri" w:cs="Calibri"/>
         </w:rPr>
-        <w:t>, exactly as the admin and the treasurer have it: the ledger, members, fines, minutes, documents, reports, reminders and the audit trail.</w:t>
+        <w:t>, exactly as the admin and the treasurer have it: the ledger, members, fines, minutes, documents, reports, reminders, loans and the audit trail.</w:t>
       </w:r>
     </w:p>
     <w:p>
       <w:pPr>
         <w:pStyle w:val="Heading2"/>
       </w:pPr>
-      <w:bookmarkStart w:id="21" w:name="_Toc241143216"/>
+      <w:bookmarkStart w:id="21" w:name="_Toc243120023"/>
       <w:r>
         <w:t>6.3 A super admin's working session</w:t>
       </w:r>
@@ -7189,9 +7501,9 @@
       <w:pPr>
         <w:pStyle w:val="Heading2"/>
       </w:pPr>
-      <w:bookmarkStart w:id="22" w:name="_Toc241143217"/>
-      <w:r>
-        <w:t>6.4 What even the super admin cannot do</w:t>
+      <w:bookmarkStart w:id="22" w:name="_Toc243120024"/>
+      <w:r>
+        <w:t>6.4 Backups on the free host</w:t>
       </w:r>
       <w:bookmarkEnd w:id="22"/>
     </w:p>
@@ -7202,8 +7514,15 @@
       <w:r>
         <w:rPr>
           <w:rFonts w:eastAsia="Calibri" w:cs="Calibri"/>
-        </w:rPr>
-        <w:t>Deactivate or delete the super admin account; reset its own password through the accounts list (Settings → My password is the way), or use the accounts list to switch its own second factor off.</w:t>
+          <w:b/>
+        </w:rPr>
+        <w:t>Each backup is also kept off the server.</w:t>
+      </w:r>
+      <w:r>
+        <w:rPr>
+          <w:rFonts w:eastAsia="Calibri" w:cs="Calibri"/>
+        </w:rPr>
+        <w:t xml:space="preserve"> The host the system runs on may wipe its own disk whenever it restarts, so a copy sitting there is not a backup. Every backup is also compressed and stored, privately, in the same Cloudinary account the photographs use; the newest 14 are kept. Only the super admin can list, download or restore from them (Control Room → Backups).</w:t>
       </w:r>
     </w:p>
     <w:p>
@@ -7213,8 +7532,15 @@
       <w:r>
         <w:rPr>
           <w:rFonts w:eastAsia="Calibri" w:cs="Calibri"/>
-        </w:rPr>
-        <w:t>Change the weekly amount, the tea amount, the week number or each member's opening balance from Settings — those are on Finance → Setup, deliberately, so that a save which would move every balance is confirmed first and audited as one change.</w:t>
+          <w:b/>
+        </w:rPr>
+        <w:t>The 02:00 backup only happens if the server is awake at 02:00.</w:t>
+      </w:r>
+      <w:r>
+        <w:rPr>
+          <w:rFonts w:eastAsia="Calibri" w:cs="Calibri"/>
+        </w:rPr>
+        <w:t xml:space="preserve"> The free plan puts the server to sleep when nobody is using it, and the group has chosen not to keep it awake with an outside timer, because that spends the month's free hours and the service is then switched off until the month turns. So on most nights the scheduled backup does not run.</w:t>
       </w:r>
     </w:p>
     <w:p>
@@ -7224,8 +7550,259 @@
       <w:r>
         <w:rPr>
           <w:rFonts w:eastAsia="Calibri" w:cs="Calibri"/>
-        </w:rPr>
-        <w:t>Change history quietly: the audit trail is append-only and chained, so an entry cannot be edited or removed afterwards.</w:t>
+          <w:b/>
+        </w:rPr>
+        <w:t>Take it by hand instead.</w:t>
+      </w:r>
+      <w:r>
+        <w:rPr>
+          <w:rFonts w:eastAsia="Calibri" w:cs="Calibri"/>
+        </w:rPr>
+        <w:t xml:space="preserve"> Control Room → Backups → Run now on nightly-backup makes the copy and sends it off the server in one go. Do it after any day money was recorded, and before anything risky (a restore, clearing the rehearsal's money, merging two members).</w:t>
+      </w:r>
+    </w:p>
+    <w:p>
+      <w:pPr>
+        <w:pStyle w:val="ListBullet"/>
+      </w:pPr>
+      <w:r>
+        <w:rPr>
+          <w:rFonts w:eastAsia="Calibri" w:cs="Calibri"/>
+          <w:b/>
+        </w:rPr>
+        <w:t>The reminder is built in.</w:t>
+      </w:r>
+      <w:r>
+        <w:rPr>
+          <w:rFonts w:eastAsia="Calibri" w:cs="Calibri"/>
+        </w:rPr>
+        <w:t xml:space="preserve"> The Control Room raises a warning when the newest off-server copy is more than three days old, or when the last attempt failed.</w:t>
+      </w:r>
+    </w:p>
+    <w:p>
+      <w:pPr>
+        <w:pStyle w:val="ListBullet"/>
+      </w:pPr>
+      <w:r>
+        <w:rPr>
+          <w:rFonts w:eastAsia="Calibri" w:cs="Calibri"/>
+          <w:b/>
+        </w:rPr>
+        <w:t>Download one now and then.</w:t>
+      </w:r>
+      <w:r>
+        <w:rPr>
+          <w:rFonts w:eastAsia="Calibri" w:cs="Calibri"/>
+        </w:rPr>
+        <w:t xml:space="preserve"> The free database has no backups of its own, so these copies are the group's only protection against losing it. Keep a downloaded one where the committee keeps the register, never in the repository.</w:t>
+      </w:r>
+    </w:p>
+    <w:p>
+      <w:pPr>
+        <w:pStyle w:val="Heading2"/>
+      </w:pPr>
+      <w:bookmarkStart w:id="23" w:name="_Toc243120025"/>
+      <w:r>
+        <w:t>6.5 The Control Room</w:t>
+      </w:r>
+      <w:bookmarkEnd w:id="23"/>
+    </w:p>
+    <w:p>
+      <w:pPr>
+        <w:pStyle w:val="ListBullet"/>
+      </w:pPr>
+      <w:r>
+        <w:rPr>
+          <w:rFonts w:eastAsia="Calibri" w:cs="Calibri"/>
+          <w:b/>
+        </w:rPr>
+        <w:t>Needs your attention.</w:t>
+      </w:r>
+      <w:r>
+        <w:rPr>
+          <w:rFonts w:eastAsia="Calibri" w:cs="Calibri"/>
+        </w:rPr>
+        <w:t xml:space="preserve"> The first thing on the screen: what is wrong right now, most serious first. For example a backup that is old or failed, loans that are behind, errors the server has hit, or an account that looks wrong.</w:t>
+      </w:r>
+    </w:p>
+    <w:p>
+      <w:pPr>
+        <w:pStyle w:val="ListBullet"/>
+      </w:pPr>
+      <w:r>
+        <w:rPr>
+          <w:rFonts w:eastAsia="Calibri" w:cs="Calibri"/>
+          <w:b/>
+        </w:rPr>
+        <w:t>Accounts and sessions.</w:t>
+      </w:r>
+      <w:r>
+        <w:rPr>
+          <w:rFonts w:eastAsia="Calibri" w:cs="Calibri"/>
+        </w:rPr>
+        <w:t xml:space="preserve"> Everybody who can sign in: their role, when they last signed in and were last active, and from where. You can sign an account out everywhere, freeze it with a reason (it takes hold on the very next request, not when the session expires), or see the app as that role sees it. An account that pre-dates sign-in tracking says "no sign-in recorded yet" rather than "never".</w:t>
+      </w:r>
+    </w:p>
+    <w:p>
+      <w:pPr>
+        <w:pStyle w:val="ListBullet"/>
+      </w:pPr>
+      <w:r>
+        <w:rPr>
+          <w:rFonts w:eastAsia="Calibri" w:cs="Calibri"/>
+          <w:b/>
+        </w:rPr>
+        <w:t>See the app as someone else.</w:t>
+      </w:r>
+      <w:r>
+        <w:rPr>
+          <w:rFonts w:eastAsia="Calibri" w:cs="Calibri"/>
+        </w:rPr>
+        <w:t xml:space="preserve"> A 30-minute, read-only preview of what a treasurer, secretary or other role sees. Every change is refused while previewing, and the Control Room itself is not reachable from inside it.</w:t>
+      </w:r>
+    </w:p>
+    <w:p>
+      <w:pPr>
+        <w:pStyle w:val="ListBullet"/>
+      </w:pPr>
+      <w:r>
+        <w:rPr>
+          <w:rFonts w:eastAsia="Calibri" w:cs="Calibri"/>
+          <w:b/>
+        </w:rPr>
+        <w:t>Maintenance mode.</w:t>
+      </w:r>
+      <w:r>
+        <w:rPr>
+          <w:rFonts w:eastAsia="Calibri" w:cs="Calibri"/>
+        </w:rPr>
+        <w:t xml:space="preserve"> Stops everyone but the super admin from changing anything, with a message you write. Sign-in stays open, because locking out sign-in would lock out the one person who has to switch it off.</w:t>
+      </w:r>
+    </w:p>
+    <w:p>
+      <w:pPr>
+        <w:pStyle w:val="ListBullet"/>
+      </w:pPr>
+      <w:r>
+        <w:rPr>
+          <w:rFonts w:eastAsia="Calibri" w:cs="Calibri"/>
+          <w:b/>
+        </w:rPr>
+        <w:t>Closing the books.</w:t>
+      </w:r>
+      <w:r>
+        <w:rPr>
+          <w:rFonts w:eastAsia="Calibri" w:cs="Calibri"/>
+        </w:rPr>
+        <w:t xml:space="preserve"> Pick a closing day; money dated on or before it can no longer be added, changed or voided. The super admin can still go through with a written reason, which is recorded in the audit trail before the change it allowed.</w:t>
+      </w:r>
+    </w:p>
+    <w:p>
+      <w:pPr>
+        <w:pStyle w:val="ListBullet"/>
+      </w:pPr>
+      <w:r>
+        <w:rPr>
+          <w:rFonts w:eastAsia="Calibri" w:cs="Calibri"/>
+          <w:b/>
+        </w:rPr>
+        <w:t>Switches.</w:t>
+      </w:r>
+      <w:r>
+        <w:rPr>
+          <w:rFonts w:eastAsia="Calibri" w:cs="Calibri"/>
+        </w:rPr>
+        <w:t xml:space="preserve"> Turn the members' page, fine emails, reminder emails and the constitution vote on or off without a redeploy. All are on unless you switch them off.</w:t>
+      </w:r>
+    </w:p>
+    <w:p>
+      <w:pPr>
+        <w:pStyle w:val="ListBullet"/>
+      </w:pPr>
+      <w:r>
+        <w:rPr>
+          <w:rFonts w:eastAsia="Calibri" w:cs="Calibri"/>
+          <w:b/>
+        </w:rPr>
+        <w:t>Backups, restore and jobs.</w:t>
+      </w:r>
+      <w:r>
+        <w:rPr>
+          <w:rFonts w:eastAsia="Calibri" w:cs="Calibri"/>
+        </w:rPr>
+        <w:t xml:space="preserve"> The nightly backup, the weekly audit check and the reminder sweep (pause, run now, history); the off-server copies (list, download); and restore. Restore is two steps: first look at a file (nothing is written), then restore, which needs maintenance mode, your password and the word RESTORE, and takes a safety copy of today first. It only adds and replaces; it never empties anything.</w:t>
+      </w:r>
+    </w:p>
+    <w:p>
+      <w:pPr>
+        <w:pStyle w:val="ListBullet"/>
+      </w:pPr>
+      <w:r>
+        <w:rPr>
+          <w:rFonts w:eastAsia="Calibri" w:cs="Calibri"/>
+          <w:b/>
+        </w:rPr>
+        <w:t>Server errors.</w:t>
+      </w:r>
+      <w:r>
+        <w:rPr>
+          <w:rFonts w:eastAsia="Calibri" w:cs="Calibri"/>
+        </w:rPr>
+        <w:t xml:space="preserve"> Every time the server itself fails (not a mistyped form: a fault), it is recorded, grouped by what and where, and counted. You are emailed once per distinct fault every six hours, and the last week's are listed here.</w:t>
+      </w:r>
+    </w:p>
+    <w:p>
+      <w:pPr>
+        <w:pStyle w:val="ListBullet"/>
+      </w:pPr>
+      <w:r>
+        <w:rPr>
+          <w:rFonts w:eastAsia="Calibri" w:cs="Calibri"/>
+          <w:b/>
+        </w:rPr>
+        <w:t>Danger zone.</w:t>
+      </w:r>
+      <w:r>
+        <w:rPr>
+          <w:rFonts w:eastAsia="Calibri" w:cs="Calibri"/>
+        </w:rPr>
+        <w:t xml:space="preserve"> Clear the rehearsal's money before go-live: contributions, expenses and fines are marked deleted (never hard-deleted); members, accounts, settings and opening balances stay. Needs maintenance mode, your password, the phrase RESET REHEARSAL DATA and a safety copy that succeeded.</w:t>
+      </w:r>
+    </w:p>
+    <w:p>
+      <w:pPr>
+        <w:pStyle w:val="ListBullet"/>
+      </w:pPr>
+      <w:r>
+        <w:rPr>
+          <w:rFonts w:eastAsia="Calibri" w:cs="Calibri"/>
+          <w:b/>
+        </w:rPr>
+        <w:t>Merge two members.</w:t>
+      </w:r>
+      <w:r>
+        <w:rPr>
+          <w:rFonts w:eastAsia="Calibri" w:cs="Calibri"/>
+        </w:rPr>
+        <w:t xml:space="preserve"> For a member entered twice: moves his contributions, fines, opening balance and constitution votes onto the record kept and retires the duplicate with a note saying where it went. Nothing is deleted. A preview shows what will move first.</w:t>
+      </w:r>
+    </w:p>
+    <w:p>
+      <w:pPr>
+        <w:pStyle w:val="ListBullet"/>
+      </w:pPr>
+      <w:r>
+        <w:rPr>
+          <w:rFonts w:eastAsia="Calibri" w:cs="Calibri"/>
+          <w:b/>
+        </w:rPr>
+        <w:t>Who can do what.</w:t>
+      </w:r>
+      <w:r>
+        <w:rPr>
+          <w:rFonts w:eastAsia="Calibri" w:cs="Calibri"/>
+        </w:rPr>
+        <w:t xml:space="preserve"> A generated table of every screen and address against every role, read from the code itself, so it cannot drift from what the server actually enforces.</w:t>
       </w:r>
     </w:p>
     <w:p>
@@ -7240,39 +7817,16 @@
           <w:color w:val="5A645E"/>
           <w:sz w:val="19"/>
         </w:rPr>
-        <w:t>Behind the screen: this role is the only one the API admits to /api/backup and /api/jobs, and the only one whose request can carry twoFactorAuthEnabled or autoSettleFines to /api/settings.</w:t>
-      </w:r>
-    </w:p>
-    <w:p>
-      <w:pPr>
-        <w:pStyle w:val="Heading1"/>
-      </w:pPr>
-      <w:bookmarkStart w:id="23" w:name="_Toc241143218"/>
-      <w:r>
-        <w:t>7. The admin — the office, day to day</w:t>
-      </w:r>
-      <w:bookmarkEnd w:id="23"/>
-    </w:p>
-    <w:p>
-      <w:pPr>
-        <w:spacing w:after="160"/>
-      </w:pPr>
-      <w:r>
-        <w:rPr>
-          <w:rFonts w:eastAsia="Calibri" w:cs="Calibri"/>
-          <w:i/>
-          <w:color w:val="5A645E"/>
-        </w:rPr>
-        <w:t>The admin is the role the group's daily work runs on: money in, money out, members, fines, minutes, documents, reports. The treasurer's ledger work is included — the difference between the two is that only the super admin can create an admin or change what the whole group must do.</w:t>
+        <w:t>Behind the screen: every address under /api/superadmin is refused to every role but the super admin, and a test fails if a new one is added without that guard. The Control Room does not repeat the Audit screen's oversight tables; it counts them and links there.</w:t>
       </w:r>
     </w:p>
     <w:p>
       <w:pPr>
         <w:pStyle w:val="Heading2"/>
       </w:pPr>
-      <w:bookmarkStart w:id="24" w:name="_Toc241143219"/>
-      <w:r>
-        <w:t>7.1 The account</w:t>
+      <w:bookmarkStart w:id="24" w:name="_Toc243120026"/>
+      <w:r>
+        <w:t>6.6 What even the super admin cannot do</w:t>
       </w:r>
       <w:bookmarkEnd w:id="24"/>
     </w:p>
@@ -7283,15 +7837,8 @@
       <w:r>
         <w:rPr>
           <w:rFonts w:eastAsia="Calibri" w:cs="Calibri"/>
-          <w:b/>
-        </w:rPr>
-        <w:t>Created by the super admin.</w:t>
-      </w:r>
-      <w:r>
-        <w:rPr>
-          <w:rFonts w:eastAsia="Calibri" w:cs="Calibri"/>
-        </w:rPr>
-        <w:t xml:space="preserve"> A plain admin may not create or manage another admin: the API answers "Only the super admin can create an admin account".</w:t>
+        </w:rPr>
+        <w:t>Deactivate or delete the super admin account; reset its own password through the accounts list (Settings → My password is the way), or use the accounts list to switch its own second factor off.</w:t>
       </w:r>
     </w:p>
     <w:p>
@@ -7301,15 +7848,8 @@
       <w:r>
         <w:rPr>
           <w:rFonts w:eastAsia="Calibri" w:cs="Calibri"/>
-          <w:b/>
-        </w:rPr>
-        <w:t>Lands on /admin/dashboard</w:t>
-      </w:r>
-      <w:r>
-        <w:rPr>
-          <w:rFonts w:eastAsia="Calibri" w:cs="Calibri"/>
-        </w:rPr>
-        <w:t xml:space="preserve"> and holds the same menu as the super admin, except that Backup is not on the Settings page for this role.</w:t>
+        </w:rPr>
+        <w:t>Change the weekly amount, the tea amount, the week number or each member's opening balance from Settings — those are on Finance → Setup, deliberately, so that a save which would move every balance is confirmed first and audited as one change.</w:t>
       </w:r>
     </w:p>
     <w:p>
@@ -7319,391 +7859,8 @@
       <w:r>
         <w:rPr>
           <w:rFonts w:eastAsia="Calibri" w:cs="Calibri"/>
-          <w:b/>
-        </w:rPr>
-        <w:t>Can manage the secretary and the disciplinary officer</w:t>
-      </w:r>
-      <w:r>
-        <w:rPr>
-          <w:rFonts w:eastAsia="Calibri" w:cs="Calibri"/>
-        </w:rPr>
-        <w:t>: create, deactivate, reactivate, reset password, reset a lost second factor. Not the treasurer and not another admin.</w:t>
-      </w:r>
-    </w:p>
-    <w:p>
-      <w:pPr>
-        <w:pStyle w:val="Heading2"/>
-      </w:pPr>
-      <w:bookmarkStart w:id="25" w:name="_Toc241143220"/>
-      <w:r>
-        <w:t>7.2 What the admin does — and gets</w:t>
-      </w:r>
-      <w:bookmarkEnd w:id="25"/>
-    </w:p>
-    <w:p>
-      <w:pPr>
-        <w:pStyle w:val="ListBullet"/>
-      </w:pPr>
-      <w:r>
-        <w:rPr>
-          <w:rFonts w:eastAsia="Calibri" w:cs="Calibri"/>
-          <w:b/>
-        </w:rPr>
-        <w:t>Logs money.</w:t>
-      </w:r>
-      <w:r>
-        <w:rPr>
-          <w:rFonts w:eastAsia="Calibri" w:cs="Calibri"/>
-        </w:rPr>
-        <w:t xml:space="preserve"> Dashboard (or Finance) → tap the member → the ledger panel: a weekly contribution, an extra payment, the tea or an expense, each with the date, the method and a free-text note for pasting the M-Pesa or bank message. If the group has switched it on, the payment pays off pending fines oldest-first as it is logged.</w:t>
-      </w:r>
-    </w:p>
-    <w:p>
-      <w:pPr>
-        <w:pStyle w:val="ListBullet"/>
-      </w:pPr>
-      <w:r>
-        <w:rPr>
-          <w:rFonts w:eastAsia="Calibri" w:cs="Calibri"/>
-          <w:b/>
-        </w:rPr>
-        <w:t>Keeps the members' register.</w:t>
-      </w:r>
-      <w:r>
-        <w:rPr>
-          <w:rFonts w:eastAsia="Calibri" w:cs="Calibri"/>
-        </w:rPr>
-        <w:t xml:space="preserve"> Add, edit, resign (never delete), attach a photograph, import a spreadsheet of members from the template, export the register as a real .xlsx, and see at a glance how many active members still have no usable ID.</w:t>
-      </w:r>
-    </w:p>
-    <w:p>
-      <w:pPr>
-        <w:pStyle w:val="ListBullet"/>
-      </w:pPr>
-      <w:r>
-        <w:rPr>
-          <w:rFonts w:eastAsia="Calibri" w:cs="Calibri"/>
-          <w:b/>
-        </w:rPr>
-        <w:t>Prints a member's statement.</w:t>
-      </w:r>
-      <w:r>
-        <w:rPr>
-          <w:rFonts w:eastAsia="Calibri" w:cs="Calibri"/>
-        </w:rPr>
-        <w:t xml:space="preserve"> Any period — the whole book, a year, a quarter or a range — as a PDF or an Excel workbook.</w:t>
-      </w:r>
-    </w:p>
-    <w:p>
-      <w:pPr>
-        <w:pStyle w:val="ListBullet"/>
-      </w:pPr>
-      <w:r>
-        <w:rPr>
-          <w:rFonts w:eastAsia="Calibri" w:cs="Calibri"/>
-          <w:b/>
-        </w:rPr>
-        <w:t>Issues, settles and voids fines.</w:t>
-      </w:r>
-      <w:r>
-        <w:rPr>
-          <w:rFonts w:eastAsia="Calibri" w:cs="Calibri"/>
-        </w:rPr>
-        <w:t xml:space="preserve"> Issue from the member's page or the discipline screen, settle a fine that has been paid, and void one that should never have been issued.</w:t>
-      </w:r>
-    </w:p>
-    <w:p>
-      <w:pPr>
-        <w:pStyle w:val="ListBullet"/>
-      </w:pPr>
-      <w:r>
-        <w:rPr>
-          <w:rFonts w:eastAsia="Calibri" w:cs="Calibri"/>
-          <w:b/>
-        </w:rPr>
-        <w:t>Runs the go-live figures.</w:t>
-      </w:r>
-      <w:r>
-        <w:rPr>
-          <w:rFonts w:eastAsia="Calibri" w:cs="Calibri"/>
-        </w:rPr>
-        <w:t xml:space="preserve"> Finance → Setup: the weekly amount, the tea amount, the week number, each member's opening balance, each fund's carry-in, and the one-time whole-week collection with its preview and its undo.</w:t>
-      </w:r>
-    </w:p>
-    <w:p>
-      <w:pPr>
-        <w:pStyle w:val="ListBullet"/>
-      </w:pPr>
-      <w:r>
-        <w:rPr>
-          <w:rFonts w:eastAsia="Calibri" w:cs="Calibri"/>
-          <w:b/>
-        </w:rPr>
-        <w:t>Sets up the funds and their types.</w:t>
-      </w:r>
-      <w:r>
-        <w:rPr>
-          <w:rFonts w:eastAsia="Calibri" w:cs="Calibri"/>
-        </w:rPr>
-        <w:t xml:space="preserve"> Contribution types and fine types, with banks/teas classified as funds or as members' own contributions.</w:t>
-      </w:r>
-    </w:p>
-    <w:p>
-      <w:pPr>
-        <w:pStyle w:val="ListBullet"/>
-      </w:pPr>
-      <w:r>
-        <w:rPr>
-          <w:rFonts w:eastAsia="Calibri" w:cs="Calibri"/>
-          <w:b/>
-        </w:rPr>
-        <w:t>Writes and publishes the minutes</w:t>
-      </w:r>
-      <w:r>
-        <w:rPr>
-          <w:rFonts w:eastAsia="Calibri" w:cs="Calibri"/>
-        </w:rPr>
-        <w:t>, imports an existing Word document into the editor, searches every word of every minute, and decides which minutes members may read.</w:t>
-      </w:r>
-    </w:p>
-    <w:p>
-      <w:pPr>
-        <w:pStyle w:val="ListBullet"/>
-      </w:pPr>
-      <w:r>
-        <w:rPr>
-          <w:rFonts w:eastAsia="Calibri" w:cs="Calibri"/>
-          <w:b/>
-        </w:rPr>
-        <w:t>Runs the document vault</w:t>
-      </w:r>
-      <w:r>
-        <w:rPr>
-          <w:rFonts w:eastAsia="Calibri" w:cs="Calibri"/>
-        </w:rPr>
-        <w:t>: upload the group's papers (up to 8 MB each), publish them to members or hold them back, and manage the headings they are filed under.</w:t>
-      </w:r>
-    </w:p>
-    <w:p>
-      <w:pPr>
-        <w:pStyle w:val="ListBullet"/>
-      </w:pPr>
-      <w:r>
-        <w:rPr>
-          <w:rFonts w:eastAsia="Calibri" w:cs="Calibri"/>
-          <w:b/>
-        </w:rPr>
-        <w:t>Emails whoever is behind.</w:t>
-      </w:r>
-      <w:r>
-        <w:rPr>
-          <w:rFonts w:eastAsia="Calibri" w:cs="Calibri"/>
-        </w:rPr>
-        <w:t xml:space="preserve"> The Reminders screen lists who owes what from the same weekly schedule the members' own passbooks show, so an email can never claim something a statement contradicts.</w:t>
-      </w:r>
-    </w:p>
-    <w:p>
-      <w:pPr>
-        <w:pStyle w:val="ListBullet"/>
-      </w:pPr>
-      <w:r>
-        <w:rPr>
-          <w:rFonts w:eastAsia="Calibri" w:cs="Calibri"/>
-          <w:b/>
-        </w:rPr>
-        <w:t>Reports and exports</w:t>
-      </w:r>
-      <w:r>
-        <w:rPr>
-          <w:rFonts w:eastAsia="Calibri" w:cs="Calibri"/>
-        </w:rPr>
-        <w:t xml:space="preserve">: summary, trend over recent weeks, weekly reconciliation, member performance, monthly totals and the fines report — each one downloadable as .xlsx. The fines report's </w:t>
-      </w:r>
-      <w:r>
-        <w:rPr>
-          <w:rFonts w:eastAsia="Calibri" w:cs="Calibri"/>
-          <w:b/>
-        </w:rPr>
-        <w:t>Who owes what</w:t>
-      </w:r>
-      <w:r>
-        <w:rPr>
-          <w:rFonts w:eastAsia="Calibri" w:cs="Calibri"/>
-        </w:rPr>
-        <w:t xml:space="preserve"> is the list the office works from: how many members owe, how much between them and how far back the oldest debt goes, a search by name, registration number or phone, the order wanted today (most owed, most fines, longest owing, name), and a tap on any member for what he owes it for — his debt split by fine type, biggest line first.</w:t>
-      </w:r>
-    </w:p>
-    <w:p>
-      <w:pPr>
-        <w:pStyle w:val="ListBullet"/>
-      </w:pPr>
-      <w:r>
-        <w:rPr>
-          <w:rFonts w:eastAsia="Calibri" w:cs="Calibri"/>
-          <w:b/>
-        </w:rPr>
-        <w:t>The audit trail</w:t>
-      </w:r>
-      <w:r>
-        <w:rPr>
-          <w:rFonts w:eastAsia="Calibri" w:cs="Calibri"/>
-        </w:rPr>
-        <w:t>: filtered by money, people, records or settings, by who, by date and by free text, with the unusual entries flagged and the view on screen exportable.</w:t>
-      </w:r>
-    </w:p>
-    <w:p>
-      <w:pPr>
-        <w:pStyle w:val="ListBullet"/>
-      </w:pPr>
-      <w:r>
-        <w:rPr>
-          <w:rFonts w:eastAsia="Calibri" w:cs="Calibri"/>
-          <w:b/>
-        </w:rPr>
-        <w:t>The group's identity</w:t>
-      </w:r>
-      <w:r>
-        <w:rPr>
-          <w:rFonts w:eastAsia="Calibri" w:cs="Calibri"/>
-        </w:rPr>
-        <w:t xml:space="preserve"> (name, logo, vision and mission), the fine types, the secretary's and disciplinary officer's accounts, and its own password and second factor — all from Settings.</w:t>
-      </w:r>
-    </w:p>
-    <w:p>
-      <w:pPr>
-        <w:pStyle w:val="Heading2"/>
-      </w:pPr>
-      <w:bookmarkStart w:id="26" w:name="_Toc241143221"/>
-      <w:r>
-        <w:t>7.3 What an admin cannot do</w:t>
-      </w:r>
-      <w:bookmarkEnd w:id="26"/>
-    </w:p>
-    <w:p>
-      <w:pPr>
-        <w:pStyle w:val="ListBullet"/>
-      </w:pPr>
-      <w:r>
-        <w:rPr>
-          <w:rFonts w:eastAsia="Calibri" w:cs="Calibri"/>
-        </w:rPr>
-        <w:t xml:space="preserve">Create or manage another </w:t>
-      </w:r>
-      <w:r>
-        <w:rPr>
-          <w:rFonts w:eastAsia="Calibri" w:cs="Calibri"/>
-          <w:b/>
-        </w:rPr>
-        <w:t>admin</w:t>
-      </w:r>
-      <w:r>
-        <w:rPr>
-          <w:rFonts w:eastAsia="Calibri" w:cs="Calibri"/>
-        </w:rPr>
-        <w:t xml:space="preserve">, or create or manage a </w:t>
-      </w:r>
-      <w:r>
-        <w:rPr>
-          <w:rFonts w:eastAsia="Calibri" w:cs="Calibri"/>
-          <w:b/>
-        </w:rPr>
-        <w:t>treasurer</w:t>
-      </w:r>
-      <w:r>
-        <w:rPr>
-          <w:rFonts w:eastAsia="Calibri" w:cs="Calibri"/>
-        </w:rPr>
-        <w:t>. The API admits only the super admin to those; the accounts screen offers Treasurer to this role, so expect the refusal and read Annex D.</w:t>
-      </w:r>
-    </w:p>
-    <w:p>
-      <w:pPr>
-        <w:pStyle w:val="ListBullet"/>
-      </w:pPr>
-      <w:r>
-        <w:rPr>
-          <w:rFonts w:eastAsia="Calibri" w:cs="Calibri"/>
-        </w:rPr>
-        <w:t>Deactivate the super admin, or change the group's two-factor switch or the fine-settlement policy — those are the super admin's alone.</w:t>
-      </w:r>
-    </w:p>
-    <w:p>
-      <w:pPr>
-        <w:pStyle w:val="ListBullet"/>
-      </w:pPr>
-      <w:r>
-        <w:rPr>
-          <w:rFonts w:eastAsia="Calibri" w:cs="Calibri"/>
-        </w:rPr>
-        <w:t>Download a backup or run a scheduled job: both screens are super-admin only.</w:t>
-      </w:r>
-    </w:p>
-    <w:p>
-      <w:pPr>
-        <w:pStyle w:val="ListBullet"/>
-      </w:pPr>
-      <w:r>
-        <w:rPr>
-          <w:rFonts w:eastAsia="Calibri" w:cs="Calibri"/>
-        </w:rPr>
-        <w:t>Hard-delete a member. Records are kept, with a resignation date and reason instead.</w:t>
-      </w:r>
-    </w:p>
-    <w:p>
-      <w:pPr>
-        <w:pStyle w:val="Heading2"/>
-      </w:pPr>
-      <w:bookmarkStart w:id="27" w:name="_Toc241143222"/>
-      <w:r>
-        <w:t>7.4 The two fine decisions worth knowing</w:t>
-      </w:r>
-      <w:bookmarkEnd w:id="27"/>
-    </w:p>
-    <w:p>
-      <w:pPr>
-        <w:pStyle w:val="ListBullet"/>
-      </w:pPr>
-      <w:r>
-        <w:rPr>
-          <w:rFonts w:eastAsia="Calibri" w:cs="Calibri"/>
-          <w:b/>
-        </w:rPr>
-        <w:t>Settle</w:t>
-      </w:r>
-      <w:r>
-        <w:rPr>
-          <w:rFonts w:eastAsia="Calibri" w:cs="Calibri"/>
-        </w:rPr>
-        <w:t xml:space="preserve"> is for a fine that has been paid: the member's page → Fines → Pay. A logged contribution can settle fines for you, oldest first, when the group's fine-settlement switch is on.</w:t>
-      </w:r>
-    </w:p>
-    <w:p>
-      <w:pPr>
-        <w:pStyle w:val="ListBullet"/>
-      </w:pPr>
-      <w:r>
-        <w:rPr>
-          <w:rFonts w:eastAsia="Calibri" w:cs="Calibri"/>
-          <w:b/>
-        </w:rPr>
-        <w:t>Void</w:t>
-      </w:r>
-      <w:r>
-        <w:rPr>
-          <w:rFonts w:eastAsia="Calibri" w:cs="Calibri"/>
-        </w:rPr>
-        <w:t xml:space="preserve"> is for a fine that should never have been issued — not for one that has been paid. Voiding is audited and the fine disappears from the member's owed total.</w:t>
-      </w:r>
-    </w:p>
-    <w:p>
-      <w:pPr>
-        <w:pStyle w:val="ListBullet"/>
-      </w:pPr>
-      <w:r>
-        <w:rPr>
-          <w:rFonts w:eastAsia="Calibri" w:cs="Calibri"/>
-        </w:rPr>
-        <w:t>The disciplinary officer may issue fines but never settle or void them, and never sees the financial ones. That split is the point of having two roles.</w:t>
+        </w:rPr>
+        <w:t>Change history quietly: the audit trail is append-only and chained, so an entry cannot be edited or removed afterwards.</w:t>
       </w:r>
     </w:p>
     <w:p>
@@ -7718,18 +7875,18 @@
           <w:color w:val="5A645E"/>
           <w:sz w:val="19"/>
         </w:rPr>
-        <w:t>Behind the screen: /api/members, /api/contributions, /api/expenses, /api/ledger, /api/types, /api/fines (settle and void), /api/fine-types (write), /api/minutes (write), /api/documents (write), /api/notifications, /api/uploads, /api/settings and /api/auth/admins.</w:t>
+        <w:t>Behind the screen: this role is the only one the API admits to /api/backup and /api/jobs, and the only one whose request can carry twoFactorAuthEnabled or autoSettleFines to /api/settings.</w:t>
       </w:r>
     </w:p>
     <w:p>
       <w:pPr>
         <w:pStyle w:val="Heading1"/>
       </w:pPr>
-      <w:bookmarkStart w:id="28" w:name="_Toc241143223"/>
-      <w:r>
-        <w:t>8. The treasurer — the ledger, the week cycle and the numbers</w:t>
-      </w:r>
-      <w:bookmarkEnd w:id="28"/>
+      <w:bookmarkStart w:id="25" w:name="_Toc243120027"/>
+      <w:r>
+        <w:t>7. The admin — the office, day to day</w:t>
+      </w:r>
+      <w:bookmarkEnd w:id="25"/>
     </w:p>
     <w:p>
       <w:pPr>
@@ -7741,16 +7898,466 @@
           <w:i/>
           <w:color w:val="5A645E"/>
         </w:rPr>
-        <w:t>The ledger is this role's workspace. The treasurer logs the money, owns the week cycle and the opening balances, and is the person the reports are built for.</w:t>
+        <w:t>The admin is the role the group's daily work runs on: money in, money out, members, fines, minutes, documents, reports. The treasurer's ledger work is included — the difference between the two is that only the super admin can create an admin or change what the whole group must do.</w:t>
       </w:r>
     </w:p>
     <w:p>
       <w:pPr>
         <w:pStyle w:val="Heading2"/>
       </w:pPr>
-      <w:bookmarkStart w:id="29" w:name="_Toc241143224"/>
-      <w:r>
-        <w:t>8.1 The account</w:t>
+      <w:bookmarkStart w:id="26" w:name="_Toc243120028"/>
+      <w:r>
+        <w:t>7.1 The account</w:t>
+      </w:r>
+      <w:bookmarkEnd w:id="26"/>
+    </w:p>
+    <w:p>
+      <w:pPr>
+        <w:pStyle w:val="ListBullet"/>
+      </w:pPr>
+      <w:r>
+        <w:rPr>
+          <w:rFonts w:eastAsia="Calibri" w:cs="Calibri"/>
+          <w:b/>
+        </w:rPr>
+        <w:t>Created by the super admin.</w:t>
+      </w:r>
+      <w:r>
+        <w:rPr>
+          <w:rFonts w:eastAsia="Calibri" w:cs="Calibri"/>
+        </w:rPr>
+        <w:t xml:space="preserve"> A plain admin may not create or manage another admin: the API answers "Only the super admin can create an admin account".</w:t>
+      </w:r>
+    </w:p>
+    <w:p>
+      <w:pPr>
+        <w:pStyle w:val="ListBullet"/>
+      </w:pPr>
+      <w:r>
+        <w:rPr>
+          <w:rFonts w:eastAsia="Calibri" w:cs="Calibri"/>
+          <w:b/>
+        </w:rPr>
+        <w:t>Lands on /admin/dashboard</w:t>
+      </w:r>
+      <w:r>
+        <w:rPr>
+          <w:rFonts w:eastAsia="Calibri" w:cs="Calibri"/>
+        </w:rPr>
+        <w:t xml:space="preserve"> and holds the same menu as the super admin, except that Backup is not on the Settings page for this role.</w:t>
+      </w:r>
+    </w:p>
+    <w:p>
+      <w:pPr>
+        <w:pStyle w:val="ListBullet"/>
+      </w:pPr>
+      <w:r>
+        <w:rPr>
+          <w:rFonts w:eastAsia="Calibri" w:cs="Calibri"/>
+          <w:b/>
+        </w:rPr>
+        <w:t>Can manage the secretary and the disciplinary officer</w:t>
+      </w:r>
+      <w:r>
+        <w:rPr>
+          <w:rFonts w:eastAsia="Calibri" w:cs="Calibri"/>
+        </w:rPr>
+        <w:t>: create, deactivate, reactivate, reset password, reset a lost second factor. Not the treasurer and not another admin.</w:t>
+      </w:r>
+    </w:p>
+    <w:p>
+      <w:pPr>
+        <w:pStyle w:val="Heading2"/>
+      </w:pPr>
+      <w:bookmarkStart w:id="27" w:name="_Toc243120029"/>
+      <w:r>
+        <w:t>7.2 What the admin does — and gets</w:t>
+      </w:r>
+      <w:bookmarkEnd w:id="27"/>
+    </w:p>
+    <w:p>
+      <w:pPr>
+        <w:pStyle w:val="ListBullet"/>
+      </w:pPr>
+      <w:r>
+        <w:rPr>
+          <w:rFonts w:eastAsia="Calibri" w:cs="Calibri"/>
+          <w:b/>
+        </w:rPr>
+        <w:t>Logs money.</w:t>
+      </w:r>
+      <w:r>
+        <w:rPr>
+          <w:rFonts w:eastAsia="Calibri" w:cs="Calibri"/>
+        </w:rPr>
+        <w:t xml:space="preserve"> Dashboard (or Finance) → tap the member → the ledger panel: a weekly contribution, an extra payment, the tea or an expense, each with the date, the method and a free-text note for pasting the M-Pesa or bank message. If the group has switched it on, the payment pays off pending fines oldest-first as it is logged.</w:t>
+      </w:r>
+    </w:p>
+    <w:p>
+      <w:pPr>
+        <w:pStyle w:val="ListBullet"/>
+      </w:pPr>
+      <w:r>
+        <w:rPr>
+          <w:rFonts w:eastAsia="Calibri" w:cs="Calibri"/>
+          <w:b/>
+        </w:rPr>
+        <w:t>Keeps the members' register.</w:t>
+      </w:r>
+      <w:r>
+        <w:rPr>
+          <w:rFonts w:eastAsia="Calibri" w:cs="Calibri"/>
+        </w:rPr>
+        <w:t xml:space="preserve"> Add, edit, resign (never delete), attach a photograph, import a spreadsheet of members from the template, export the register as a real .xlsx, and see at a glance how many active members still have no usable ID.</w:t>
+      </w:r>
+    </w:p>
+    <w:p>
+      <w:pPr>
+        <w:pStyle w:val="ListBullet"/>
+      </w:pPr>
+      <w:r>
+        <w:rPr>
+          <w:rFonts w:eastAsia="Calibri" w:cs="Calibri"/>
+          <w:b/>
+        </w:rPr>
+        <w:t>Prints a member's statement.</w:t>
+      </w:r>
+      <w:r>
+        <w:rPr>
+          <w:rFonts w:eastAsia="Calibri" w:cs="Calibri"/>
+        </w:rPr>
+        <w:t xml:space="preserve"> Any period — the whole book, a year, a quarter or a range — as a PDF or an Excel workbook.</w:t>
+      </w:r>
+    </w:p>
+    <w:p>
+      <w:pPr>
+        <w:pStyle w:val="ListBullet"/>
+      </w:pPr>
+      <w:r>
+        <w:rPr>
+          <w:rFonts w:eastAsia="Calibri" w:cs="Calibri"/>
+          <w:b/>
+        </w:rPr>
+        <w:t>Emails a member his own statement.</w:t>
+      </w:r>
+      <w:r>
+        <w:rPr>
+          <w:rFonts w:eastAsia="Calibri" w:cs="Calibri"/>
+        </w:rPr>
+        <w:t xml:space="preserve"> *Email statement* on the member's page sends the same PDF his passbook downloads, for the period chosen beside the button, to the address on his record. It is held back when there is no usable address or he has switched emails off, it sends at most three a day to one member, and every send is in the audit trail.</w:t>
+      </w:r>
+    </w:p>
+    <w:p>
+      <w:pPr>
+        <w:pStyle w:val="ListBullet"/>
+      </w:pPr>
+      <w:r>
+        <w:rPr>
+          <w:rFonts w:eastAsia="Calibri" w:cs="Calibri"/>
+          <w:b/>
+        </w:rPr>
+        <w:t>Lends to members.</w:t>
+      </w:r>
+      <w:r>
+        <w:rPr>
+          <w:rFonts w:eastAsia="Calibri" w:cs="Calibri"/>
+        </w:rPr>
+        <w:t xml:space="preserve"> Loans (Money menu): amount, one flat interest rate charged once on the amount lent, and the number of months. See section 7.5.</w:t>
+      </w:r>
+    </w:p>
+    <w:p>
+      <w:pPr>
+        <w:pStyle w:val="ListBullet"/>
+      </w:pPr>
+      <w:r>
+        <w:rPr>
+          <w:rFonts w:eastAsia="Calibri" w:cs="Calibri"/>
+          <w:b/>
+        </w:rPr>
+        <w:t>Sets a spending limit.</w:t>
+      </w:r>
+      <w:r>
+        <w:rPr>
+          <w:rFonts w:eastAsia="Calibri" w:cs="Calibri"/>
+        </w:rPr>
+        <w:t xml:space="preserve"> Settings → Spending limit. Above it, an expense or a loan must say which meeting's minute approved it (an *Approved in* box that appears only above the limit). Zero, which is how it starts, means no limit.</w:t>
+      </w:r>
+    </w:p>
+    <w:p>
+      <w:pPr>
+        <w:pStyle w:val="ListBullet"/>
+      </w:pPr>
+      <w:r>
+        <w:rPr>
+          <w:rFonts w:eastAsia="Calibri" w:cs="Calibri"/>
+          <w:b/>
+        </w:rPr>
+        <w:t>Issues, settles and voids fines.</w:t>
+      </w:r>
+      <w:r>
+        <w:rPr>
+          <w:rFonts w:eastAsia="Calibri" w:cs="Calibri"/>
+        </w:rPr>
+        <w:t xml:space="preserve"> Issue from the member's page or the discipline screen, settle a fine that has been paid, and void one that should never have been issued.</w:t>
+      </w:r>
+    </w:p>
+    <w:p>
+      <w:pPr>
+        <w:pStyle w:val="ListBullet"/>
+      </w:pPr>
+      <w:r>
+        <w:rPr>
+          <w:rFonts w:eastAsia="Calibri" w:cs="Calibri"/>
+          <w:b/>
+        </w:rPr>
+        <w:t>Runs the go-live figures.</w:t>
+      </w:r>
+      <w:r>
+        <w:rPr>
+          <w:rFonts w:eastAsia="Calibri" w:cs="Calibri"/>
+        </w:rPr>
+        <w:t xml:space="preserve"> Finance → Setup: the weekly amount, the tea amount, the week number, each member's opening balance, each fund's carry-in, and the one-time whole-week collection with its preview and its undo.</w:t>
+      </w:r>
+    </w:p>
+    <w:p>
+      <w:pPr>
+        <w:pStyle w:val="ListBullet"/>
+      </w:pPr>
+      <w:r>
+        <w:rPr>
+          <w:rFonts w:eastAsia="Calibri" w:cs="Calibri"/>
+          <w:b/>
+        </w:rPr>
+        <w:t>Sets up the funds and their types.</w:t>
+      </w:r>
+      <w:r>
+        <w:rPr>
+          <w:rFonts w:eastAsia="Calibri" w:cs="Calibri"/>
+        </w:rPr>
+        <w:t xml:space="preserve"> Contribution types and fine types, with banks/teas classified as funds or as members' own contributions.</w:t>
+      </w:r>
+    </w:p>
+    <w:p>
+      <w:pPr>
+        <w:pStyle w:val="ListBullet"/>
+      </w:pPr>
+      <w:r>
+        <w:rPr>
+          <w:rFonts w:eastAsia="Calibri" w:cs="Calibri"/>
+          <w:b/>
+        </w:rPr>
+        <w:t>Writes and publishes the minutes</w:t>
+      </w:r>
+      <w:r>
+        <w:rPr>
+          <w:rFonts w:eastAsia="Calibri" w:cs="Calibri"/>
+        </w:rPr>
+        <w:t>, imports an existing Word document into the editor, searches every word of every minute, and decides which minutes members may read.</w:t>
+      </w:r>
+    </w:p>
+    <w:p>
+      <w:pPr>
+        <w:pStyle w:val="ListBullet"/>
+      </w:pPr>
+      <w:r>
+        <w:rPr>
+          <w:rFonts w:eastAsia="Calibri" w:cs="Calibri"/>
+          <w:b/>
+        </w:rPr>
+        <w:t>Runs the document vault</w:t>
+      </w:r>
+      <w:r>
+        <w:rPr>
+          <w:rFonts w:eastAsia="Calibri" w:cs="Calibri"/>
+        </w:rPr>
+        <w:t>: upload the group's papers (up to 8 MB each), publish them to members or hold them back, and manage the headings they are filed under.</w:t>
+      </w:r>
+    </w:p>
+    <w:p>
+      <w:pPr>
+        <w:pStyle w:val="ListBullet"/>
+      </w:pPr>
+      <w:r>
+        <w:rPr>
+          <w:rFonts w:eastAsia="Calibri" w:cs="Calibri"/>
+          <w:b/>
+        </w:rPr>
+        <w:t>Emails whoever is behind.</w:t>
+      </w:r>
+      <w:r>
+        <w:rPr>
+          <w:rFonts w:eastAsia="Calibri" w:cs="Calibri"/>
+        </w:rPr>
+        <w:t xml:space="preserve"> The Reminders screen lists who owes what from the same weekly schedule the members' own passbooks show, so an email can never claim something a statement contradicts. Each member has a weekly budget — Settings → Reminders, one reminder a week by default — so the same member is not told the same thing every few days: the row says how often he has already been emailed this week, a member at the limit cannot be ticked unless somebody deliberately ticks </w:t>
+      </w:r>
+      <w:r>
+        <w:rPr>
+          <w:rFonts w:eastAsia="Calibri" w:cs="Calibri"/>
+          <w:b/>
+        </w:rPr>
+        <w:t>Send anyway</w:t>
+      </w:r>
+      <w:r>
+        <w:rPr>
+          <w:rFonts w:eastAsia="Calibri" w:cs="Calibri"/>
+        </w:rPr>
+        <w:t>, and the bottom of the screen lists who has actually been emailed, in what words, when and by whom.</w:t>
+      </w:r>
+    </w:p>
+    <w:p>
+      <w:pPr>
+        <w:pStyle w:val="ListBullet"/>
+      </w:pPr>
+      <w:r>
+        <w:rPr>
+          <w:rFonts w:eastAsia="Calibri" w:cs="Calibri"/>
+          <w:b/>
+        </w:rPr>
+        <w:t>Reports and exports</w:t>
+      </w:r>
+      <w:r>
+        <w:rPr>
+          <w:rFonts w:eastAsia="Calibri" w:cs="Calibri"/>
+        </w:rPr>
+        <w:t xml:space="preserve">: summary, trend over recent weeks, weekly reconciliation, member performance, monthly totals and the fines report — each one downloadable as .xlsx. The fines report's </w:t>
+      </w:r>
+      <w:r>
+        <w:rPr>
+          <w:rFonts w:eastAsia="Calibri" w:cs="Calibri"/>
+          <w:b/>
+        </w:rPr>
+        <w:t>Who owes what</w:t>
+      </w:r>
+      <w:r>
+        <w:rPr>
+          <w:rFonts w:eastAsia="Calibri" w:cs="Calibri"/>
+        </w:rPr>
+        <w:t xml:space="preserve"> is the list the office works from: how many members owe, how much between them and how far back the oldest debt goes, a search by name, registration number or phone, the order wanted today (most owed, most fines, longest owing, name), and a tap on any member for what he owes it for — his debt split by fine type, biggest line first.</w:t>
+      </w:r>
+    </w:p>
+    <w:p>
+      <w:pPr>
+        <w:pStyle w:val="ListBullet"/>
+      </w:pPr>
+      <w:r>
+        <w:rPr>
+          <w:rFonts w:eastAsia="Calibri" w:cs="Calibri"/>
+          <w:b/>
+        </w:rPr>
+        <w:t>The audit trail</w:t>
+      </w:r>
+      <w:r>
+        <w:rPr>
+          <w:rFonts w:eastAsia="Calibri" w:cs="Calibri"/>
+        </w:rPr>
+        <w:t>: filtered by money, people, records or settings, by who, by date and by free text, with the unusual entries flagged and the view on screen exportable.</w:t>
+      </w:r>
+    </w:p>
+    <w:p>
+      <w:pPr>
+        <w:pStyle w:val="ListBullet"/>
+      </w:pPr>
+      <w:r>
+        <w:rPr>
+          <w:rFonts w:eastAsia="Calibri" w:cs="Calibri"/>
+          <w:b/>
+        </w:rPr>
+        <w:t>The group's identity</w:t>
+      </w:r>
+      <w:r>
+        <w:rPr>
+          <w:rFonts w:eastAsia="Calibri" w:cs="Calibri"/>
+        </w:rPr>
+        <w:t xml:space="preserve"> (name, logo, vision and mission), the fine types, the secretary's and disciplinary officer's accounts, and its own password and second factor — all from Settings.</w:t>
+      </w:r>
+    </w:p>
+    <w:p>
+      <w:pPr>
+        <w:pStyle w:val="Heading2"/>
+      </w:pPr>
+      <w:bookmarkStart w:id="28" w:name="_Toc243120030"/>
+      <w:r>
+        <w:t>7.3 What an admin cannot do</w:t>
+      </w:r>
+      <w:bookmarkEnd w:id="28"/>
+    </w:p>
+    <w:p>
+      <w:pPr>
+        <w:pStyle w:val="ListBullet"/>
+      </w:pPr>
+      <w:r>
+        <w:rPr>
+          <w:rFonts w:eastAsia="Calibri" w:cs="Calibri"/>
+        </w:rPr>
+        <w:t xml:space="preserve">Create or manage another </w:t>
+      </w:r>
+      <w:r>
+        <w:rPr>
+          <w:rFonts w:eastAsia="Calibri" w:cs="Calibri"/>
+          <w:b/>
+        </w:rPr>
+        <w:t>admin</w:t>
+      </w:r>
+      <w:r>
+        <w:rPr>
+          <w:rFonts w:eastAsia="Calibri" w:cs="Calibri"/>
+        </w:rPr>
+        <w:t xml:space="preserve">, or create or manage a </w:t>
+      </w:r>
+      <w:r>
+        <w:rPr>
+          <w:rFonts w:eastAsia="Calibri" w:cs="Calibri"/>
+          <w:b/>
+        </w:rPr>
+        <w:t>treasurer</w:t>
+      </w:r>
+      <w:r>
+        <w:rPr>
+          <w:rFonts w:eastAsia="Calibri" w:cs="Calibri"/>
+        </w:rPr>
+        <w:t>. The API admits only the super admin to those; the accounts screen offers Treasurer to this role, so expect the refusal and read Annex D.</w:t>
+      </w:r>
+    </w:p>
+    <w:p>
+      <w:pPr>
+        <w:pStyle w:val="ListBullet"/>
+      </w:pPr>
+      <w:r>
+        <w:rPr>
+          <w:rFonts w:eastAsia="Calibri" w:cs="Calibri"/>
+        </w:rPr>
+        <w:t>Deactivate the super admin, or change the group's two-factor switch or the fine-settlement policy — those are the super admin's alone.</w:t>
+      </w:r>
+    </w:p>
+    <w:p>
+      <w:pPr>
+        <w:pStyle w:val="ListBullet"/>
+      </w:pPr>
+      <w:r>
+        <w:rPr>
+          <w:rFonts w:eastAsia="Calibri" w:cs="Calibri"/>
+        </w:rPr>
+        <w:t>Download a backup or run a scheduled job: both screens are super-admin only.</w:t>
+      </w:r>
+    </w:p>
+    <w:p>
+      <w:pPr>
+        <w:pStyle w:val="ListBullet"/>
+      </w:pPr>
+      <w:r>
+        <w:rPr>
+          <w:rFonts w:eastAsia="Calibri" w:cs="Calibri"/>
+        </w:rPr>
+        <w:t>Hard-delete a member. Records are kept, with a resignation date and reason instead.</w:t>
+      </w:r>
+    </w:p>
+    <w:p>
+      <w:pPr>
+        <w:pStyle w:val="Heading2"/>
+      </w:pPr>
+      <w:bookmarkStart w:id="29" w:name="_Toc243120031"/>
+      <w:r>
+        <w:t>7.4 The two fine decisions worth knowing</w:t>
       </w:r>
       <w:bookmarkEnd w:id="29"/>
     </w:p>
@@ -7763,13 +8370,13 @@
           <w:rFonts w:eastAsia="Calibri" w:cs="Calibri"/>
           <w:b/>
         </w:rPr>
-        <w:t>Created by the super admin.</w:t>
-      </w:r>
-      <w:r>
-        <w:rPr>
-          <w:rFonts w:eastAsia="Calibri" w:cs="Calibri"/>
-        </w:rPr>
-        <w:t xml:space="preserve"> A plain admin cannot create a treasurer account — the API admits only the super admin, and Annex D explains the screen that offers it anyway.</w:t>
+        <w:t>Settle</w:t>
+      </w:r>
+      <w:r>
+        <w:rPr>
+          <w:rFonts w:eastAsia="Calibri" w:cs="Calibri"/>
+        </w:rPr>
+        <w:t xml:space="preserve"> is for a fine that has been paid: the member's page → Fines → Pay. A logged contribution can settle fines for you, oldest first, when the group's fine-settlement switch is on.</w:t>
       </w:r>
     </w:p>
     <w:p>
@@ -7781,13 +8388,13 @@
           <w:rFonts w:eastAsia="Calibri" w:cs="Calibri"/>
           <w:b/>
         </w:rPr>
-        <w:t>Lands on /admin/finance</w:t>
-      </w:r>
-      <w:r>
-        <w:rPr>
-          <w:rFonts w:eastAsia="Calibri" w:cs="Calibri"/>
-        </w:rPr>
-        <w:t>, not the dashboard: the member list they log against is the screen they need.</w:t>
+        <w:t>Void</w:t>
+      </w:r>
+      <w:r>
+        <w:rPr>
+          <w:rFonts w:eastAsia="Calibri" w:cs="Calibri"/>
+        </w:rPr>
+        <w:t xml:space="preserve"> is for a fine that should never have been issued — not for one that has been paid. Voiding is audited and the fine disappears from the member's owed total.</w:t>
       </w:r>
     </w:p>
     <w:p>
@@ -7797,339 +8404,8 @@
       <w:r>
         <w:rPr>
           <w:rFonts w:eastAsia="Calibri" w:cs="Calibri"/>
-          <w:b/>
-        </w:rPr>
-        <w:t>Menu:</w:t>
-      </w:r>
-      <w:r>
-        <w:rPr>
-          <w:rFonts w:eastAsia="Calibri" w:cs="Calibri"/>
-        </w:rPr>
-        <w:t xml:space="preserve"> Dashboard · Members · Finance · Reports · Reminders · Docs · Audit.</w:t>
-      </w:r>
-    </w:p>
-    <w:p>
-      <w:pPr>
-        <w:pStyle w:val="Heading2"/>
-      </w:pPr>
-      <w:bookmarkStart w:id="30" w:name="_Toc241143225"/>
-      <w:r>
-        <w:t>8.2 The ledger, as the treasurer works it</w:t>
-      </w:r>
-      <w:bookmarkEnd w:id="30"/>
-    </w:p>
-    <w:p>
-      <w:pPr>
-        <w:pStyle w:val="ListBullet"/>
-      </w:pPr>
-      <w:r>
-        <w:rPr>
-          <w:rFonts w:eastAsia="Calibri" w:cs="Calibri"/>
-          <w:b/>
-        </w:rPr>
-        <w:t>Finance opens with the week.</w:t>
-      </w:r>
-      <w:r>
-        <w:rPr>
-          <w:rFonts w:eastAsia="Calibri" w:cs="Calibri"/>
-        </w:rPr>
-        <w:t xml:space="preserve"> The week number, the amount expected of each member, and this week's dates, then the member list: what each member holds, what he owes, and how many weeks he is behind. It sorts by name, by most owed or by most money held, and it searches.</w:t>
-      </w:r>
-    </w:p>
-    <w:p>
-      <w:pPr>
-        <w:pStyle w:val="ListBullet"/>
-      </w:pPr>
-      <w:r>
-        <w:rPr>
-          <w:rFonts w:eastAsia="Calibri" w:cs="Calibri"/>
-          <w:b/>
-        </w:rPr>
-        <w:t>A tap opens the member</w:t>
-      </w:r>
-      <w:r>
-        <w:rPr>
-          <w:rFonts w:eastAsia="Calibri" w:cs="Calibri"/>
-        </w:rPr>
-        <w:t xml:space="preserve"> in a panel over the list — no page change, and closing it leaves the scroll where it was. That panel is the one place money is logged: a weekly contribution, an extra payment, the tea, or an expense, each with the amount, the date, the method and a free-text note for pasting the M-Pesa or bank message.</w:t>
-      </w:r>
-    </w:p>
-    <w:p>
-      <w:pPr>
-        <w:pStyle w:val="ListBullet"/>
-      </w:pPr>
-      <w:r>
-        <w:rPr>
-          <w:rFonts w:eastAsia="Calibri" w:cs="Calibri"/>
-          <w:b/>
-        </w:rPr>
-        <w:t>Logging refreshes the list underneath</w:t>
-      </w:r>
-      <w:r>
-        <w:rPr>
-          <w:rFonts w:eastAsia="Calibri" w:cs="Calibri"/>
-        </w:rPr>
-        <w:t>, so the next name is already correct.</w:t>
-      </w:r>
-    </w:p>
-    <w:p>
-      <w:pPr>
-        <w:pStyle w:val="ListBullet"/>
-      </w:pPr>
-      <w:r>
-        <w:rPr>
-          <w:rFonts w:eastAsia="Calibri" w:cs="Calibri"/>
-          <w:b/>
-        </w:rPr>
-        <w:t>Finance → Setup is the go-live sheet:</w:t>
-      </w:r>
-      <w:r>
-        <w:rPr>
-          <w:rFonts w:eastAsia="Calibri" w:cs="Calibri"/>
-        </w:rPr>
-        <w:t xml:space="preserve"> the weekly amount, the tea amount, the week number and the week anchor, then every member's opening balance (with "Use all suggestions" to fill them from the ledger), each fund's one-time carry-in, and the one-time whole-week collection — which previews before it posts and can be undone.</w:t>
-      </w:r>
-    </w:p>
-    <w:p>
-      <w:pPr>
-        <w:pStyle w:val="ListBullet"/>
-      </w:pPr>
-      <w:r>
-        <w:rPr>
-          <w:rFonts w:eastAsia="Calibri" w:cs="Calibri"/>
-          <w:b/>
-        </w:rPr>
-        <w:t>A save that would move the books hard asks twice.</w:t>
-      </w:r>
-      <w:r>
-        <w:rPr>
-          <w:rFonts w:eastAsia="Calibri" w:cs="Calibri"/>
-        </w:rPr>
-        <w:t xml:space="preserve"> Cutting the members' total by a quarter or more comes back for confirmation, and the whole save is written to the audit trail as one entry naming the treasurer.</w:t>
-      </w:r>
-    </w:p>
-    <w:p>
-      <w:pPr>
-        <w:pStyle w:val="Heading2"/>
-      </w:pPr>
-      <w:bookmarkStart w:id="31" w:name="_Toc241143226"/>
-      <w:r>
-        <w:t>8.3 What the treasurer gets out</w:t>
-      </w:r>
-      <w:bookmarkEnd w:id="31"/>
-    </w:p>
-    <w:p>
-      <w:pPr>
-        <w:pStyle w:val="ListBullet"/>
-      </w:pPr>
-      <w:r>
-        <w:rPr>
-          <w:rFonts w:eastAsia="Calibri" w:cs="Calibri"/>
-        </w:rPr>
-        <w:t>The week's figures, every member's opening balance, paid, required, tea and money held — on screen and in the member's own statement.</w:t>
-      </w:r>
-    </w:p>
-    <w:p>
-      <w:pPr>
-        <w:pStyle w:val="ListBullet"/>
-      </w:pPr>
-      <w:r>
-        <w:rPr>
-          <w:rFonts w:eastAsia="Calibri" w:cs="Calibri"/>
-          <w:b/>
-        </w:rPr>
-        <w:t>Statements</w:t>
-      </w:r>
-      <w:r>
-        <w:rPr>
-          <w:rFonts w:eastAsia="Calibri" w:cs="Calibri"/>
-        </w:rPr>
-        <w:t xml:space="preserve"> for any member, as PDF or Excel, for any period.</w:t>
-      </w:r>
-    </w:p>
-    <w:p>
-      <w:pPr>
-        <w:pStyle w:val="ListBullet"/>
-      </w:pPr>
-      <w:r>
-        <w:rPr>
-          <w:rFonts w:eastAsia="Calibri" w:cs="Calibri"/>
-          <w:b/>
-        </w:rPr>
-        <w:t>Reports</w:t>
-      </w:r>
-      <w:r>
-        <w:rPr>
-          <w:rFonts w:eastAsia="Calibri" w:cs="Calibri"/>
-        </w:rPr>
-        <w:t>: summary and the trend over recent weeks, the weekly reconciliation (expected against actual, with the members' contributions named), member performance, monthly totals and the fines report — each exportable as .xlsx for a meeting or an auditor.</w:t>
-      </w:r>
-    </w:p>
-    <w:p>
-      <w:pPr>
-        <w:pStyle w:val="ListBullet"/>
-      </w:pPr>
-      <w:r>
-        <w:rPr>
-          <w:rFonts w:eastAsia="Calibri" w:cs="Calibri"/>
-          <w:b/>
-        </w:rPr>
-        <w:t>Reminder emails</w:t>
-      </w:r>
-      <w:r>
-        <w:rPr>
-          <w:rFonts w:eastAsia="Calibri" w:cs="Calibri"/>
-        </w:rPr>
-        <w:t xml:space="preserve"> to whoever is behind, built from the same weekly schedule the members' passbooks show.</w:t>
-      </w:r>
-    </w:p>
-    <w:p>
-      <w:pPr>
-        <w:pStyle w:val="ListBullet"/>
-      </w:pPr>
-      <w:r>
-        <w:rPr>
-          <w:rFonts w:eastAsia="Calibri" w:cs="Calibri"/>
-          <w:b/>
-        </w:rPr>
-        <w:t>The register export</w:t>
-      </w:r>
-      <w:r>
-        <w:rPr>
-          <w:rFonts w:eastAsia="Calibri" w:cs="Calibri"/>
-        </w:rPr>
-        <w:t xml:space="preserve"> (.xlsx or CSV) and the </w:t>
-      </w:r>
-      <w:r>
-        <w:rPr>
-          <w:rFonts w:eastAsia="Calibri" w:cs="Calibri"/>
-          <w:b/>
-        </w:rPr>
-        <w:t>audit trail</w:t>
-      </w:r>
-      <w:r>
-        <w:rPr>
-          <w:rFonts w:eastAsia="Calibri" w:cs="Calibri"/>
-        </w:rPr>
-        <w:t xml:space="preserve"> with its own export.</w:t>
-      </w:r>
-    </w:p>
-    <w:p>
-      <w:pPr>
-        <w:pStyle w:val="Heading2"/>
-      </w:pPr>
-      <w:bookmarkStart w:id="32" w:name="_Toc241143227"/>
-      <w:r>
-        <w:t>8.4 What the treasurer cannot do</w:t>
-      </w:r>
-      <w:bookmarkEnd w:id="32"/>
-    </w:p>
-    <w:p>
-      <w:pPr>
-        <w:pStyle w:val="ListBullet"/>
-      </w:pPr>
-      <w:r>
-        <w:rPr>
-          <w:rFonts w:eastAsia="Calibri" w:cs="Calibri"/>
-          <w:b/>
-        </w:rPr>
-        <w:t>Replace a member's ID number, phone number or next of kin</w:t>
-      </w:r>
-      <w:r>
-        <w:rPr>
-          <w:rFonts w:eastAsia="Calibri" w:cs="Calibri"/>
-        </w:rPr>
-        <w:t xml:space="preserve"> once the record holds one. Filling in what is missing is his — it is most of what the office is doing, since so many members have no ID on file yet — but those three fields are the member's key to his own record, the office's line to him, and somebody else's contact details, so replacing one is an admin's decision. The form locks the box and says so (section 8.6).</w:t>
-      </w:r>
-    </w:p>
-    <w:p>
-      <w:pPr>
-        <w:pStyle w:val="ListBullet"/>
-      </w:pPr>
-      <w:r>
-        <w:rPr>
-          <w:rFonts w:eastAsia="Calibri" w:cs="Calibri"/>
-          <w:b/>
-        </w:rPr>
-        <w:t>Touch fines.</w:t>
-      </w:r>
-      <w:r>
-        <w:rPr>
-          <w:rFonts w:eastAsia="Calibri" w:cs="Calibri"/>
-        </w:rPr>
-        <w:t xml:space="preserve"> Not issue, settle or void them, and not even list the fine types — that is the office's and the disciplinary officer's ground.</w:t>
-      </w:r>
-    </w:p>
-    <w:p>
-      <w:pPr>
-        <w:pStyle w:val="ListBullet"/>
-      </w:pPr>
-      <w:r>
-        <w:rPr>
-          <w:rFonts w:eastAsia="Calibri" w:cs="Calibri"/>
-          <w:b/>
-        </w:rPr>
-        <w:t>Change the group's identity or settings</w:t>
-      </w:r>
-      <w:r>
-        <w:rPr>
-          <w:rFonts w:eastAsia="Calibri" w:cs="Calibri"/>
-        </w:rPr>
-        <w:t>: the name, the logo and the weekly tracking start date belong to the admins.</w:t>
-      </w:r>
-    </w:p>
-    <w:p>
-      <w:pPr>
-        <w:pStyle w:val="ListBullet"/>
-      </w:pPr>
-      <w:r>
-        <w:rPr>
-          <w:rFonts w:eastAsia="Calibri" w:cs="Calibri"/>
-          <w:b/>
-        </w:rPr>
-        <w:t>Upload or remove documents.</w:t>
-      </w:r>
-      <w:r>
-        <w:rPr>
-          <w:rFonts w:eastAsia="Calibri" w:cs="Calibri"/>
-        </w:rPr>
-        <w:t xml:space="preserve"> The treasurer may read the vault, not change it.</w:t>
-      </w:r>
-    </w:p>
-    <w:p>
-      <w:pPr>
-        <w:pStyle w:val="ListBullet"/>
-      </w:pPr>
-      <w:r>
-        <w:rPr>
-          <w:rFonts w:eastAsia="Calibri" w:cs="Calibri"/>
-          <w:b/>
-        </w:rPr>
-        <w:t>Create or manage accounts</w:t>
-      </w:r>
-      <w:r>
-        <w:rPr>
-          <w:rFonts w:eastAsia="Calibri" w:cs="Calibri"/>
-        </w:rPr>
-        <w:t>, take a backup, or run a scheduled job.</w:t>
-      </w:r>
-    </w:p>
-    <w:p>
-      <w:pPr>
-        <w:pStyle w:val="ListBullet"/>
-      </w:pPr>
-      <w:r>
-        <w:rPr>
-          <w:rFonts w:eastAsia="Calibri" w:cs="Calibri"/>
-          <w:b/>
-        </w:rPr>
-        <w:t>Open the minutes screen</w:t>
-      </w:r>
-      <w:r>
-        <w:rPr>
-          <w:rFonts w:eastAsia="Calibri" w:cs="Calibri"/>
-        </w:rPr>
-        <w:t xml:space="preserve"> — although the API does let this role read the minutes, since the money agreed in a meeting is exactly what a treasurer has to account for (Annex D).</w:t>
+        </w:rPr>
+        <w:t>The disciplinary officer may issue fines but never settle or void them, and never sees the financial ones. That split is the point of having two roles.</w:t>
       </w:r>
     </w:p>
     <w:p>
@@ -8144,158 +8420,423 @@
           <w:color w:val="5A645E"/>
           <w:sz w:val="19"/>
         </w:rPr>
-        <w:t>The one deliberate exception: the week-cycle figures (weekly amount, tea amount, week number, anchor) are changed from Finance → Setup, which the treasurer can use, even though /api/settings is admin-only. The treasurer is the person who needs them at go-live. Changing them is a General Assembly matter, and it is audit-logged either way.</w:t>
+        <w:t>Behind the screen: /api/members, /api/contributions, /api/expenses, /api/loans, /api/ledger, /api/types, /api/fines (settle and void), /api/fine-types (write), /api/minutes (write), /api/documents (write), /api/notifications, /api/uploads, /api/settings and /api/auth/admins.</w:t>
       </w:r>
     </w:p>
     <w:p>
       <w:pPr>
         <w:pStyle w:val="Heading2"/>
       </w:pPr>
-      <w:bookmarkStart w:id="33" w:name="_Toc241143228"/>
-      <w:r>
-        <w:t>8.5 A Thursday close, step by step</w:t>
+      <w:bookmarkStart w:id="30" w:name="_Toc243120032"/>
+      <w:r>
+        <w:t>7.5 Loans, and the one decision that is the admin's</w:t>
+      </w:r>
+      <w:bookmarkEnd w:id="30"/>
+    </w:p>
+    <w:p>
+      <w:pPr>
+        <w:pStyle w:val="ListBullet"/>
+      </w:pPr>
+      <w:r>
+        <w:rPr>
+          <w:rFonts w:eastAsia="Calibri" w:cs="Calibri"/>
+          <w:b/>
+        </w:rPr>
+        <w:t>How a loan works.</w:t>
+      </w:r>
+      <w:r>
+        <w:rPr>
+          <w:rFonts w:eastAsia="Calibri" w:cs="Calibri"/>
+        </w:rPr>
+        <w:t xml:space="preserve"> The treasurer or admin records the amount, the interest (one flat percentage on the amount lent, charged once, not per month) and the number of months. The system works out the monthly instalment and the date each one falls due. There are no guarantors; that was the committee's choice.</w:t>
+      </w:r>
+    </w:p>
+    <w:p>
+      <w:pPr>
+        <w:pStyle w:val="ListBullet"/>
+      </w:pPr>
+      <w:r>
+        <w:rPr>
+          <w:rFonts w:eastAsia="Calibri" w:cs="Calibri"/>
+          <w:b/>
+        </w:rPr>
+        <w:t>Repayments</w:t>
+      </w:r>
+      <w:r>
+        <w:rPr>
+          <w:rFonts w:eastAsia="Calibri" w:cs="Calibri"/>
+        </w:rPr>
+        <w:t xml:space="preserve"> are recorded as they come in, whatever the amount. Each is split between principal and interest in the proportion the loan was priced in, so the two add up to the cent however the member pays. Paying more than is owed is refused, with the figure.</w:t>
+      </w:r>
+    </w:p>
+    <w:p>
+      <w:pPr>
+        <w:pStyle w:val="ListBullet"/>
+      </w:pPr>
+      <w:r>
+        <w:rPr>
+          <w:rFonts w:eastAsia="Calibri" w:cs="Calibri"/>
+          <w:b/>
+        </w:rPr>
+        <w:t>Who is behind.</w:t>
+      </w:r>
+      <w:r>
+        <w:rPr>
+          <w:rFonts w:eastAsia="Calibri" w:cs="Calibri"/>
+        </w:rPr>
+        <w:t xml:space="preserve"> A loan is behind once an instalment's date has passed and the total paid does not cover it. The Loans screen, the member's own page and the Control Room all say by how much and for how many days.</w:t>
+      </w:r>
+    </w:p>
+    <w:p>
+      <w:pPr>
+        <w:pStyle w:val="ListBullet"/>
+      </w:pPr>
+      <w:r>
+        <w:rPr>
+          <w:rFonts w:eastAsia="Calibri" w:cs="Calibri"/>
+          <w:b/>
+        </w:rPr>
+        <w:t>It does not disturb the group's figures.</w:t>
+      </w:r>
+      <w:r>
+        <w:rPr>
+          <w:rFonts w:eastAsia="Calibri" w:cs="Calibri"/>
+        </w:rPr>
+        <w:t xml:space="preserve"> Money lent counts as *owed back*, not *spent*, so what the group holds does not drop when it lends. Each repayment gives back its share of principal and only the interest counts as income. Do not edit or delete a loan's expense from Expenses; the system refuses. Record a repayment, take the last one back, or cancel instead.</w:t>
+      </w:r>
+    </w:p>
+    <w:p>
+      <w:pPr>
+        <w:pStyle w:val="ListBullet"/>
+      </w:pPr>
+      <w:r>
+        <w:rPr>
+          <w:rFonts w:eastAsia="Calibri" w:cs="Calibri"/>
+          <w:b/>
+        </w:rPr>
+        <w:t>Taking back and cancelling.</w:t>
+      </w:r>
+      <w:r>
+        <w:rPr>
+          <w:rFonts w:eastAsia="Calibri" w:cs="Calibri"/>
+        </w:rPr>
+        <w:t xml:space="preserve"> Only the most recent repayment can be taken back. A loan with nothing repaid can be cancelled, with a reason, and the books forget it.</w:t>
+      </w:r>
+    </w:p>
+    <w:p>
+      <w:pPr>
+        <w:pStyle w:val="ListBullet"/>
+      </w:pPr>
+      <w:r>
+        <w:rPr>
+          <w:rFonts w:eastAsia="Calibri" w:cs="Calibri"/>
+          <w:b/>
+        </w:rPr>
+        <w:t>Choosing the loan fund is an admin's decision, not the treasurer's.</w:t>
+      </w:r>
+      <w:r>
+        <w:rPr>
+          <w:rFonts w:eastAsia="Calibri" w:cs="Calibri"/>
+        </w:rPr>
+        <w:t xml:space="preserve"> The first time, the group has to say which fund is its loan fund. Doing so changes how money already paid out of that fund is counted (it stops being *spent* and becomes *owed back*), which raises what the group is shown as holding. The screen says by how much and asks for confirmation first.</w:t>
+      </w:r>
+    </w:p>
+    <w:p>
+      <w:pPr>
+        <w:pStyle w:val="ListBullet"/>
+      </w:pPr>
+      <w:r>
+        <w:rPr>
+          <w:rFonts w:eastAsia="Calibri" w:cs="Calibri"/>
+          <w:b/>
+        </w:rPr>
+        <w:t>A member with a loan out cannot be resigned</w:t>
+      </w:r>
+      <w:r>
+        <w:rPr>
+          <w:rFonts w:eastAsia="Calibri" w:cs="Calibri"/>
+        </w:rPr>
+        <w:t xml:space="preserve"> without writing down what became of it, as with money he holds or fines he owes.</w:t>
+      </w:r>
+    </w:p>
+    <w:p>
+      <w:pPr>
+        <w:pStyle w:val="ListBullet"/>
+      </w:pPr>
+      <w:r>
+        <w:rPr>
+          <w:rFonts w:eastAsia="Calibri" w:cs="Calibri"/>
+          <w:b/>
+        </w:rPr>
+        <w:t>Not built:</w:t>
+      </w:r>
+      <w:r>
+        <w:rPr>
+          <w:rFonts w:eastAsia="Calibri" w:cs="Calibri"/>
+        </w:rPr>
+        <w:t xml:space="preserve"> writing off a loan nobody will repay. It needs the committee to decide how to show the loss; until then a loan stays on the books until repaid or, if made in error, cancelled.</w:t>
+      </w:r>
+    </w:p>
+    <w:p>
+      <w:pPr>
+        <w:pStyle w:val="Heading1"/>
+      </w:pPr>
+      <w:bookmarkStart w:id="31" w:name="_Toc243120033"/>
+      <w:r>
+        <w:t>8. The treasurer — the ledger, the week cycle and the numbers</w:t>
+      </w:r>
+      <w:bookmarkEnd w:id="31"/>
+    </w:p>
+    <w:p>
+      <w:pPr>
+        <w:spacing w:after="160"/>
+      </w:pPr>
+      <w:r>
+        <w:rPr>
+          <w:rFonts w:eastAsia="Calibri" w:cs="Calibri"/>
+          <w:i/>
+          <w:color w:val="5A645E"/>
+        </w:rPr>
+        <w:t>The ledger is this role's workspace. The treasurer logs the money, owns the week cycle and the opening balances, and is the person the reports are built for.</w:t>
+      </w:r>
+    </w:p>
+    <w:p>
+      <w:pPr>
+        <w:pStyle w:val="Heading2"/>
+      </w:pPr>
+      <w:bookmarkStart w:id="32" w:name="_Toc243120034"/>
+      <w:r>
+        <w:t>8.1 The account</w:t>
+      </w:r>
+      <w:bookmarkEnd w:id="32"/>
+    </w:p>
+    <w:p>
+      <w:pPr>
+        <w:pStyle w:val="ListBullet"/>
+      </w:pPr>
+      <w:r>
+        <w:rPr>
+          <w:rFonts w:eastAsia="Calibri" w:cs="Calibri"/>
+          <w:b/>
+        </w:rPr>
+        <w:t>Created by the super admin.</w:t>
+      </w:r>
+      <w:r>
+        <w:rPr>
+          <w:rFonts w:eastAsia="Calibri" w:cs="Calibri"/>
+        </w:rPr>
+        <w:t xml:space="preserve"> A plain admin cannot create a treasurer account — the API admits only the super admin, and Annex D explains the screen that offers it anyway.</w:t>
+      </w:r>
+    </w:p>
+    <w:p>
+      <w:pPr>
+        <w:pStyle w:val="ListBullet"/>
+      </w:pPr>
+      <w:r>
+        <w:rPr>
+          <w:rFonts w:eastAsia="Calibri" w:cs="Calibri"/>
+          <w:b/>
+        </w:rPr>
+        <w:t>Lands on /admin/finance</w:t>
+      </w:r>
+      <w:r>
+        <w:rPr>
+          <w:rFonts w:eastAsia="Calibri" w:cs="Calibri"/>
+        </w:rPr>
+        <w:t>, not the dashboard: the member list they log against is the screen they need.</w:t>
+      </w:r>
+    </w:p>
+    <w:p>
+      <w:pPr>
+        <w:pStyle w:val="ListBullet"/>
+      </w:pPr>
+      <w:r>
+        <w:rPr>
+          <w:rFonts w:eastAsia="Calibri" w:cs="Calibri"/>
+          <w:b/>
+        </w:rPr>
+        <w:t>Menu:</w:t>
+      </w:r>
+      <w:r>
+        <w:rPr>
+          <w:rFonts w:eastAsia="Calibri" w:cs="Calibri"/>
+        </w:rPr>
+        <w:t xml:space="preserve"> Dashboard · Members · Finance · Loans · Reports · Reminders · Docs · Audit.</w:t>
+      </w:r>
+    </w:p>
+    <w:p>
+      <w:pPr>
+        <w:pStyle w:val="Heading2"/>
+      </w:pPr>
+      <w:bookmarkStart w:id="33" w:name="_Toc243120035"/>
+      <w:r>
+        <w:t>8.2 The ledger, as the treasurer works it</w:t>
       </w:r>
       <w:bookmarkEnd w:id="33"/>
     </w:p>
     <w:p>
       <w:pPr>
-        <w:pStyle w:val="ListNumber"/>
-      </w:pPr>
-      <w:r>
-        <w:rPr>
-          <w:rFonts w:eastAsia="Calibri" w:cs="Calibri"/>
-        </w:rPr>
-        <w:t xml:space="preserve">Open </w:t>
-      </w:r>
+        <w:pStyle w:val="ListBullet"/>
+      </w:pPr>
       <w:r>
         <w:rPr>
           <w:rFonts w:eastAsia="Calibri" w:cs="Calibri"/>
           <w:b/>
         </w:rPr>
-        <w:t>Finance</w:t>
-      </w:r>
-      <w:r>
-        <w:rPr>
-          <w:rFonts w:eastAsia="Calibri" w:cs="Calibri"/>
-        </w:rPr>
-        <w:t>. The week's figures are at the top; sort by most owed to work the list.</w:t>
-      </w:r>
-    </w:p>
-    <w:p>
-      <w:pPr>
-        <w:pStyle w:val="ListNumber"/>
-      </w:pPr>
-      <w:r>
-        <w:rPr>
-          <w:rFonts w:eastAsia="Calibri" w:cs="Calibri"/>
-        </w:rPr>
-        <w:t>As each member pays, tap the name and log it: weekly, extra, tea or an expense — amount, date, method, and the message pasted into the note.</w:t>
-      </w:r>
-    </w:p>
-    <w:p>
-      <w:pPr>
-        <w:pStyle w:val="ListNumber"/>
-      </w:pPr>
-      <w:r>
-        <w:rPr>
-          <w:rFonts w:eastAsia="Calibri" w:cs="Calibri"/>
-        </w:rPr>
-        <w:t>Watch the week strip in the member's panel: paid weeks, arrears and credit per member.</w:t>
-      </w:r>
-    </w:p>
-    <w:p>
-      <w:pPr>
-        <w:pStyle w:val="ListNumber"/>
-      </w:pPr>
-      <w:r>
-        <w:rPr>
-          <w:rFonts w:eastAsia="Calibri" w:cs="Calibri"/>
-        </w:rPr>
-        <w:t>Correct a mistake by editing the row. The old figures stay in the audit trail, so a correction is a correction and not a disappearance.</w:t>
-      </w:r>
-    </w:p>
-    <w:p>
-      <w:pPr>
-        <w:pStyle w:val="ListNumber"/>
-      </w:pPr>
-      <w:r>
-        <w:rPr>
-          <w:rFonts w:eastAsia="Calibri" w:cs="Calibri"/>
-        </w:rPr>
-        <w:t xml:space="preserve">Open </w:t>
-      </w:r>
+        <w:t>Finance opens with the week.</w:t>
+      </w:r>
+      <w:r>
+        <w:rPr>
+          <w:rFonts w:eastAsia="Calibri" w:cs="Calibri"/>
+        </w:rPr>
+        <w:t xml:space="preserve"> The week number, the amount expected of each member, and this week's dates, then the member list: what each member holds, what he owes, and how many weeks he is behind. It sorts by name, by most owed or by most money held, and it searches.</w:t>
+      </w:r>
+    </w:p>
+    <w:p>
+      <w:pPr>
+        <w:pStyle w:val="ListBullet"/>
+      </w:pPr>
       <w:r>
         <w:rPr>
           <w:rFonts w:eastAsia="Calibri" w:cs="Calibri"/>
           <w:b/>
         </w:rPr>
-        <w:t>Reminders</w:t>
-      </w:r>
-      <w:r>
-        <w:rPr>
-          <w:rFonts w:eastAsia="Calibri" w:cs="Calibri"/>
-        </w:rPr>
-        <w:t xml:space="preserve"> for whoever is behind and send one email before the week closes.</w:t>
-      </w:r>
-    </w:p>
-    <w:p>
-      <w:pPr>
-        <w:pStyle w:val="ListNumber"/>
-      </w:pPr>
-      <w:r>
-        <w:rPr>
-          <w:rFonts w:eastAsia="Calibri" w:cs="Calibri"/>
-        </w:rPr>
-        <w:t xml:space="preserve">Open </w:t>
-      </w:r>
+        <w:t>A tap opens the member</w:t>
+      </w:r>
+      <w:r>
+        <w:rPr>
+          <w:rFonts w:eastAsia="Calibri" w:cs="Calibri"/>
+        </w:rPr>
+        <w:t xml:space="preserve"> in a panel over the list — no page change, and closing it leaves the scroll where it was. That panel is the one place money is logged: a weekly contribution, an extra payment, the tea, or an expense, each with the amount, the date, the method and a free-text note for pasting the M-Pesa or bank message.</w:t>
+      </w:r>
+    </w:p>
+    <w:p>
+      <w:pPr>
+        <w:pStyle w:val="ListBullet"/>
+      </w:pPr>
       <w:r>
         <w:rPr>
           <w:rFonts w:eastAsia="Calibri" w:cs="Calibri"/>
           <w:b/>
         </w:rPr>
-        <w:t>Reports → weekly</w:t>
-      </w:r>
-      <w:r>
-        <w:rPr>
-          <w:rFonts w:eastAsia="Calibri" w:cs="Calibri"/>
-        </w:rPr>
-        <w:t xml:space="preserve"> for the expected-against-actual reconciliation, and export it for the meeting.</w:t>
+        <w:t>Logging refreshes the list underneath</w:t>
+      </w:r>
+      <w:r>
+        <w:rPr>
+          <w:rFonts w:eastAsia="Calibri" w:cs="Calibri"/>
+        </w:rPr>
+        <w:t>, so the next name is already correct.</w:t>
+      </w:r>
+    </w:p>
+    <w:p>
+      <w:pPr>
+        <w:pStyle w:val="ListBullet"/>
+      </w:pPr>
+      <w:r>
+        <w:rPr>
+          <w:rFonts w:eastAsia="Calibri" w:cs="Calibri"/>
+          <w:b/>
+        </w:rPr>
+        <w:t>Loans</w:t>
+      </w:r>
+      <w:r>
+        <w:rPr>
+          <w:rFonts w:eastAsia="Calibri" w:cs="Calibri"/>
+        </w:rPr>
+        <w:t xml:space="preserve"> (Money menu) lets the treasurer lend to a member, record repayments, take the last one back and cancel a loan made in error, and shows who is behind (section 7.5). Choosing which fund is the loan fund is the admin's decision, not the treasurer's.</w:t>
+      </w:r>
+    </w:p>
+    <w:p>
+      <w:pPr>
+        <w:pStyle w:val="ListBullet"/>
+      </w:pPr>
+      <w:r>
+        <w:rPr>
+          <w:rFonts w:eastAsia="Calibri" w:cs="Calibri"/>
+          <w:b/>
+        </w:rPr>
+        <w:t>Email statement</w:t>
+      </w:r>
+      <w:r>
+        <w:rPr>
+          <w:rFonts w:eastAsia="Calibri" w:cs="Calibri"/>
+        </w:rPr>
+        <w:t xml:space="preserve"> on a member's page sends him his own statement as a PDF, for the period chosen, to the address on his record (at most three a day to one member).</w:t>
+      </w:r>
+    </w:p>
+    <w:p>
+      <w:pPr>
+        <w:pStyle w:val="ListBullet"/>
+      </w:pPr>
+      <w:r>
+        <w:rPr>
+          <w:rFonts w:eastAsia="Calibri" w:cs="Calibri"/>
+          <w:b/>
+        </w:rPr>
+        <w:t>Finance → Setup is the go-live sheet:</w:t>
+      </w:r>
+      <w:r>
+        <w:rPr>
+          <w:rFonts w:eastAsia="Calibri" w:cs="Calibri"/>
+        </w:rPr>
+        <w:t xml:space="preserve"> the weekly amount, the tea amount, the week number and the week anchor, then every member's opening balance (with "Use all suggestions" to fill them from the ledger), each fund's one-time carry-in, and the one-time whole-week collection — which previews before it posts and can be undone.</w:t>
+      </w:r>
+    </w:p>
+    <w:p>
+      <w:pPr>
+        <w:pStyle w:val="ListBullet"/>
+      </w:pPr>
+      <w:r>
+        <w:rPr>
+          <w:rFonts w:eastAsia="Calibri" w:cs="Calibri"/>
+          <w:b/>
+        </w:rPr>
+        <w:t>A save that would move the books hard asks twice.</w:t>
+      </w:r>
+      <w:r>
+        <w:rPr>
+          <w:rFonts w:eastAsia="Calibri" w:cs="Calibri"/>
+        </w:rPr>
+        <w:t xml:space="preserve"> Cutting the members' total by a quarter or more comes back for confirmation, and the whole save is written to the audit trail as one entry naming the treasurer.</w:t>
       </w:r>
     </w:p>
     <w:p>
       <w:pPr>
         <w:pStyle w:val="Heading2"/>
       </w:pPr>
-      <w:bookmarkStart w:id="34" w:name="_Toc241143229"/>
-      <w:r>
-        <w:t>8.6 The three fields the treasurer may fill in but not replace</w:t>
+      <w:bookmarkStart w:id="34" w:name="_Toc243120036"/>
+      <w:r>
+        <w:t>8.3 What the treasurer gets out</w:t>
       </w:r>
       <w:bookmarkEnd w:id="34"/>
     </w:p>
     <w:p>
-      <w:r>
-        <w:rPr>
-          <w:rFonts w:eastAsia="Calibri" w:cs="Calibri"/>
-        </w:rPr>
-        <w:t>A member's record holds three fields that are more than a description of him: his ID number (the key to his own record and to the members' area), his phone number (how the office reaches him, and the members' old public key), and his next of kin (somebody else's contact details, kept because a chama has to be able to reach a family in an emergency).</w:t>
-      </w:r>
-    </w:p>
-    <w:p>
       <w:pPr>
         <w:pStyle w:val="ListBullet"/>
       </w:pPr>
       <w:r>
         <w:rPr>
           <w:rFonts w:eastAsia="Calibri" w:cs="Calibri"/>
+        </w:rPr>
+        <w:t>The week's figures, every member's opening balance, paid, required, tea and money held — on screen and in the member's own statement.</w:t>
+      </w:r>
+    </w:p>
+    <w:p>
+      <w:pPr>
+        <w:pStyle w:val="ListBullet"/>
+      </w:pPr>
+      <w:r>
+        <w:rPr>
+          <w:rFonts w:eastAsia="Calibri" w:cs="Calibri"/>
           <w:b/>
         </w:rPr>
-        <w:t>Recording one that is missing is the office's work, whoever is holding the phone.</w:t>
-      </w:r>
-      <w:r>
-        <w:rPr>
-          <w:rFonts w:eastAsia="Calibri" w:cs="Calibri"/>
-        </w:rPr>
-        <w:t xml:space="preserve"> The register is full of records entered from a name and a phone number, and the office is chasing the members who have no ID — so the treasurer, the admin and the super admin can all fill these in, and a new member can carry them from his first day.</w:t>
+        <w:t>Statements</w:t>
+      </w:r>
+      <w:r>
+        <w:rPr>
+          <w:rFonts w:eastAsia="Calibri" w:cs="Calibri"/>
+        </w:rPr>
+        <w:t xml:space="preserve"> for any member, as PDF or Excel, for any period.</w:t>
       </w:r>
     </w:p>
     <w:p>
@@ -8307,13 +8848,13 @@
           <w:rFonts w:eastAsia="Calibri" w:cs="Calibri"/>
           <w:b/>
         </w:rPr>
-        <w:t>Replacing one that is already there is an admin's.</w:t>
-      </w:r>
-      <w:r>
-        <w:rPr>
-          <w:rFonts w:eastAsia="Calibri" w:cs="Calibri"/>
-        </w:rPr>
-        <w:t xml:space="preserve"> The treasurer's save is refused, the form locks the box before he tries, and the line under it says why.</w:t>
+        <w:t>Reports</w:t>
+      </w:r>
+      <w:r>
+        <w:rPr>
+          <w:rFonts w:eastAsia="Calibri" w:cs="Calibri"/>
+        </w:rPr>
+        <w:t>: summary and the trend over recent weeks, the weekly reconciliation (expected against actual, with the members' contributions named), member performance, monthly totals and the fines report — each exportable as .xlsx for a meeting or an auditor.</w:t>
       </w:r>
     </w:p>
     <w:p>
@@ -8325,13 +8866,13 @@
           <w:rFonts w:eastAsia="Calibri" w:cs="Calibri"/>
           <w:b/>
         </w:rPr>
-        <w:t>Clearing one counts as replacing it.</w:t>
-      </w:r>
-      <w:r>
-        <w:rPr>
-          <w:rFonts w:eastAsia="Calibri" w:cs="Calibri"/>
-        </w:rPr>
-        <w:t xml:space="preserve"> The key is not taken off the door by leaving the box empty.</w:t>
+        <w:t>Reminder emails</w:t>
+      </w:r>
+      <w:r>
+        <w:rPr>
+          <w:rFonts w:eastAsia="Calibri" w:cs="Calibri"/>
+        </w:rPr>
+        <w:t xml:space="preserve"> to whoever is behind, built from the same weekly schedule the members' passbooks show.</w:t>
       </w:r>
     </w:p>
     <w:p>
@@ -8343,13 +8884,162 @@
           <w:rFonts w:eastAsia="Calibri" w:cs="Calibri"/>
           <w:b/>
         </w:rPr>
-        <w:t>Everything else on the record stays the treasurer's</w:t>
-      </w:r>
-      <w:r>
-        <w:rPr>
-          <w:rFonts w:eastAsia="Calibri" w:cs="Calibri"/>
-        </w:rPr>
-        <w:t>: the name, the registration number, the email, the notes, the join date, the family block, the photograph, the resignation.</w:t>
+        <w:t>The register export</w:t>
+      </w:r>
+      <w:r>
+        <w:rPr>
+          <w:rFonts w:eastAsia="Calibri" w:cs="Calibri"/>
+        </w:rPr>
+        <w:t xml:space="preserve"> (.xlsx or CSV) and the </w:t>
+      </w:r>
+      <w:r>
+        <w:rPr>
+          <w:rFonts w:eastAsia="Calibri" w:cs="Calibri"/>
+          <w:b/>
+        </w:rPr>
+        <w:t>audit trail</w:t>
+      </w:r>
+      <w:r>
+        <w:rPr>
+          <w:rFonts w:eastAsia="Calibri" w:cs="Calibri"/>
+        </w:rPr>
+        <w:t xml:space="preserve"> with its own export.</w:t>
+      </w:r>
+    </w:p>
+    <w:p>
+      <w:pPr>
+        <w:pStyle w:val="Heading2"/>
+      </w:pPr>
+      <w:bookmarkStart w:id="35" w:name="_Toc243120037"/>
+      <w:r>
+        <w:t>8.4 What the treasurer cannot do</w:t>
+      </w:r>
+      <w:bookmarkEnd w:id="35"/>
+    </w:p>
+    <w:p>
+      <w:pPr>
+        <w:pStyle w:val="ListBullet"/>
+      </w:pPr>
+      <w:r>
+        <w:rPr>
+          <w:rFonts w:eastAsia="Calibri" w:cs="Calibri"/>
+          <w:b/>
+        </w:rPr>
+        <w:t>Replace a member's ID number, phone number or next of kin</w:t>
+      </w:r>
+      <w:r>
+        <w:rPr>
+          <w:rFonts w:eastAsia="Calibri" w:cs="Calibri"/>
+        </w:rPr>
+        <w:t xml:space="preserve"> once the record holds one. Filling in what is missing is his — it is most of what the office is doing, since so many members have no ID on file yet — but those three fields are the member's key to his own record, the office's line to him, and somebody else's contact details, so replacing one is an admin's decision. The form locks the box and says so (section 8.6).</w:t>
+      </w:r>
+    </w:p>
+    <w:p>
+      <w:pPr>
+        <w:pStyle w:val="ListBullet"/>
+      </w:pPr>
+      <w:r>
+        <w:rPr>
+          <w:rFonts w:eastAsia="Calibri" w:cs="Calibri"/>
+          <w:b/>
+        </w:rPr>
+        <w:t>Touch fines.</w:t>
+      </w:r>
+      <w:r>
+        <w:rPr>
+          <w:rFonts w:eastAsia="Calibri" w:cs="Calibri"/>
+        </w:rPr>
+        <w:t xml:space="preserve"> Not issue, settle or void them, and not even list the fine types — that is the office's and the disciplinary officer's ground.</w:t>
+      </w:r>
+    </w:p>
+    <w:p>
+      <w:pPr>
+        <w:pStyle w:val="ListBullet"/>
+      </w:pPr>
+      <w:r>
+        <w:rPr>
+          <w:rFonts w:eastAsia="Calibri" w:cs="Calibri"/>
+          <w:b/>
+        </w:rPr>
+        <w:t>Change the group's identity or settings</w:t>
+      </w:r>
+      <w:r>
+        <w:rPr>
+          <w:rFonts w:eastAsia="Calibri" w:cs="Calibri"/>
+        </w:rPr>
+        <w:t>: the name, the logo and the weekly tracking start date belong to the admins.</w:t>
+      </w:r>
+    </w:p>
+    <w:p>
+      <w:pPr>
+        <w:pStyle w:val="ListBullet"/>
+      </w:pPr>
+      <w:r>
+        <w:rPr>
+          <w:rFonts w:eastAsia="Calibri" w:cs="Calibri"/>
+          <w:b/>
+        </w:rPr>
+        <w:t>Upload or remove documents.</w:t>
+      </w:r>
+      <w:r>
+        <w:rPr>
+          <w:rFonts w:eastAsia="Calibri" w:cs="Calibri"/>
+        </w:rPr>
+        <w:t xml:space="preserve"> The treasurer may read the vault, not change it.</w:t>
+      </w:r>
+    </w:p>
+    <w:p>
+      <w:pPr>
+        <w:pStyle w:val="ListBullet"/>
+      </w:pPr>
+      <w:r>
+        <w:rPr>
+          <w:rFonts w:eastAsia="Calibri" w:cs="Calibri"/>
+          <w:b/>
+        </w:rPr>
+        <w:t>Create or manage accounts</w:t>
+      </w:r>
+      <w:r>
+        <w:rPr>
+          <w:rFonts w:eastAsia="Calibri" w:cs="Calibri"/>
+        </w:rPr>
+        <w:t>, take a backup, run a scheduled job, or open the Control Room.</w:t>
+      </w:r>
+    </w:p>
+    <w:p>
+      <w:pPr>
+        <w:pStyle w:val="ListBullet"/>
+      </w:pPr>
+      <w:r>
+        <w:rPr>
+          <w:rFonts w:eastAsia="Calibri" w:cs="Calibri"/>
+          <w:b/>
+        </w:rPr>
+        <w:t>Choose the loan fund</w:t>
+      </w:r>
+      <w:r>
+        <w:rPr>
+          <w:rFonts w:eastAsia="Calibri" w:cs="Calibri"/>
+        </w:rPr>
+        <w:t>, or set the spending limit. Both change what the books say and are the admins'.</w:t>
+      </w:r>
+    </w:p>
+    <w:p>
+      <w:pPr>
+        <w:pStyle w:val="ListBullet"/>
+      </w:pPr>
+      <w:r>
+        <w:rPr>
+          <w:rFonts w:eastAsia="Calibri" w:cs="Calibri"/>
+          <w:b/>
+        </w:rPr>
+        <w:t>Open the minutes screen</w:t>
+      </w:r>
+      <w:r>
+        <w:rPr>
+          <w:rFonts w:eastAsia="Calibri" w:cs="Calibri"/>
+        </w:rPr>
+        <w:t xml:space="preserve"> — although the API does let this role read the minutes, since the money agreed in a meeting is exactly what a treasurer has to account for (Annex D).</w:t>
       </w:r>
     </w:p>
     <w:p>
@@ -8364,7 +9054,212 @@
           <w:color w:val="5A645E"/>
           <w:sz w:val="19"/>
         </w:rPr>
-        <w:t>The rule lives in one place in the code (backend/src/utils/memberCredentials.js) and is tested on its own, so the screen and the server cannot drift apart on it.</w:t>
+        <w:t>The one deliberate exception: the week-cycle figures (weekly amount, tea amount, week number, anchor) are changed from Finance → Setup, which the treasurer can use, even though /api/settings is admin-only. The treasurer is the person who needs them at go-live. Changing them is a General Assembly matter, and it is audit-logged either way.</w:t>
+      </w:r>
+    </w:p>
+    <w:p>
+      <w:pPr>
+        <w:pStyle w:val="Heading2"/>
+      </w:pPr>
+      <w:bookmarkStart w:id="36" w:name="_Toc243120038"/>
+      <w:r>
+        <w:t>8.5 A Thursday close, step by step</w:t>
+      </w:r>
+      <w:bookmarkEnd w:id="36"/>
+    </w:p>
+    <w:p>
+      <w:pPr>
+        <w:pStyle w:val="ListNumber"/>
+      </w:pPr>
+      <w:r>
+        <w:rPr>
+          <w:rFonts w:eastAsia="Calibri" w:cs="Calibri"/>
+        </w:rPr>
+        <w:t xml:space="preserve">Open </w:t>
+      </w:r>
+      <w:r>
+        <w:rPr>
+          <w:rFonts w:eastAsia="Calibri" w:cs="Calibri"/>
+          <w:b/>
+        </w:rPr>
+        <w:t>Finance</w:t>
+      </w:r>
+      <w:r>
+        <w:rPr>
+          <w:rFonts w:eastAsia="Calibri" w:cs="Calibri"/>
+        </w:rPr>
+        <w:t>. The week's figures are at the top; sort by most owed to work the list.</w:t>
+      </w:r>
+    </w:p>
+    <w:p>
+      <w:pPr>
+        <w:pStyle w:val="ListNumber"/>
+      </w:pPr>
+      <w:r>
+        <w:rPr>
+          <w:rFonts w:eastAsia="Calibri" w:cs="Calibri"/>
+        </w:rPr>
+        <w:t>As each member pays, tap the name and log it: weekly, extra, tea or an expense — amount, date, method, and the message pasted into the note.</w:t>
+      </w:r>
+    </w:p>
+    <w:p>
+      <w:pPr>
+        <w:pStyle w:val="ListNumber"/>
+      </w:pPr>
+      <w:r>
+        <w:rPr>
+          <w:rFonts w:eastAsia="Calibri" w:cs="Calibri"/>
+        </w:rPr>
+        <w:t>Watch the week strip in the member's panel: paid weeks, arrears and credit per member.</w:t>
+      </w:r>
+    </w:p>
+    <w:p>
+      <w:pPr>
+        <w:pStyle w:val="ListNumber"/>
+      </w:pPr>
+      <w:r>
+        <w:rPr>
+          <w:rFonts w:eastAsia="Calibri" w:cs="Calibri"/>
+        </w:rPr>
+        <w:t>Correct a mistake by editing the row. The old figures stay in the audit trail, so a correction is a correction and not a disappearance.</w:t>
+      </w:r>
+    </w:p>
+    <w:p>
+      <w:pPr>
+        <w:pStyle w:val="ListNumber"/>
+      </w:pPr>
+      <w:r>
+        <w:rPr>
+          <w:rFonts w:eastAsia="Calibri" w:cs="Calibri"/>
+        </w:rPr>
+        <w:t xml:space="preserve">Open </w:t>
+      </w:r>
+      <w:r>
+        <w:rPr>
+          <w:rFonts w:eastAsia="Calibri" w:cs="Calibri"/>
+          <w:b/>
+        </w:rPr>
+        <w:t>Reminders</w:t>
+      </w:r>
+      <w:r>
+        <w:rPr>
+          <w:rFonts w:eastAsia="Calibri" w:cs="Calibri"/>
+        </w:rPr>
+        <w:t xml:space="preserve"> for whoever is behind and send one email before the week closes.</w:t>
+      </w:r>
+    </w:p>
+    <w:p>
+      <w:pPr>
+        <w:pStyle w:val="ListNumber"/>
+      </w:pPr>
+      <w:r>
+        <w:rPr>
+          <w:rFonts w:eastAsia="Calibri" w:cs="Calibri"/>
+        </w:rPr>
+        <w:t xml:space="preserve">Open </w:t>
+      </w:r>
+      <w:r>
+        <w:rPr>
+          <w:rFonts w:eastAsia="Calibri" w:cs="Calibri"/>
+          <w:b/>
+        </w:rPr>
+        <w:t>Reports → weekly</w:t>
+      </w:r>
+      <w:r>
+        <w:rPr>
+          <w:rFonts w:eastAsia="Calibri" w:cs="Calibri"/>
+        </w:rPr>
+        <w:t xml:space="preserve"> for the expected-against-actual reconciliation, and export it for the meeting.</w:t>
+      </w:r>
+    </w:p>
+    <w:p>
+      <w:pPr>
+        <w:pStyle w:val="Heading2"/>
+      </w:pPr>
+      <w:bookmarkStart w:id="37" w:name="_Toc243120039"/>
+      <w:r>
+        <w:t>8.6 The three fields the treasurer may fill in but not replace</w:t>
+      </w:r>
+      <w:bookmarkEnd w:id="37"/>
+    </w:p>
+    <w:p>
+      <w:r>
+        <w:rPr>
+          <w:rFonts w:eastAsia="Calibri" w:cs="Calibri"/>
+        </w:rPr>
+        <w:t>A member's record holds three fields that are more than a description of him: his ID number (the key to his own record and to the members' area), his phone number (how the office reaches him, and the members' old public key), and his next of kin (somebody else's contact details, kept because a chama has to be able to reach a family in an emergency).</w:t>
+      </w:r>
+    </w:p>
+    <w:p>
+      <w:pPr>
+        <w:pStyle w:val="ListBullet"/>
+      </w:pPr>
+      <w:r>
+        <w:rPr>
+          <w:rFonts w:eastAsia="Calibri" w:cs="Calibri"/>
+          <w:b/>
+        </w:rPr>
+        <w:t>Recording one that is missing is the office's work, whoever is holding the phone.</w:t>
+      </w:r>
+      <w:r>
+        <w:rPr>
+          <w:rFonts w:eastAsia="Calibri" w:cs="Calibri"/>
+        </w:rPr>
+        <w:t xml:space="preserve"> The register is full of records entered from a name and a phone number, and the office is chasing the members who have no ID — so the treasurer, the admin and the super admin can all fill these in, and a new member can carry them from his first day.</w:t>
+      </w:r>
+    </w:p>
+    <w:p>
+      <w:pPr>
+        <w:pStyle w:val="ListBullet"/>
+      </w:pPr>
+      <w:r>
+        <w:rPr>
+          <w:rFonts w:eastAsia="Calibri" w:cs="Calibri"/>
+          <w:b/>
+        </w:rPr>
+        <w:t>Replacing one that is already there is an admin's.</w:t>
+      </w:r>
+      <w:r>
+        <w:rPr>
+          <w:rFonts w:eastAsia="Calibri" w:cs="Calibri"/>
+        </w:rPr>
+        <w:t xml:space="preserve"> The treasurer's save is refused, the form locks the box before he tries, and the line under it says why.</w:t>
+      </w:r>
+    </w:p>
+    <w:p>
+      <w:pPr>
+        <w:pStyle w:val="ListBullet"/>
+      </w:pPr>
+      <w:r>
+        <w:rPr>
+          <w:rFonts w:eastAsia="Calibri" w:cs="Calibri"/>
+          <w:b/>
+        </w:rPr>
+        <w:t>Clearing one counts as replacing it.</w:t>
+      </w:r>
+      <w:r>
+        <w:rPr>
+          <w:rFonts w:eastAsia="Calibri" w:cs="Calibri"/>
+        </w:rPr>
+        <w:t xml:space="preserve"> The key is not taken off the door by leaving the box empty.</w:t>
+      </w:r>
+    </w:p>
+    <w:p>
+      <w:pPr>
+        <w:pStyle w:val="ListBullet"/>
+      </w:pPr>
+      <w:r>
+        <w:rPr>
+          <w:rFonts w:eastAsia="Calibri" w:cs="Calibri"/>
+          <w:b/>
+        </w:rPr>
+        <w:t>Everything else on the record stays the treasurer's</w:t>
+      </w:r>
+      <w:r>
+        <w:rPr>
+          <w:rFonts w:eastAsia="Calibri" w:cs="Calibri"/>
+        </w:rPr>
+        <w:t>: the name, the registration number, the email, the notes, the join date, the family block, the photograph, the resignation.</w:t>
       </w:r>
     </w:p>
     <w:p>
@@ -8379,387 +9274,7 @@
           <w:color w:val="5A645E"/>
           <w:sz w:val="19"/>
         </w:rPr>
-        <w:t>Behind the screen: the ledger is /api/ledger (member list, per-member log, setup, the one-time week collection), with /api/contributions, /api/expenses, /api/types and /api/members alongside it. /api/fines is not on this role's list at all.</w:t>
-      </w:r>
-    </w:p>
-    <w:p>
-      <w:pPr>
-        <w:pStyle w:val="Heading1"/>
-      </w:pPr>
-      <w:bookmarkStart w:id="35" w:name="_Toc241143230"/>
-      <w:r>
-        <w:t>9. The secretary — the group's paperwork, and reading the books</w:t>
-      </w:r>
-      <w:bookmarkEnd w:id="35"/>
-    </w:p>
-    <w:p>
-      <w:pPr>
-        <w:spacing w:after="160"/>
-      </w:pPr>
-      <w:r>
-        <w:rPr>
-          <w:rFonts w:eastAsia="Calibri" w:cs="Calibri"/>
-          <w:i/>
-          <w:color w:val="5A645E"/>
-        </w:rPr>
-        <w:t>The secretary writes the minutes and files the group's papers, and reads everything the office records without being able to change any of it. It is the role a group gives to whoever keeps its records straight, and to an auditor who must verify without touching.</w:t>
-      </w:r>
-    </w:p>
-    <w:p>
-      <w:pPr>
-        <w:pStyle w:val="Heading2"/>
-      </w:pPr>
-      <w:bookmarkStart w:id="36" w:name="_Toc241143231"/>
-      <w:r>
-        <w:t>9.1 The account</w:t>
-      </w:r>
-      <w:bookmarkEnd w:id="36"/>
-    </w:p>
-    <w:p>
-      <w:pPr>
-        <w:pStyle w:val="ListBullet"/>
-      </w:pPr>
-      <w:r>
-        <w:rPr>
-          <w:rFonts w:eastAsia="Calibri" w:cs="Calibri"/>
-          <w:b/>
-        </w:rPr>
-        <w:t>Created by the super admin or by an admin</w:t>
-      </w:r>
-      <w:r>
-        <w:rPr>
-          <w:rFonts w:eastAsia="Calibri" w:cs="Calibri"/>
-        </w:rPr>
-        <w:t>, with the password set at creation.</w:t>
-      </w:r>
-    </w:p>
-    <w:p>
-      <w:pPr>
-        <w:pStyle w:val="ListBullet"/>
-      </w:pPr>
-      <w:r>
-        <w:rPr>
-          <w:rFonts w:eastAsia="Calibri" w:cs="Calibri"/>
-          <w:b/>
-        </w:rPr>
-        <w:t>Lands on /admin/minutes</w:t>
-      </w:r>
-      <w:r>
-        <w:rPr>
-          <w:rFonts w:eastAsia="Calibri" w:cs="Calibri"/>
-        </w:rPr>
-        <w:t xml:space="preserve"> — the screen the role actually works on.</w:t>
-      </w:r>
-    </w:p>
-    <w:p>
-      <w:pPr>
-        <w:pStyle w:val="ListBullet"/>
-      </w:pPr>
-      <w:r>
-        <w:rPr>
-          <w:rFonts w:eastAsia="Calibri" w:cs="Calibri"/>
-          <w:b/>
-        </w:rPr>
-        <w:t>Menu:</w:t>
-      </w:r>
-      <w:r>
-        <w:rPr>
-          <w:rFonts w:eastAsia="Calibri" w:cs="Calibri"/>
-        </w:rPr>
-        <w:t xml:space="preserve"> Reports · Minutes · Docs · Audit. There is no dashboard, no Members and no Finance: the money screens are not this role's, and hiding them is how that is taught.</w:t>
-      </w:r>
-    </w:p>
-    <w:p>
-      <w:pPr>
-        <w:pStyle w:val="Heading2"/>
-      </w:pPr>
-      <w:bookmarkStart w:id="37" w:name="_Toc241143232"/>
-      <w:r>
-        <w:t>9.2 The minutes — what the secretary is for</w:t>
-      </w:r>
-      <w:bookmarkEnd w:id="37"/>
-    </w:p>
-    <w:p>
-      <w:pPr>
-        <w:pStyle w:val="ListBullet"/>
-      </w:pPr>
-      <w:r>
-        <w:rPr>
-          <w:rFonts w:eastAsia="Calibri" w:cs="Calibri"/>
-          <w:b/>
-        </w:rPr>
-        <w:t>Write a minute:</w:t>
-      </w:r>
-      <w:r>
-        <w:rPr>
-          <w:rFonts w:eastAsia="Calibri" w:cs="Calibri"/>
-        </w:rPr>
-        <w:t xml:space="preserve"> a title, the date of the meeting, and the body in a rich-text editor (headings, bold, lists, links) — the same shapes a Word document has.</w:t>
-      </w:r>
-    </w:p>
-    <w:p>
-      <w:pPr>
-        <w:pStyle w:val="ListBullet"/>
-      </w:pPr>
-      <w:r>
-        <w:rPr>
-          <w:rFonts w:eastAsia="Calibri" w:cs="Calibri"/>
-          <w:b/>
-        </w:rPr>
-        <w:t>Import an existing Word file</w:t>
-      </w:r>
-      <w:r>
-        <w:rPr>
-          <w:rFonts w:eastAsia="Calibri" w:cs="Calibri"/>
-        </w:rPr>
-        <w:t xml:space="preserve"> into the editor: it is read in the browser and its content is put into the minute being written, so an old template never has to be retyped.</w:t>
-      </w:r>
-    </w:p>
-    <w:p>
-      <w:pPr>
-        <w:pStyle w:val="ListBullet"/>
-      </w:pPr>
-      <w:r>
-        <w:rPr>
-          <w:rFonts w:eastAsia="Calibri" w:cs="Calibri"/>
-          <w:b/>
-        </w:rPr>
-        <w:t>Publish it to members, or hold it back.</w:t>
-      </w:r>
-      <w:r>
-        <w:rPr>
-          <w:rFonts w:eastAsia="Calibri" w:cs="Calibri"/>
-        </w:rPr>
-        <w:t xml:space="preserve"> One switch per minute. Published minutes are reachable by members through the ID gate; an unpublished minute is never reachable there.</w:t>
-      </w:r>
-    </w:p>
-    <w:p>
-      <w:pPr>
-        <w:pStyle w:val="ListBullet"/>
-      </w:pPr>
-      <w:r>
-        <w:rPr>
-          <w:rFonts w:eastAsia="Calibri" w:cs="Calibri"/>
-          <w:b/>
-        </w:rPr>
-        <w:t>Search every word of every minute</w:t>
-      </w:r>
-      <w:r>
-        <w:rPr>
-          <w:rFonts w:eastAsia="Calibri" w:cs="Calibri"/>
-        </w:rPr>
-        <w:t xml:space="preserve"> — the title, the body and the date as written. The search runs over the whole archive on the server, not just the rows on screen, and a result opens with the sentence the word was found in.</w:t>
-      </w:r>
-    </w:p>
-    <w:p>
-      <w:pPr>
-        <w:pStyle w:val="ListBullet"/>
-      </w:pPr>
-      <w:r>
-        <w:rPr>
-          <w:rFonts w:eastAsia="Calibri" w:cs="Calibri"/>
-          <w:b/>
-        </w:rPr>
-        <w:t>Delete a minute</w:t>
-      </w:r>
-      <w:r>
-        <w:rPr>
-          <w:rFonts w:eastAsia="Calibri" w:cs="Calibri"/>
-        </w:rPr>
-        <w:t xml:space="preserve"> — with a confirmation, and an entry in the audit trail.</w:t>
-      </w:r>
-    </w:p>
-    <w:p>
-      <w:pPr>
-        <w:pStyle w:val="Heading2"/>
-      </w:pPr>
-      <w:bookmarkStart w:id="38" w:name="_Toc241143233"/>
-      <w:r>
-        <w:t>9.3 The document vault</w:t>
-      </w:r>
-      <w:bookmarkEnd w:id="38"/>
-    </w:p>
-    <w:p>
-      <w:pPr>
-        <w:pStyle w:val="ListBullet"/>
-      </w:pPr>
-      <w:r>
-        <w:rPr>
-          <w:rFonts w:eastAsia="Calibri" w:cs="Calibri"/>
-          <w:b/>
-        </w:rPr>
-        <w:t>Upload the group's papers:</w:t>
-      </w:r>
-      <w:r>
-        <w:rPr>
-          <w:rFonts w:eastAsia="Calibri" w:cs="Calibri"/>
-        </w:rPr>
-        <w:t xml:space="preserve"> title deeds, certificates, registration documents — a real PDF or image, up to 8 MB, with a title, a heading, an optional description and a visible-to-members switch. Anything that is not a PDF or an image is refused.</w:t>
-      </w:r>
-    </w:p>
-    <w:p>
-      <w:pPr>
-        <w:pStyle w:val="ListBullet"/>
-      </w:pPr>
-      <w:r>
-        <w:rPr>
-          <w:rFonts w:eastAsia="Calibri" w:cs="Calibri"/>
-          <w:b/>
-        </w:rPr>
-        <w:t>Manage the headings.</w:t>
-      </w:r>
-      <w:r>
-        <w:rPr>
-          <w:rFonts w:eastAsia="Calibri" w:cs="Calibri"/>
-        </w:rPr>
-        <w:t xml:space="preserve"> The list is the group's own: add one and it is offered on the upload form and readable by the members the document is published to.</w:t>
-      </w:r>
-    </w:p>
-    <w:p>
-      <w:pPr>
-        <w:pStyle w:val="ListBullet"/>
-      </w:pPr>
-      <w:r>
-        <w:rPr>
-          <w:rFonts w:eastAsia="Calibri" w:cs="Calibri"/>
-          <w:b/>
-        </w:rPr>
-        <w:t>Remove a document</w:t>
-      </w:r>
-      <w:r>
-        <w:rPr>
-          <w:rFonts w:eastAsia="Calibri" w:cs="Calibri"/>
-        </w:rPr>
-        <w:t xml:space="preserve"> — with a confirmation and an audit entry.</w:t>
-      </w:r>
-    </w:p>
-    <w:p>
-      <w:pPr>
-        <w:pStyle w:val="Heading2"/>
-      </w:pPr>
-      <w:bookmarkStart w:id="39" w:name="_Toc241143234"/>
-      <w:r>
-        <w:t>9.4 Reading the books — Reports and the audit trail</w:t>
-      </w:r>
-      <w:bookmarkEnd w:id="39"/>
-    </w:p>
-    <w:p>
-      <w:pPr>
-        <w:pStyle w:val="ListBullet"/>
-      </w:pPr>
-      <w:r>
-        <w:rPr>
-          <w:rFonts w:eastAsia="Calibri" w:cs="Calibri"/>
-          <w:b/>
-        </w:rPr>
-        <w:t>Every report, and every export:</w:t>
-      </w:r>
-      <w:r>
-        <w:rPr>
-          <w:rFonts w:eastAsia="Calibri" w:cs="Calibri"/>
-        </w:rPr>
-        <w:t xml:space="preserve"> summary, the trend over recent weeks, the weekly reconciliation, member performance, monthly totals and the fines report — each downloadable as .xlsx. This is the role that hands figures to a meeting or an auditor.</w:t>
-      </w:r>
-    </w:p>
-    <w:p>
-      <w:pPr>
-        <w:pStyle w:val="ListBullet"/>
-      </w:pPr>
-      <w:r>
-        <w:rPr>
-          <w:rFonts w:eastAsia="Calibri" w:cs="Calibri"/>
-          <w:b/>
-        </w:rPr>
-        <w:t>One member's own chart</w:t>
-      </w:r>
-      <w:r>
-        <w:rPr>
-          <w:rFonts w:eastAsia="Calibri" w:cs="Calibri"/>
-        </w:rPr>
-        <w:t xml:space="preserve"> opens from the performance list. The report endpoint serves it, so the secretary never needs the member register to explain a figure.</w:t>
-      </w:r>
-    </w:p>
-    <w:p>
-      <w:pPr>
-        <w:pStyle w:val="ListBullet"/>
-      </w:pPr>
-      <w:r>
-        <w:rPr>
-          <w:rFonts w:eastAsia="Calibri" w:cs="Calibri"/>
-          <w:b/>
-        </w:rPr>
-        <w:t>The audit trail:</w:t>
-      </w:r>
-      <w:r>
-        <w:rPr>
-          <w:rFonts w:eastAsia="Calibri" w:cs="Calibri"/>
-        </w:rPr>
-        <w:t xml:space="preserve"> filter by money, people, records or settings, by who did it, by record type, by date and by free text; switch on "unusual only" to read what needs explaining; export exactly the view on screen.</w:t>
-      </w:r>
-    </w:p>
-    <w:p>
-      <w:pPr>
-        <w:pStyle w:val="Heading2"/>
-      </w:pPr>
-      <w:bookmarkStart w:id="40" w:name="_Toc241143235"/>
-      <w:r>
-        <w:t>9.5 What the secretary cannot do</w:t>
-      </w:r>
-      <w:bookmarkEnd w:id="40"/>
-    </w:p>
-    <w:p>
-      <w:pPr>
-        <w:pStyle w:val="ListBullet"/>
-      </w:pPr>
-      <w:r>
-        <w:rPr>
-          <w:rFonts w:eastAsia="Calibri" w:cs="Calibri"/>
-        </w:rPr>
-        <w:t>Change any money: no contributions, no expenses, no week cycle, no opening balances.</w:t>
-      </w:r>
-    </w:p>
-    <w:p>
-      <w:pPr>
-        <w:pStyle w:val="ListBullet"/>
-      </w:pPr>
-      <w:r>
-        <w:rPr>
-          <w:rFonts w:eastAsia="Calibri" w:cs="Calibri"/>
-        </w:rPr>
-        <w:t>Open the member register, the ledger or the dashboard.</w:t>
-      </w:r>
-    </w:p>
-    <w:p>
-      <w:pPr>
-        <w:pStyle w:val="ListBullet"/>
-      </w:pPr>
-      <w:r>
-        <w:rPr>
-          <w:rFonts w:eastAsia="Calibri" w:cs="Calibri"/>
-        </w:rPr>
-        <w:t>Issue, settle or void a fine, or manage contribution and fine types.</w:t>
-      </w:r>
-    </w:p>
-    <w:p>
-      <w:pPr>
-        <w:pStyle w:val="ListBullet"/>
-      </w:pPr>
-      <w:r>
-        <w:rPr>
-          <w:rFonts w:eastAsia="Calibri" w:cs="Calibri"/>
-        </w:rPr>
-        <w:t>Change the group's settings or manage any account.</w:t>
-      </w:r>
-    </w:p>
-    <w:p>
-      <w:pPr>
-        <w:pStyle w:val="ListBullet"/>
-      </w:pPr>
-      <w:r>
-        <w:rPr>
-          <w:rFonts w:eastAsia="Calibri" w:cs="Calibri"/>
-        </w:rPr>
-        <w:t>Take a backup or run a scheduled job.</w:t>
+        <w:t>The rule lives in one place in the code (backend/src/utils/memberCredentials.js) and is tested on its own, so the screen and the server cannot drift apart on it.</w:t>
       </w:r>
     </w:p>
     <w:p>
@@ -8774,148 +9289,387 @@
           <w:color w:val="5A645E"/>
           <w:sz w:val="19"/>
         </w:rPr>
-        <w:t>Two things to know about this role today. First, writing the minutes and the documents is all it does — those are its only writes, besides a member's own constitution decision, which is not a staff action. Second, its own account is looked after from My account (`/admin/account`), the one screen every role can open: the password form and the second-factor panel live there, so this role changes its own password and enrols a second factor without an admin's help.</w:t>
+        <w:t>Behind the screen: the ledger is /api/ledger (member list, per-member log, setup, the one-time week collection), with /api/contributions, /api/expenses, /api/types and /api/members alongside it. /api/fines is not on this role's list at all.</w:t>
+      </w:r>
+    </w:p>
+    <w:p>
+      <w:pPr>
+        <w:pStyle w:val="Heading1"/>
+      </w:pPr>
+      <w:bookmarkStart w:id="38" w:name="_Toc243120040"/>
+      <w:r>
+        <w:t>9. The secretary — the group's paperwork, and reading the books</w:t>
+      </w:r>
+      <w:bookmarkEnd w:id="38"/>
+    </w:p>
+    <w:p>
+      <w:pPr>
+        <w:spacing w:after="160"/>
+      </w:pPr>
+      <w:r>
+        <w:rPr>
+          <w:rFonts w:eastAsia="Calibri" w:cs="Calibri"/>
+          <w:i/>
+          <w:color w:val="5A645E"/>
+        </w:rPr>
+        <w:t>The secretary writes the minutes and files the group's papers, and reads everything the office records without being able to change any of it. It is the role a group gives to whoever keeps its records straight, and to an auditor who must verify without touching.</w:t>
       </w:r>
     </w:p>
     <w:p>
       <w:pPr>
         <w:pStyle w:val="Heading2"/>
       </w:pPr>
-      <w:bookmarkStart w:id="41" w:name="_Toc241143236"/>
-      <w:r>
-        <w:t>9.6 A meeting, step by step</w:t>
+      <w:bookmarkStart w:id="39" w:name="_Toc243120041"/>
+      <w:r>
+        <w:t>9.1 The account</w:t>
+      </w:r>
+      <w:bookmarkEnd w:id="39"/>
+    </w:p>
+    <w:p>
+      <w:pPr>
+        <w:pStyle w:val="ListBullet"/>
+      </w:pPr>
+      <w:r>
+        <w:rPr>
+          <w:rFonts w:eastAsia="Calibri" w:cs="Calibri"/>
+          <w:b/>
+        </w:rPr>
+        <w:t>Created by the super admin or by an admin</w:t>
+      </w:r>
+      <w:r>
+        <w:rPr>
+          <w:rFonts w:eastAsia="Calibri" w:cs="Calibri"/>
+        </w:rPr>
+        <w:t>, with the password set at creation.</w:t>
+      </w:r>
+    </w:p>
+    <w:p>
+      <w:pPr>
+        <w:pStyle w:val="ListBullet"/>
+      </w:pPr>
+      <w:r>
+        <w:rPr>
+          <w:rFonts w:eastAsia="Calibri" w:cs="Calibri"/>
+          <w:b/>
+        </w:rPr>
+        <w:t>Lands on /admin/minutes</w:t>
+      </w:r>
+      <w:r>
+        <w:rPr>
+          <w:rFonts w:eastAsia="Calibri" w:cs="Calibri"/>
+        </w:rPr>
+        <w:t xml:space="preserve"> — the screen the role actually works on.</w:t>
+      </w:r>
+    </w:p>
+    <w:p>
+      <w:pPr>
+        <w:pStyle w:val="ListBullet"/>
+      </w:pPr>
+      <w:r>
+        <w:rPr>
+          <w:rFonts w:eastAsia="Calibri" w:cs="Calibri"/>
+          <w:b/>
+        </w:rPr>
+        <w:t>Menu:</w:t>
+      </w:r>
+      <w:r>
+        <w:rPr>
+          <w:rFonts w:eastAsia="Calibri" w:cs="Calibri"/>
+        </w:rPr>
+        <w:t xml:space="preserve"> Reports · Minutes · Docs · Audit. There is no dashboard, no Members and no Finance: the money screens are not this role's, and hiding them is how that is taught.</w:t>
+      </w:r>
+    </w:p>
+    <w:p>
+      <w:pPr>
+        <w:pStyle w:val="Heading2"/>
+      </w:pPr>
+      <w:bookmarkStart w:id="40" w:name="_Toc243120042"/>
+      <w:r>
+        <w:t>9.2 The minutes — what the secretary is for</w:t>
+      </w:r>
+      <w:bookmarkEnd w:id="40"/>
+    </w:p>
+    <w:p>
+      <w:pPr>
+        <w:pStyle w:val="ListBullet"/>
+      </w:pPr>
+      <w:r>
+        <w:rPr>
+          <w:rFonts w:eastAsia="Calibri" w:cs="Calibri"/>
+          <w:b/>
+        </w:rPr>
+        <w:t>Write a minute:</w:t>
+      </w:r>
+      <w:r>
+        <w:rPr>
+          <w:rFonts w:eastAsia="Calibri" w:cs="Calibri"/>
+        </w:rPr>
+        <w:t xml:space="preserve"> a title, the date of the meeting, and the body in a rich-text editor (headings, bold, lists, links) — the same shapes a Word document has.</w:t>
+      </w:r>
+    </w:p>
+    <w:p>
+      <w:pPr>
+        <w:pStyle w:val="ListBullet"/>
+      </w:pPr>
+      <w:r>
+        <w:rPr>
+          <w:rFonts w:eastAsia="Calibri" w:cs="Calibri"/>
+          <w:b/>
+        </w:rPr>
+        <w:t>Import an existing Word file</w:t>
+      </w:r>
+      <w:r>
+        <w:rPr>
+          <w:rFonts w:eastAsia="Calibri" w:cs="Calibri"/>
+        </w:rPr>
+        <w:t xml:space="preserve"> into the editor: it is read in the browser and its content is put into the minute being written, so an old template never has to be retyped.</w:t>
+      </w:r>
+    </w:p>
+    <w:p>
+      <w:pPr>
+        <w:pStyle w:val="ListBullet"/>
+      </w:pPr>
+      <w:r>
+        <w:rPr>
+          <w:rFonts w:eastAsia="Calibri" w:cs="Calibri"/>
+          <w:b/>
+        </w:rPr>
+        <w:t>Publish it to members, or hold it back.</w:t>
+      </w:r>
+      <w:r>
+        <w:rPr>
+          <w:rFonts w:eastAsia="Calibri" w:cs="Calibri"/>
+        </w:rPr>
+        <w:t xml:space="preserve"> One switch per minute. Published minutes are reachable by members through the ID gate; an unpublished minute is never reachable there.</w:t>
+      </w:r>
+    </w:p>
+    <w:p>
+      <w:pPr>
+        <w:pStyle w:val="ListBullet"/>
+      </w:pPr>
+      <w:r>
+        <w:rPr>
+          <w:rFonts w:eastAsia="Calibri" w:cs="Calibri"/>
+          <w:b/>
+        </w:rPr>
+        <w:t>Search every word of every minute</w:t>
+      </w:r>
+      <w:r>
+        <w:rPr>
+          <w:rFonts w:eastAsia="Calibri" w:cs="Calibri"/>
+        </w:rPr>
+        <w:t xml:space="preserve"> — the title, the body and the date as written. The search runs over the whole archive on the server, not just the rows on screen, and a result opens with the sentence the word was found in.</w:t>
+      </w:r>
+    </w:p>
+    <w:p>
+      <w:pPr>
+        <w:pStyle w:val="ListBullet"/>
+      </w:pPr>
+      <w:r>
+        <w:rPr>
+          <w:rFonts w:eastAsia="Calibri" w:cs="Calibri"/>
+          <w:b/>
+        </w:rPr>
+        <w:t>Delete a minute</w:t>
+      </w:r>
+      <w:r>
+        <w:rPr>
+          <w:rFonts w:eastAsia="Calibri" w:cs="Calibri"/>
+        </w:rPr>
+        <w:t xml:space="preserve"> — with a confirmation, and an entry in the audit trail.</w:t>
+      </w:r>
+    </w:p>
+    <w:p>
+      <w:pPr>
+        <w:pStyle w:val="Heading2"/>
+      </w:pPr>
+      <w:bookmarkStart w:id="41" w:name="_Toc243120043"/>
+      <w:r>
+        <w:t>9.3 The document vault</w:t>
       </w:r>
       <w:bookmarkEnd w:id="41"/>
     </w:p>
     <w:p>
       <w:pPr>
-        <w:pStyle w:val="ListNumber"/>
-      </w:pPr>
-      <w:r>
-        <w:rPr>
-          <w:rFonts w:eastAsia="Calibri" w:cs="Calibri"/>
-        </w:rPr>
-        <w:t xml:space="preserve">Before the meeting, open </w:t>
-      </w:r>
+        <w:pStyle w:val="ListBullet"/>
+      </w:pPr>
       <w:r>
         <w:rPr>
           <w:rFonts w:eastAsia="Calibri" w:cs="Calibri"/>
           <w:b/>
         </w:rPr>
-        <w:t>Minutes</w:t>
-      </w:r>
-      <w:r>
-        <w:rPr>
-          <w:rFonts w:eastAsia="Calibri" w:cs="Calibri"/>
-        </w:rPr>
-        <w:t xml:space="preserve"> and check the last record for anything carried forward.</w:t>
-      </w:r>
-    </w:p>
-    <w:p>
-      <w:pPr>
-        <w:pStyle w:val="ListNumber"/>
-      </w:pPr>
-      <w:r>
-        <w:rPr>
-          <w:rFonts w:eastAsia="Calibri" w:cs="Calibri"/>
-        </w:rPr>
-        <w:t xml:space="preserve">After the meeting, </w:t>
-      </w:r>
+        <w:t>Upload the group's papers:</w:t>
+      </w:r>
+      <w:r>
+        <w:rPr>
+          <w:rFonts w:eastAsia="Calibri" w:cs="Calibri"/>
+        </w:rPr>
+        <w:t xml:space="preserve"> title deeds, certificates, registration documents — a real PDF or image, up to 8 MB, with a title, a heading, an optional description and a visible-to-members switch. Anything that is not a PDF or an image is refused.</w:t>
+      </w:r>
+    </w:p>
+    <w:p>
+      <w:pPr>
+        <w:pStyle w:val="ListBullet"/>
+      </w:pPr>
       <w:r>
         <w:rPr>
           <w:rFonts w:eastAsia="Calibri" w:cs="Calibri"/>
           <w:b/>
         </w:rPr>
-        <w:t>New</w:t>
-      </w:r>
-      <w:r>
-        <w:rPr>
-          <w:rFonts w:eastAsia="Calibri" w:cs="Calibri"/>
-        </w:rPr>
-        <w:t>: title, date, and type the record — or import the Word file the chairman worked from.</w:t>
-      </w:r>
-    </w:p>
-    <w:p>
-      <w:pPr>
-        <w:pStyle w:val="ListNumber"/>
-      </w:pPr>
-      <w:r>
-        <w:rPr>
-          <w:rFonts w:eastAsia="Calibri" w:cs="Calibri"/>
-        </w:rPr>
-        <w:t xml:space="preserve">Leave </w:t>
-      </w:r>
+        <w:t>Manage the headings.</w:t>
+      </w:r>
+      <w:r>
+        <w:rPr>
+          <w:rFonts w:eastAsia="Calibri" w:cs="Calibri"/>
+        </w:rPr>
+        <w:t xml:space="preserve"> The list is the group's own: add one and it is offered on the upload form and readable by the members the document is published to.</w:t>
+      </w:r>
+    </w:p>
+    <w:p>
+      <w:pPr>
+        <w:pStyle w:val="ListBullet"/>
+      </w:pPr>
       <w:r>
         <w:rPr>
           <w:rFonts w:eastAsia="Calibri" w:cs="Calibri"/>
           <w:b/>
         </w:rPr>
-        <w:t>Visible to members</w:t>
-      </w:r>
-      <w:r>
-        <w:rPr>
-          <w:rFonts w:eastAsia="Calibri" w:cs="Calibri"/>
-        </w:rPr>
-        <w:t xml:space="preserve"> on if the record may be read by members; switch it off for anything the committee keeps to itself.</w:t>
-      </w:r>
-    </w:p>
-    <w:p>
-      <w:pPr>
-        <w:pStyle w:val="ListNumber"/>
-      </w:pPr>
-      <w:r>
-        <w:rPr>
-          <w:rFonts w:eastAsia="Calibri" w:cs="Calibri"/>
-        </w:rPr>
-        <w:t>Save. The minute is searchable from that moment — by the office, and by members if published.</w:t>
-      </w:r>
-    </w:p>
-    <w:p>
-      <w:pPr>
-        <w:pStyle w:val="ListNumber"/>
-      </w:pPr>
-      <w:r>
-        <w:rPr>
-          <w:rFonts w:eastAsia="Calibri" w:cs="Calibri"/>
-        </w:rPr>
-        <w:t xml:space="preserve">When the group's papers change (a new certificate, a renewed registration), open </w:t>
-      </w:r>
+        <w:t>Remove a document</w:t>
+      </w:r>
+      <w:r>
+        <w:rPr>
+          <w:rFonts w:eastAsia="Calibri" w:cs="Calibri"/>
+        </w:rPr>
+        <w:t xml:space="preserve"> — with a confirmation and an audit entry.</w:t>
+      </w:r>
+    </w:p>
+    <w:p>
+      <w:pPr>
+        <w:pStyle w:val="Heading2"/>
+      </w:pPr>
+      <w:bookmarkStart w:id="42" w:name="_Toc243120044"/>
+      <w:r>
+        <w:t>9.4 Reading the books — Reports and the audit trail</w:t>
+      </w:r>
+      <w:bookmarkEnd w:id="42"/>
+    </w:p>
+    <w:p>
+      <w:pPr>
+        <w:pStyle w:val="ListBullet"/>
+      </w:pPr>
       <w:r>
         <w:rPr>
           <w:rFonts w:eastAsia="Calibri" w:cs="Calibri"/>
           <w:b/>
         </w:rPr>
-        <w:t>Docs</w:t>
-      </w:r>
-      <w:r>
-        <w:rPr>
-          <w:rFonts w:eastAsia="Calibri" w:cs="Calibri"/>
-        </w:rPr>
-        <w:t xml:space="preserve"> and upload them, under the heading that says what they are.</w:t>
-      </w:r>
-    </w:p>
-    <w:p>
-      <w:pPr>
-        <w:pStyle w:val="ListNumber"/>
-      </w:pPr>
-      <w:r>
-        <w:rPr>
-          <w:rFonts w:eastAsia="Calibri" w:cs="Calibri"/>
-        </w:rPr>
-        <w:t xml:space="preserve">For the next meeting's figures, open </w:t>
-      </w:r>
+        <w:t>Every report, and every export:</w:t>
+      </w:r>
+      <w:r>
+        <w:rPr>
+          <w:rFonts w:eastAsia="Calibri" w:cs="Calibri"/>
+        </w:rPr>
+        <w:t xml:space="preserve"> summary, the trend over recent weeks, the weekly reconciliation, member performance, monthly totals and the fines report — each downloadable as .xlsx. This is the role that hands figures to a meeting or an auditor.</w:t>
+      </w:r>
+    </w:p>
+    <w:p>
+      <w:pPr>
+        <w:pStyle w:val="ListBullet"/>
+      </w:pPr>
       <w:r>
         <w:rPr>
           <w:rFonts w:eastAsia="Calibri" w:cs="Calibri"/>
           <w:b/>
         </w:rPr>
-        <w:t>Reports</w:t>
-      </w:r>
-      <w:r>
-        <w:rPr>
-          <w:rFonts w:eastAsia="Calibri" w:cs="Calibri"/>
-        </w:rPr>
-        <w:t xml:space="preserve"> and export the weekly or monthly view.</w:t>
+        <w:t>One member's own chart</w:t>
+      </w:r>
+      <w:r>
+        <w:rPr>
+          <w:rFonts w:eastAsia="Calibri" w:cs="Calibri"/>
+        </w:rPr>
+        <w:t xml:space="preserve"> opens from the performance list. The report endpoint serves it, so the secretary never needs the member register to explain a figure.</w:t>
+      </w:r>
+    </w:p>
+    <w:p>
+      <w:pPr>
+        <w:pStyle w:val="ListBullet"/>
+      </w:pPr>
+      <w:r>
+        <w:rPr>
+          <w:rFonts w:eastAsia="Calibri" w:cs="Calibri"/>
+          <w:b/>
+        </w:rPr>
+        <w:t>The audit trail:</w:t>
+      </w:r>
+      <w:r>
+        <w:rPr>
+          <w:rFonts w:eastAsia="Calibri" w:cs="Calibri"/>
+        </w:rPr>
+        <w:t xml:space="preserve"> filter by money, people, records or settings, by who did it, by record type, by date and by free text; switch on "unusual only" to read what needs explaining; export exactly the view on screen.</w:t>
+      </w:r>
+    </w:p>
+    <w:p>
+      <w:pPr>
+        <w:pStyle w:val="Heading2"/>
+      </w:pPr>
+      <w:bookmarkStart w:id="43" w:name="_Toc243120045"/>
+      <w:r>
+        <w:t>9.5 What the secretary cannot do</w:t>
+      </w:r>
+      <w:bookmarkEnd w:id="43"/>
+    </w:p>
+    <w:p>
+      <w:pPr>
+        <w:pStyle w:val="ListBullet"/>
+      </w:pPr>
+      <w:r>
+        <w:rPr>
+          <w:rFonts w:eastAsia="Calibri" w:cs="Calibri"/>
+        </w:rPr>
+        <w:t>Change any money: no contributions, no expenses, no week cycle, no opening balances.</w:t>
+      </w:r>
+    </w:p>
+    <w:p>
+      <w:pPr>
+        <w:pStyle w:val="ListBullet"/>
+      </w:pPr>
+      <w:r>
+        <w:rPr>
+          <w:rFonts w:eastAsia="Calibri" w:cs="Calibri"/>
+        </w:rPr>
+        <w:t>Open the member register, the ledger or the dashboard.</w:t>
+      </w:r>
+    </w:p>
+    <w:p>
+      <w:pPr>
+        <w:pStyle w:val="ListBullet"/>
+      </w:pPr>
+      <w:r>
+        <w:rPr>
+          <w:rFonts w:eastAsia="Calibri" w:cs="Calibri"/>
+        </w:rPr>
+        <w:t>Issue, settle or void a fine, or manage contribution and fine types.</w:t>
+      </w:r>
+    </w:p>
+    <w:p>
+      <w:pPr>
+        <w:pStyle w:val="ListBullet"/>
+      </w:pPr>
+      <w:r>
+        <w:rPr>
+          <w:rFonts w:eastAsia="Calibri" w:cs="Calibri"/>
+        </w:rPr>
+        <w:t>Change the group's settings or manage any account.</w:t>
+      </w:r>
+    </w:p>
+    <w:p>
+      <w:pPr>
+        <w:pStyle w:val="ListBullet"/>
+      </w:pPr>
+      <w:r>
+        <w:rPr>
+          <w:rFonts w:eastAsia="Calibri" w:cs="Calibri"/>
+        </w:rPr>
+        <w:t>Take a backup or run a scheduled job.</w:t>
       </w:r>
     </w:p>
     <w:p>
@@ -8930,430 +9684,148 @@
           <w:color w:val="5A645E"/>
           <w:sz w:val="19"/>
         </w:rPr>
-        <w:t>Behind the screen: /api/reports (read and export), /api/audit (read and export), /api/documents (read, and write), /api/minutes (read, and write). Nothing under /api/members, /api/ledger, /api/fines, /api/settings, /api/backup or /api/jobs.</w:t>
-      </w:r>
-    </w:p>
-    <w:p>
-      <w:pPr>
-        <w:pStyle w:val="Heading1"/>
-      </w:pPr>
-      <w:bookmarkStart w:id="42" w:name="_Toc241143237"/>
-      <w:r>
-        <w:t>10. The disciplinary officer — fines, and nothing else</w:t>
-      </w:r>
-      <w:bookmarkEnd w:id="42"/>
-    </w:p>
-    <w:p>
-      <w:pPr>
-        <w:spacing w:after="160"/>
-      </w:pPr>
-      <w:r>
-        <w:rPr>
-          <w:rFonts w:eastAsia="Calibri" w:cs="Calibri"/>
-          <w:i/>
-          <w:color w:val="5A645E"/>
-        </w:rPr>
-        <w:t>The narrowest staff role in the system, deliberately. It exists so a committee can put the group's discipline in someone's hands without handing over the books: this role issues fines and produces a member's fine record, and sees no other money at all.</w:t>
+        <w:t>Two things to know about this role today. First, writing the minutes and the documents is all it does — those are its only writes, besides a member's own constitution decision, which is not a staff action. Second, its own account is looked after from My account (`/admin/account`), the one screen every role can open: the password form and the second-factor panel live there, so this role changes its own password and enrols a second factor without an admin's help.</w:t>
       </w:r>
     </w:p>
     <w:p>
       <w:pPr>
         <w:pStyle w:val="Heading2"/>
       </w:pPr>
-      <w:bookmarkStart w:id="43" w:name="_Toc241143238"/>
-      <w:r>
-        <w:t>10.1 The account</w:t>
-      </w:r>
-      <w:bookmarkEnd w:id="43"/>
-    </w:p>
-    <w:p>
-      <w:pPr>
-        <w:pStyle w:val="ListBullet"/>
-      </w:pPr>
+      <w:bookmarkStart w:id="44" w:name="_Toc243120046"/>
+      <w:r>
+        <w:t>9.6 A meeting, step by step</w:t>
+      </w:r>
+      <w:bookmarkEnd w:id="44"/>
+    </w:p>
+    <w:p>
+      <w:pPr>
+        <w:pStyle w:val="ListNumber"/>
+      </w:pPr>
+      <w:r>
+        <w:rPr>
+          <w:rFonts w:eastAsia="Calibri" w:cs="Calibri"/>
+        </w:rPr>
+        <w:t xml:space="preserve">Before the meeting, open </w:t>
+      </w:r>
       <w:r>
         <w:rPr>
           <w:rFonts w:eastAsia="Calibri" w:cs="Calibri"/>
           <w:b/>
         </w:rPr>
-        <w:t>Created by the super admin or by an admin</w:t>
-      </w:r>
-      <w:r>
-        <w:rPr>
-          <w:rFonts w:eastAsia="Calibri" w:cs="Calibri"/>
-        </w:rPr>
-        <w:t>, with the password set at creation.</w:t>
-      </w:r>
-    </w:p>
-    <w:p>
-      <w:pPr>
-        <w:pStyle w:val="ListBullet"/>
-      </w:pPr>
+        <w:t>Minutes</w:t>
+      </w:r>
+      <w:r>
+        <w:rPr>
+          <w:rFonts w:eastAsia="Calibri" w:cs="Calibri"/>
+        </w:rPr>
+        <w:t xml:space="preserve"> and check the last record for anything carried forward.</w:t>
+      </w:r>
+    </w:p>
+    <w:p>
+      <w:pPr>
+        <w:pStyle w:val="ListNumber"/>
+      </w:pPr>
+      <w:r>
+        <w:rPr>
+          <w:rFonts w:eastAsia="Calibri" w:cs="Calibri"/>
+        </w:rPr>
+        <w:t xml:space="preserve">After the meeting, </w:t>
+      </w:r>
       <w:r>
         <w:rPr>
           <w:rFonts w:eastAsia="Calibri" w:cs="Calibri"/>
           <w:b/>
         </w:rPr>
-        <w:t>Lands on /admin/disciplinary.</w:t>
-      </w:r>
-      <w:r>
-        <w:rPr>
-          <w:rFonts w:eastAsia="Calibri" w:cs="Calibri"/>
-        </w:rPr>
-        <w:t xml:space="preserve"> The menu holds one destination — Discipline — so the bottom bar on a phone is a single tab.</w:t>
-      </w:r>
-    </w:p>
-    <w:p>
-      <w:pPr>
-        <w:pStyle w:val="Heading2"/>
-      </w:pPr>
-      <w:bookmarkStart w:id="44" w:name="_Toc241143239"/>
-      <w:r>
-        <w:t>10.2 The screen</w:t>
-      </w:r>
-      <w:bookmarkEnd w:id="44"/>
-    </w:p>
-    <w:p>
-      <w:pPr>
-        <w:pStyle w:val="ListBullet"/>
-      </w:pPr>
+        <w:t>New</w:t>
+      </w:r>
+      <w:r>
+        <w:rPr>
+          <w:rFonts w:eastAsia="Calibri" w:cs="Calibri"/>
+        </w:rPr>
+        <w:t>: title, date, and type the record — or import the Word file the chairman worked from.</w:t>
+      </w:r>
+    </w:p>
+    <w:p>
+      <w:pPr>
+        <w:pStyle w:val="ListNumber"/>
+      </w:pPr>
+      <w:r>
+        <w:rPr>
+          <w:rFonts w:eastAsia="Calibri" w:cs="Calibri"/>
+        </w:rPr>
+        <w:t xml:space="preserve">Leave </w:t>
+      </w:r>
       <w:r>
         <w:rPr>
           <w:rFonts w:eastAsia="Calibri" w:cs="Calibri"/>
           <w:b/>
         </w:rPr>
-        <w:t>Pick the member.</w:t>
-      </w:r>
-      <w:r>
-        <w:rPr>
-          <w:rFonts w:eastAsia="Calibri" w:cs="Calibri"/>
-        </w:rPr>
-        <w:t xml:space="preserve"> A search box over the active register, matching on name, phone number, registration number or ID, so a register of thirty names is worked in one tap.</w:t>
-      </w:r>
-    </w:p>
-    <w:p>
-      <w:pPr>
-        <w:pStyle w:val="ListBullet"/>
-      </w:pPr>
+        <w:t>Visible to members</w:t>
+      </w:r>
+      <w:r>
+        <w:rPr>
+          <w:rFonts w:eastAsia="Calibri" w:cs="Calibri"/>
+        </w:rPr>
+        <w:t xml:space="preserve"> on if the record may be read by members; switch it off for anything the committee keeps to itself.</w:t>
+      </w:r>
+    </w:p>
+    <w:p>
+      <w:pPr>
+        <w:pStyle w:val="ListNumber"/>
+      </w:pPr>
+      <w:r>
+        <w:rPr>
+          <w:rFonts w:eastAsia="Calibri" w:cs="Calibri"/>
+        </w:rPr>
+        <w:t>Save. The minute is searchable from that moment — by the office, and by members if published.</w:t>
+      </w:r>
+    </w:p>
+    <w:p>
+      <w:pPr>
+        <w:pStyle w:val="ListNumber"/>
+      </w:pPr>
+      <w:r>
+        <w:rPr>
+          <w:rFonts w:eastAsia="Calibri" w:cs="Calibri"/>
+        </w:rPr>
+        <w:t xml:space="preserve">When the group's papers change (a new certificate, a renewed registration), open </w:t>
+      </w:r>
       <w:r>
         <w:rPr>
           <w:rFonts w:eastAsia="Calibri" w:cs="Calibri"/>
           <w:b/>
         </w:rPr>
-        <w:t>Pick the infraction.</w:t>
-      </w:r>
-      <w:r>
-        <w:rPr>
-          <w:rFonts w:eastAsia="Calibri" w:cs="Calibri"/>
-        </w:rPr>
-        <w:t xml:space="preserve"> Only the disciplinary category of fine types is offered to this role; the financial ones are neither shown nor issuable by it.</w:t>
-      </w:r>
-    </w:p>
-    <w:p>
-      <w:pPr>
-        <w:pStyle w:val="ListBullet"/>
-      </w:pPr>
+        <w:t>Docs</w:t>
+      </w:r>
+      <w:r>
+        <w:rPr>
+          <w:rFonts w:eastAsia="Calibri" w:cs="Calibri"/>
+        </w:rPr>
+        <w:t xml:space="preserve"> and upload them, under the heading that says what they are.</w:t>
+      </w:r>
+    </w:p>
+    <w:p>
+      <w:pPr>
+        <w:pStyle w:val="ListNumber"/>
+      </w:pPr>
+      <w:r>
+        <w:rPr>
+          <w:rFonts w:eastAsia="Calibri" w:cs="Calibri"/>
+        </w:rPr>
+        <w:t xml:space="preserve">For the next meeting's figures, open </w:t>
+      </w:r>
       <w:r>
         <w:rPr>
           <w:rFonts w:eastAsia="Calibri" w:cs="Calibri"/>
           <w:b/>
         </w:rPr>
-        <w:t>The amount comes in filled</w:t>
-      </w:r>
-      <w:r>
-        <w:rPr>
-          <w:rFonts w:eastAsia="Calibri" w:cs="Calibri"/>
-        </w:rPr>
-        <w:t xml:space="preserve"> from the type's default penalty and stays editable, because a second offence is not always the same price.</w:t>
-      </w:r>
-    </w:p>
-    <w:p>
-      <w:pPr>
-        <w:pStyle w:val="ListBullet"/>
-      </w:pPr>
-      <w:r>
-        <w:rPr>
-          <w:rFonts w:eastAsia="Calibri" w:cs="Calibri"/>
-          <w:b/>
-        </w:rPr>
-        <w:t>The date defaults to today</w:t>
-      </w:r>
-      <w:r>
-        <w:rPr>
-          <w:rFonts w:eastAsia="Calibri" w:cs="Calibri"/>
-        </w:rPr>
-        <w:t xml:space="preserve"> and can be moved back to when the offence happened.</w:t>
-      </w:r>
-    </w:p>
-    <w:p>
-      <w:pPr>
-        <w:pStyle w:val="ListBullet"/>
-      </w:pPr>
-      <w:r>
-        <w:rPr>
-          <w:rFonts w:eastAsia="Calibri" w:cs="Calibri"/>
-          <w:b/>
-        </w:rPr>
-        <w:t>Issue.</w:t>
-      </w:r>
-      <w:r>
-        <w:rPr>
-          <w:rFonts w:eastAsia="Calibri" w:cs="Calibri"/>
-        </w:rPr>
-        <w:t xml:space="preserve"> The fine lands on the member's record, in the office's reports, and in the audit trail with this officer's name on it.</w:t>
-      </w:r>
-    </w:p>
-    <w:p>
-      <w:pPr>
-        <w:pStyle w:val="Heading2"/>
-      </w:pPr>
-      <w:bookmarkStart w:id="45" w:name="_Toc241143240"/>
-      <w:r>
-        <w:t>10.3 What the officer gets out</w:t>
-      </w:r>
-      <w:bookmarkEnd w:id="45"/>
-    </w:p>
-    <w:p>
-      <w:pPr>
-        <w:pStyle w:val="ListBullet"/>
-      </w:pPr>
-      <w:r>
-        <w:rPr>
-          <w:rFonts w:eastAsia="Calibri" w:cs="Calibri"/>
-          <w:b/>
-        </w:rPr>
-        <w:t>One member's whole fine record</w:t>
-      </w:r>
-      <w:r>
-        <w:rPr>
-          <w:rFonts w:eastAsia="Calibri" w:cs="Calibri"/>
-        </w:rPr>
-        <w:t>, as a document — the fines issued, paid off and still outstanding — for a meeting, or to hand to the member rather than read a screen aloud. The server narrows it to this role's own category, so the export is exactly what is on screen.</w:t>
-      </w:r>
-    </w:p>
-    <w:p>
-      <w:pPr>
-        <w:pStyle w:val="ListBullet"/>
-      </w:pPr>
-      <w:r>
-        <w:rPr>
-          <w:rFonts w:eastAsia="Calibri" w:cs="Calibri"/>
-          <w:b/>
-        </w:rPr>
-        <w:t>The group's disciplinary register:</w:t>
-      </w:r>
-      <w:r>
-        <w:rPr>
-          <w:rFonts w:eastAsia="Calibri" w:cs="Calibri"/>
-        </w:rPr>
-        <w:t xml:space="preserve"> totals, by type, by month and by member — who owes what, largest first, with the export listing every one of them.</w:t>
-      </w:r>
-    </w:p>
-    <w:p>
-      <w:pPr>
-        <w:pStyle w:val="ListBullet"/>
-      </w:pPr>
-      <w:r>
-        <w:rPr>
-          <w:rFonts w:eastAsia="Calibri" w:cs="Calibri"/>
-          <w:b/>
-        </w:rPr>
-        <w:t>The same Who owes what list the office works from</w:t>
-      </w:r>
-      <w:r>
-        <w:rPr>
-          <w:rFonts w:eastAsia="Calibri" w:cs="Calibri"/>
-        </w:rPr>
-        <w:t>: searchable by name, registration number or phone, ordered the way he needs it, and every member's own row opening into what he owes it for — the fines of this category, biggest line first, each with its own date.</w:t>
-      </w:r>
-    </w:p>
-    <w:p>
-      <w:pPr>
-        <w:pStyle w:val="ListBullet"/>
-      </w:pPr>
-      <w:r>
-        <w:rPr>
-          <w:rFonts w:eastAsia="Calibri" w:cs="Calibri"/>
-          <w:b/>
-        </w:rPr>
-        <w:t>A search over the members' fines</w:t>
-      </w:r>
-      <w:r>
-        <w:rPr>
-          <w:rFonts w:eastAsia="Calibri" w:cs="Calibri"/>
-        </w:rPr>
-        <w:t xml:space="preserve"> that never leaves the disciplinary category.</w:t>
-      </w:r>
-    </w:p>
-    <w:p>
-      <w:pPr>
-        <w:pStyle w:val="Heading2"/>
-      </w:pPr>
-      <w:bookmarkStart w:id="46" w:name="_Toc241143241"/>
-      <w:r>
-        <w:t>10.4 What the disciplinary officer cannot do</w:t>
-      </w:r>
-      <w:bookmarkEnd w:id="46"/>
-    </w:p>
-    <w:p>
-      <w:pPr>
-        <w:pStyle w:val="ListBullet"/>
-      </w:pPr>
-      <w:r>
-        <w:rPr>
-          <w:rFonts w:eastAsia="Calibri" w:cs="Calibri"/>
-          <w:b/>
-        </w:rPr>
-        <w:t>Settle or void a fine.</w:t>
-      </w:r>
-      <w:r>
-        <w:rPr>
-          <w:rFonts w:eastAsia="Calibri" w:cs="Calibri"/>
-        </w:rPr>
-        <w:t xml:space="preserve"> Paying a fine off is a money action, and voiding one is a decision about whether it should ever have existed; both stay with the office.</w:t>
-      </w:r>
-    </w:p>
-    <w:p>
-      <w:pPr>
-        <w:pStyle w:val="ListBullet"/>
-      </w:pPr>
-      <w:r>
-        <w:rPr>
-          <w:rFonts w:eastAsia="Calibri" w:cs="Calibri"/>
-          <w:b/>
-        </w:rPr>
-        <w:t>See the financial fines</w:t>
-      </w:r>
-      <w:r>
-        <w:rPr>
-          <w:rFonts w:eastAsia="Calibri" w:cs="Calibri"/>
-        </w:rPr>
-        <w:t xml:space="preserve"> — the ones that belong to the ledger — or any contribution, expense or balance.</w:t>
-      </w:r>
-    </w:p>
-    <w:p>
-      <w:pPr>
-        <w:pStyle w:val="ListBullet"/>
-      </w:pPr>
-      <w:r>
-        <w:rPr>
-          <w:rFonts w:eastAsia="Calibri" w:cs="Calibri"/>
-          <w:b/>
-        </w:rPr>
-        <w:t>Open the reports, the minutes, the document vault or the audit trail.</w:t>
-      </w:r>
-    </w:p>
-    <w:p>
-      <w:pPr>
-        <w:pStyle w:val="ListBullet"/>
-      </w:pPr>
-      <w:r>
-        <w:rPr>
-          <w:rFonts w:eastAsia="Calibri" w:cs="Calibri"/>
-          <w:b/>
-        </w:rPr>
-        <w:t>Create or change a fine type.</w:t>
-      </w:r>
-      <w:r>
-        <w:rPr>
-          <w:rFonts w:eastAsia="Calibri" w:cs="Calibri"/>
-        </w:rPr>
-        <w:t xml:space="preserve"> The prices are set once, by the admins, in Settings.</w:t>
-      </w:r>
-    </w:p>
-    <w:p>
-      <w:pPr>
-        <w:pStyle w:val="ListBullet"/>
-      </w:pPr>
-      <w:r>
-        <w:rPr>
-          <w:rFonts w:eastAsia="Calibri" w:cs="Calibri"/>
-          <w:b/>
-        </w:rPr>
-        <w:t>Reach the register's personal detail.</w:t>
-      </w:r>
-      <w:r>
-        <w:rPr>
-          <w:rFonts w:eastAsia="Calibri" w:cs="Calibri"/>
-        </w:rPr>
-        <w:t xml:space="preserve"> The screen shows what is needed to pick the right person — name, registration number, phone — and the server narrows the list to exactly those fields, so nothing about a member's family, contacts, notes or money reaches him at all.</w:t>
-      </w:r>
-    </w:p>
-    <w:p>
-      <w:pPr>
-        <w:pStyle w:val="Heading2"/>
-      </w:pPr>
-      <w:bookmarkStart w:id="47" w:name="_Toc241143242"/>
-      <w:r>
-        <w:t>10.5 Issuing a fine, step by step</w:t>
-      </w:r>
-      <w:bookmarkEnd w:id="47"/>
-    </w:p>
-    <w:p>
-      <w:pPr>
-        <w:pStyle w:val="ListNumber"/>
-      </w:pPr>
-      <w:r>
-        <w:rPr>
-          <w:rFonts w:eastAsia="Calibri" w:cs="Calibri"/>
-        </w:rPr>
-        <w:t xml:space="preserve">Open </w:t>
-      </w:r>
-      <w:r>
-        <w:rPr>
-          <w:rFonts w:eastAsia="Calibri" w:cs="Calibri"/>
-          <w:b/>
-        </w:rPr>
-        <w:t>Discipline</w:t>
-      </w:r>
-      <w:r>
-        <w:rPr>
-          <w:rFonts w:eastAsia="Calibri" w:cs="Calibri"/>
-        </w:rPr>
-        <w:t xml:space="preserve"> and search for the member by name or phone.</w:t>
-      </w:r>
-    </w:p>
-    <w:p>
-      <w:pPr>
-        <w:pStyle w:val="ListNumber"/>
-      </w:pPr>
-      <w:r>
-        <w:rPr>
-          <w:rFonts w:eastAsia="Calibri" w:cs="Calibri"/>
-        </w:rPr>
-        <w:t>Choose the infraction from the list. The amount fills in with the group's standard penalty.</w:t>
-      </w:r>
-    </w:p>
-    <w:p>
-      <w:pPr>
-        <w:pStyle w:val="ListNumber"/>
-      </w:pPr>
-      <w:r>
-        <w:rPr>
-          <w:rFonts w:eastAsia="Calibri" w:cs="Calibri"/>
-        </w:rPr>
-        <w:t>Change the amount if the committee decided differently, and set the date of the offence.</w:t>
-      </w:r>
-    </w:p>
-    <w:p>
-      <w:pPr>
-        <w:pStyle w:val="ListNumber"/>
-      </w:pPr>
-      <w:r>
-        <w:rPr>
-          <w:rFonts w:eastAsia="Calibri" w:cs="Calibri"/>
-        </w:rPr>
-        <w:t>Add the reason, then issue it. The member sees it on his own passbook at his next look, as a fine outstanding against him.</w:t>
-      </w:r>
-    </w:p>
-    <w:p>
-      <w:pPr>
-        <w:pStyle w:val="ListNumber"/>
-      </w:pPr>
-      <w:r>
-        <w:rPr>
-          <w:rFonts w:eastAsia="Calibri" w:cs="Calibri"/>
-        </w:rPr>
-        <w:t>Afterwards, open the member's fine record to print or share it — that is the document a committee reads, rather than a screen.</w:t>
+        <w:t>Reports</w:t>
+      </w:r>
+      <w:r>
+        <w:rPr>
+          <w:rFonts w:eastAsia="Calibri" w:cs="Calibri"/>
+        </w:rPr>
+        <w:t xml:space="preserve"> and export the weekly or monthly view.</w:t>
       </w:r>
     </w:p>
     <w:p>
@@ -9368,6 +9840,444 @@
           <w:color w:val="5A645E"/>
           <w:sz w:val="19"/>
         </w:rPr>
+        <w:t>Behind the screen: /api/reports (read and export), /api/audit (read and export), /api/documents (read, and write), /api/minutes (read, and write). Nothing under /api/members, /api/ledger, /api/fines, /api/settings, /api/backup or /api/jobs.</w:t>
+      </w:r>
+    </w:p>
+    <w:p>
+      <w:pPr>
+        <w:pStyle w:val="Heading1"/>
+      </w:pPr>
+      <w:bookmarkStart w:id="45" w:name="_Toc243120047"/>
+      <w:r>
+        <w:t>10. The disciplinary officer — fines, and nothing else</w:t>
+      </w:r>
+      <w:bookmarkEnd w:id="45"/>
+    </w:p>
+    <w:p>
+      <w:pPr>
+        <w:spacing w:after="160"/>
+      </w:pPr>
+      <w:r>
+        <w:rPr>
+          <w:rFonts w:eastAsia="Calibri" w:cs="Calibri"/>
+          <w:i/>
+          <w:color w:val="5A645E"/>
+        </w:rPr>
+        <w:t>The narrowest staff role in the system, deliberately. It exists so a committee can put the group's discipline in someone's hands without handing over the books: this role issues fines and produces a member's fine record, and sees no other money at all.</w:t>
+      </w:r>
+    </w:p>
+    <w:p>
+      <w:pPr>
+        <w:pStyle w:val="Heading2"/>
+      </w:pPr>
+      <w:bookmarkStart w:id="46" w:name="_Toc243120048"/>
+      <w:r>
+        <w:t>10.1 The account</w:t>
+      </w:r>
+      <w:bookmarkEnd w:id="46"/>
+    </w:p>
+    <w:p>
+      <w:pPr>
+        <w:pStyle w:val="ListBullet"/>
+      </w:pPr>
+      <w:r>
+        <w:rPr>
+          <w:rFonts w:eastAsia="Calibri" w:cs="Calibri"/>
+          <w:b/>
+        </w:rPr>
+        <w:t>Created by the super admin or by an admin</w:t>
+      </w:r>
+      <w:r>
+        <w:rPr>
+          <w:rFonts w:eastAsia="Calibri" w:cs="Calibri"/>
+        </w:rPr>
+        <w:t>, with the password set at creation.</w:t>
+      </w:r>
+    </w:p>
+    <w:p>
+      <w:pPr>
+        <w:pStyle w:val="ListBullet"/>
+      </w:pPr>
+      <w:r>
+        <w:rPr>
+          <w:rFonts w:eastAsia="Calibri" w:cs="Calibri"/>
+          <w:b/>
+        </w:rPr>
+        <w:t>Lands on /admin/disciplinary.</w:t>
+      </w:r>
+      <w:r>
+        <w:rPr>
+          <w:rFonts w:eastAsia="Calibri" w:cs="Calibri"/>
+        </w:rPr>
+        <w:t xml:space="preserve"> The menu holds one destination — Discipline — so the bottom bar on a phone is a single tab.</w:t>
+      </w:r>
+    </w:p>
+    <w:p>
+      <w:pPr>
+        <w:pStyle w:val="Heading2"/>
+      </w:pPr>
+      <w:bookmarkStart w:id="47" w:name="_Toc243120049"/>
+      <w:r>
+        <w:t>10.2 The screen</w:t>
+      </w:r>
+      <w:bookmarkEnd w:id="47"/>
+    </w:p>
+    <w:p>
+      <w:pPr>
+        <w:pStyle w:val="ListBullet"/>
+      </w:pPr>
+      <w:r>
+        <w:rPr>
+          <w:rFonts w:eastAsia="Calibri" w:cs="Calibri"/>
+          <w:b/>
+        </w:rPr>
+        <w:t>Pick the member.</w:t>
+      </w:r>
+      <w:r>
+        <w:rPr>
+          <w:rFonts w:eastAsia="Calibri" w:cs="Calibri"/>
+        </w:rPr>
+        <w:t xml:space="preserve"> A search box over the active register, matching on name, phone number, registration number or ID, so a register of thirty names is worked in one tap.</w:t>
+      </w:r>
+    </w:p>
+    <w:p>
+      <w:pPr>
+        <w:pStyle w:val="ListBullet"/>
+      </w:pPr>
+      <w:r>
+        <w:rPr>
+          <w:rFonts w:eastAsia="Calibri" w:cs="Calibri"/>
+          <w:b/>
+        </w:rPr>
+        <w:t>Pick the infraction.</w:t>
+      </w:r>
+      <w:r>
+        <w:rPr>
+          <w:rFonts w:eastAsia="Calibri" w:cs="Calibri"/>
+        </w:rPr>
+        <w:t xml:space="preserve"> Only the disciplinary category of fine types is offered to this role; the financial ones are neither shown nor issuable by it.</w:t>
+      </w:r>
+    </w:p>
+    <w:p>
+      <w:pPr>
+        <w:pStyle w:val="ListBullet"/>
+      </w:pPr>
+      <w:r>
+        <w:rPr>
+          <w:rFonts w:eastAsia="Calibri" w:cs="Calibri"/>
+          <w:b/>
+        </w:rPr>
+        <w:t>The amount comes in filled</w:t>
+      </w:r>
+      <w:r>
+        <w:rPr>
+          <w:rFonts w:eastAsia="Calibri" w:cs="Calibri"/>
+        </w:rPr>
+        <w:t xml:space="preserve"> from the type's default penalty and stays editable, because a second offence is not always the same price.</w:t>
+      </w:r>
+    </w:p>
+    <w:p>
+      <w:pPr>
+        <w:pStyle w:val="ListBullet"/>
+      </w:pPr>
+      <w:r>
+        <w:rPr>
+          <w:rFonts w:eastAsia="Calibri" w:cs="Calibri"/>
+          <w:b/>
+        </w:rPr>
+        <w:t>The date defaults to today</w:t>
+      </w:r>
+      <w:r>
+        <w:rPr>
+          <w:rFonts w:eastAsia="Calibri" w:cs="Calibri"/>
+        </w:rPr>
+        <w:t xml:space="preserve"> and can be moved back to when the offence happened.</w:t>
+      </w:r>
+    </w:p>
+    <w:p>
+      <w:pPr>
+        <w:pStyle w:val="ListBullet"/>
+      </w:pPr>
+      <w:r>
+        <w:rPr>
+          <w:rFonts w:eastAsia="Calibri" w:cs="Calibri"/>
+          <w:b/>
+        </w:rPr>
+        <w:t>Issue.</w:t>
+      </w:r>
+      <w:r>
+        <w:rPr>
+          <w:rFonts w:eastAsia="Calibri" w:cs="Calibri"/>
+        </w:rPr>
+        <w:t xml:space="preserve"> The fine lands on the member's record, in the office's reports, and in the audit trail with this officer's name on it.</w:t>
+      </w:r>
+    </w:p>
+    <w:p>
+      <w:pPr>
+        <w:pStyle w:val="Heading2"/>
+      </w:pPr>
+      <w:bookmarkStart w:id="48" w:name="_Toc243120050"/>
+      <w:r>
+        <w:t>10.3 What the officer gets out</w:t>
+      </w:r>
+      <w:bookmarkEnd w:id="48"/>
+    </w:p>
+    <w:p>
+      <w:pPr>
+        <w:pStyle w:val="ListBullet"/>
+      </w:pPr>
+      <w:r>
+        <w:rPr>
+          <w:rFonts w:eastAsia="Calibri" w:cs="Calibri"/>
+          <w:b/>
+        </w:rPr>
+        <w:t>One member's whole fine record</w:t>
+      </w:r>
+      <w:r>
+        <w:rPr>
+          <w:rFonts w:eastAsia="Calibri" w:cs="Calibri"/>
+        </w:rPr>
+        <w:t>, as a document — the fines issued, paid off and still outstanding — for a meeting, or to hand to the member rather than read a screen aloud. The server narrows it to this role's own category, so the export is exactly what is on screen.</w:t>
+      </w:r>
+    </w:p>
+    <w:p>
+      <w:pPr>
+        <w:pStyle w:val="ListBullet"/>
+      </w:pPr>
+      <w:r>
+        <w:rPr>
+          <w:rFonts w:eastAsia="Calibri" w:cs="Calibri"/>
+          <w:b/>
+        </w:rPr>
+        <w:t>The group's disciplinary register:</w:t>
+      </w:r>
+      <w:r>
+        <w:rPr>
+          <w:rFonts w:eastAsia="Calibri" w:cs="Calibri"/>
+        </w:rPr>
+        <w:t xml:space="preserve"> totals, by type, by month and by member — who owes what, largest first, with the export listing every one of them.</w:t>
+      </w:r>
+    </w:p>
+    <w:p>
+      <w:pPr>
+        <w:pStyle w:val="ListBullet"/>
+      </w:pPr>
+      <w:r>
+        <w:rPr>
+          <w:rFonts w:eastAsia="Calibri" w:cs="Calibri"/>
+          <w:b/>
+        </w:rPr>
+        <w:t>The same Who owes what list the office works from</w:t>
+      </w:r>
+      <w:r>
+        <w:rPr>
+          <w:rFonts w:eastAsia="Calibri" w:cs="Calibri"/>
+        </w:rPr>
+        <w:t>: searchable by name, registration number or phone, ordered the way he needs it, and every member's own row opening into what he owes it for — the fines of this category, biggest line first, each with its own date.</w:t>
+      </w:r>
+    </w:p>
+    <w:p>
+      <w:pPr>
+        <w:pStyle w:val="ListBullet"/>
+      </w:pPr>
+      <w:r>
+        <w:rPr>
+          <w:rFonts w:eastAsia="Calibri" w:cs="Calibri"/>
+          <w:b/>
+        </w:rPr>
+        <w:t>A search over the members' fines</w:t>
+      </w:r>
+      <w:r>
+        <w:rPr>
+          <w:rFonts w:eastAsia="Calibri" w:cs="Calibri"/>
+        </w:rPr>
+        <w:t xml:space="preserve"> that never leaves the disciplinary category.</w:t>
+      </w:r>
+    </w:p>
+    <w:p>
+      <w:pPr>
+        <w:pStyle w:val="Heading2"/>
+      </w:pPr>
+      <w:bookmarkStart w:id="49" w:name="_Toc243120051"/>
+      <w:r>
+        <w:t>10.4 What the disciplinary officer cannot do</w:t>
+      </w:r>
+      <w:bookmarkEnd w:id="49"/>
+    </w:p>
+    <w:p>
+      <w:pPr>
+        <w:pStyle w:val="ListBullet"/>
+      </w:pPr>
+      <w:r>
+        <w:rPr>
+          <w:rFonts w:eastAsia="Calibri" w:cs="Calibri"/>
+          <w:b/>
+        </w:rPr>
+        <w:t>Settle or void a fine.</w:t>
+      </w:r>
+      <w:r>
+        <w:rPr>
+          <w:rFonts w:eastAsia="Calibri" w:cs="Calibri"/>
+        </w:rPr>
+        <w:t xml:space="preserve"> Paying a fine off is a money action, and voiding one is a decision about whether it should ever have existed; both stay with the office.</w:t>
+      </w:r>
+    </w:p>
+    <w:p>
+      <w:pPr>
+        <w:pStyle w:val="ListBullet"/>
+      </w:pPr>
+      <w:r>
+        <w:rPr>
+          <w:rFonts w:eastAsia="Calibri" w:cs="Calibri"/>
+          <w:b/>
+        </w:rPr>
+        <w:t>See the financial fines</w:t>
+      </w:r>
+      <w:r>
+        <w:rPr>
+          <w:rFonts w:eastAsia="Calibri" w:cs="Calibri"/>
+        </w:rPr>
+        <w:t xml:space="preserve"> — the ones that belong to the ledger — or any contribution, expense or balance.</w:t>
+      </w:r>
+    </w:p>
+    <w:p>
+      <w:pPr>
+        <w:pStyle w:val="ListBullet"/>
+      </w:pPr>
+      <w:r>
+        <w:rPr>
+          <w:rFonts w:eastAsia="Calibri" w:cs="Calibri"/>
+          <w:b/>
+        </w:rPr>
+        <w:t>Open the reports, the minutes, the document vault or the audit trail.</w:t>
+      </w:r>
+    </w:p>
+    <w:p>
+      <w:pPr>
+        <w:pStyle w:val="ListBullet"/>
+      </w:pPr>
+      <w:r>
+        <w:rPr>
+          <w:rFonts w:eastAsia="Calibri" w:cs="Calibri"/>
+          <w:b/>
+        </w:rPr>
+        <w:t>Create or change a fine type.</w:t>
+      </w:r>
+      <w:r>
+        <w:rPr>
+          <w:rFonts w:eastAsia="Calibri" w:cs="Calibri"/>
+        </w:rPr>
+        <w:t xml:space="preserve"> The prices are set once, by the admins, in Settings.</w:t>
+      </w:r>
+    </w:p>
+    <w:p>
+      <w:pPr>
+        <w:pStyle w:val="ListBullet"/>
+      </w:pPr>
+      <w:r>
+        <w:rPr>
+          <w:rFonts w:eastAsia="Calibri" w:cs="Calibri"/>
+          <w:b/>
+        </w:rPr>
+        <w:t>Reach the register's personal detail.</w:t>
+      </w:r>
+      <w:r>
+        <w:rPr>
+          <w:rFonts w:eastAsia="Calibri" w:cs="Calibri"/>
+        </w:rPr>
+        <w:t xml:space="preserve"> The screen shows what is needed to pick the right person — name, registration number, phone — and the server narrows the list to exactly those fields, so nothing about a member's family, contacts, notes or money reaches him at all.</w:t>
+      </w:r>
+    </w:p>
+    <w:p>
+      <w:pPr>
+        <w:pStyle w:val="Heading2"/>
+      </w:pPr>
+      <w:bookmarkStart w:id="50" w:name="_Toc243120052"/>
+      <w:r>
+        <w:t>10.5 Issuing a fine, step by step</w:t>
+      </w:r>
+      <w:bookmarkEnd w:id="50"/>
+    </w:p>
+    <w:p>
+      <w:pPr>
+        <w:pStyle w:val="ListNumber"/>
+      </w:pPr>
+      <w:r>
+        <w:rPr>
+          <w:rFonts w:eastAsia="Calibri" w:cs="Calibri"/>
+        </w:rPr>
+        <w:t xml:space="preserve">Open </w:t>
+      </w:r>
+      <w:r>
+        <w:rPr>
+          <w:rFonts w:eastAsia="Calibri" w:cs="Calibri"/>
+          <w:b/>
+        </w:rPr>
+        <w:t>Discipline</w:t>
+      </w:r>
+      <w:r>
+        <w:rPr>
+          <w:rFonts w:eastAsia="Calibri" w:cs="Calibri"/>
+        </w:rPr>
+        <w:t xml:space="preserve"> and search for the member by name or phone.</w:t>
+      </w:r>
+    </w:p>
+    <w:p>
+      <w:pPr>
+        <w:pStyle w:val="ListNumber"/>
+      </w:pPr>
+      <w:r>
+        <w:rPr>
+          <w:rFonts w:eastAsia="Calibri" w:cs="Calibri"/>
+        </w:rPr>
+        <w:t>Choose the infraction from the list. The amount fills in with the group's standard penalty.</w:t>
+      </w:r>
+    </w:p>
+    <w:p>
+      <w:pPr>
+        <w:pStyle w:val="ListNumber"/>
+      </w:pPr>
+      <w:r>
+        <w:rPr>
+          <w:rFonts w:eastAsia="Calibri" w:cs="Calibri"/>
+        </w:rPr>
+        <w:t>Change the amount if the committee decided differently, and set the date of the offence.</w:t>
+      </w:r>
+    </w:p>
+    <w:p>
+      <w:pPr>
+        <w:pStyle w:val="ListNumber"/>
+      </w:pPr>
+      <w:r>
+        <w:rPr>
+          <w:rFonts w:eastAsia="Calibri" w:cs="Calibri"/>
+        </w:rPr>
+        <w:t>Add the reason, then issue it. The member sees it on his own passbook at his next look, as a fine outstanding against him.</w:t>
+      </w:r>
+    </w:p>
+    <w:p>
+      <w:pPr>
+        <w:pStyle w:val="ListNumber"/>
+      </w:pPr>
+      <w:r>
+        <w:rPr>
+          <w:rFonts w:eastAsia="Calibri" w:cs="Calibri"/>
+        </w:rPr>
+        <w:t>Afterwards, open the member's fine record to print or share it — that is the document a committee reads, rather than a screen.</w:t>
+      </w:r>
+    </w:p>
+    <w:p>
+      <w:pPr>
+        <w:spacing w:before="40" w:after="160"/>
+        <w:ind w:left="283"/>
+      </w:pPr>
+      <w:r>
+        <w:rPr>
+          <w:rFonts w:eastAsia="Calibri" w:cs="Calibri"/>
+          <w:i/>
+          <w:color w:val="5A645E"/>
+          <w:sz w:val="19"/>
+        </w:rPr>
         <w:t>Behind the screen: /api/fines (read, create, summary and both exports), /api/fine-types (read, disciplinary category only) and the member list — which the server narrows for this role to a name, a phone number, a registration number, the ID and whether the member is active. The settle and void endpoints are not open to this role at all. His own password and second factor are looked after from My account, like every other role.</w:t>
       </w:r>
     </w:p>
@@ -9375,11 +10285,11 @@
       <w:pPr>
         <w:pStyle w:val="Heading1"/>
       </w:pPr>
-      <w:bookmarkStart w:id="48" w:name="_Toc241143243"/>
+      <w:bookmarkStart w:id="51" w:name="_Toc243120053"/>
       <w:r>
         <w:t>11. Who can manage whom</w:t>
       </w:r>
-      <w:bookmarkEnd w:id="48"/>
+      <w:bookmarkEnd w:id="51"/>
     </w:p>
     <w:p>
       <w:r>
@@ -10090,11 +11000,11 @@
       <w:pPr>
         <w:pStyle w:val="Heading1"/>
       </w:pPr>
-      <w:bookmarkStart w:id="49" w:name="_Toc241143244"/>
+      <w:bookmarkStart w:id="52" w:name="_Toc243120054"/>
       <w:r>
         <w:t>12. The access matrix</w:t>
       </w:r>
-      <w:bookmarkEnd w:id="49"/>
+      <w:bookmarkEnd w:id="52"/>
     </w:p>
     <w:p>
       <w:r>
@@ -12059,6 +12969,700 @@
           <w:color w:val="086B35"/>
           <w:sz w:val="18"/>
         </w:rPr>
+        <w:t>Loans, the spending limit and the Control Room</w:t>
+      </w:r>
+    </w:p>
+    <w:tbl>
+      <w:tblPr>
+        <w:tblStyle w:val="TableGrid"/>
+        <w:tblW w:w="0" w:type="auto"/>
+        <w:tblLook w:val="04A0" w:firstRow="1" w:lastRow="0" w:firstColumn="1" w:lastColumn="0" w:noHBand="0" w:noVBand="1"/>
+      </w:tblPr>
+      <w:tblGrid>
+        <w:gridCol w:w="1474"/>
+        <w:gridCol w:w="1928"/>
+        <w:gridCol w:w="1474"/>
+        <w:gridCol w:w="1587"/>
+        <w:gridCol w:w="1701"/>
+        <w:gridCol w:w="1247"/>
+      </w:tblGrid>
+      <w:tr>
+        <w:tc>
+          <w:tcPr>
+            <w:tcW w:w="1474" w:type="dxa"/>
+            <w:shd w:val="clear" w:color="auto" w:fill="086B35"/>
+          </w:tcPr>
+          <w:p>
+            <w:pPr>
+              <w:spacing w:after="20"/>
+            </w:pPr>
+            <w:r>
+              <w:rPr>
+                <w:rFonts w:eastAsia="Calibri" w:cs="Calibri"/>
+                <w:b/>
+                <w:color w:val="FFFFFF"/>
+                <w:sz w:val="15"/>
+              </w:rPr>
+              <w:t>Role</w:t>
+            </w:r>
+          </w:p>
+        </w:tc>
+        <w:tc>
+          <w:tcPr>
+            <w:tcW w:w="1928" w:type="dxa"/>
+            <w:shd w:val="clear" w:color="auto" w:fill="086B35"/>
+          </w:tcPr>
+          <w:p>
+            <w:pPr>
+              <w:spacing w:after="20"/>
+            </w:pPr>
+            <w:r>
+              <w:rPr>
+                <w:rFonts w:eastAsia="Calibri" w:cs="Calibri"/>
+                <w:b/>
+                <w:color w:val="FFFFFF"/>
+                <w:sz w:val="15"/>
+              </w:rPr>
+              <w:t>Loans: lend, repay, take back, cancel</w:t>
+            </w:r>
+          </w:p>
+        </w:tc>
+        <w:tc>
+          <w:tcPr>
+            <w:tcW w:w="1474" w:type="dxa"/>
+            <w:shd w:val="clear" w:color="auto" w:fill="086B35"/>
+          </w:tcPr>
+          <w:p>
+            <w:pPr>
+              <w:spacing w:after="20"/>
+            </w:pPr>
+            <w:r>
+              <w:rPr>
+                <w:rFonts w:eastAsia="Calibri" w:cs="Calibri"/>
+                <w:b/>
+                <w:color w:val="FFFFFF"/>
+                <w:sz w:val="15"/>
+              </w:rPr>
+              <w:t>Choose the loan fund</w:t>
+            </w:r>
+          </w:p>
+        </w:tc>
+        <w:tc>
+          <w:tcPr>
+            <w:tcW w:w="1587" w:type="dxa"/>
+            <w:shd w:val="clear" w:color="auto" w:fill="086B35"/>
+          </w:tcPr>
+          <w:p>
+            <w:pPr>
+              <w:spacing w:after="20"/>
+            </w:pPr>
+            <w:r>
+              <w:rPr>
+                <w:rFonts w:eastAsia="Calibri" w:cs="Calibri"/>
+                <w:b/>
+                <w:color w:val="FFFFFF"/>
+                <w:sz w:val="15"/>
+              </w:rPr>
+              <w:t>Spending limit (Settings)</w:t>
+            </w:r>
+          </w:p>
+        </w:tc>
+        <w:tc>
+          <w:tcPr>
+            <w:tcW w:w="1701" w:type="dxa"/>
+            <w:shd w:val="clear" w:color="auto" w:fill="086B35"/>
+          </w:tcPr>
+          <w:p>
+            <w:pPr>
+              <w:spacing w:after="20"/>
+            </w:pPr>
+            <w:r>
+              <w:rPr>
+                <w:rFonts w:eastAsia="Calibri" w:cs="Calibri"/>
+                <w:b/>
+                <w:color w:val="FFFFFF"/>
+                <w:sz w:val="15"/>
+              </w:rPr>
+              <w:t>Email a member his statement</w:t>
+            </w:r>
+          </w:p>
+        </w:tc>
+        <w:tc>
+          <w:tcPr>
+            <w:tcW w:w="1247" w:type="dxa"/>
+            <w:shd w:val="clear" w:color="auto" w:fill="086B35"/>
+          </w:tcPr>
+          <w:p>
+            <w:pPr>
+              <w:spacing w:after="20"/>
+            </w:pPr>
+            <w:r>
+              <w:rPr>
+                <w:rFonts w:eastAsia="Calibri" w:cs="Calibri"/>
+                <w:b/>
+                <w:color w:val="FFFFFF"/>
+                <w:sz w:val="15"/>
+              </w:rPr>
+              <w:t>Control Room</w:t>
+            </w:r>
+          </w:p>
+        </w:tc>
+      </w:tr>
+      <w:tr>
+        <w:tc>
+          <w:tcPr>
+            <w:tcW w:w="1474" w:type="dxa"/>
+          </w:tcPr>
+          <w:p>
+            <w:pPr>
+              <w:spacing w:after="20"/>
+            </w:pPr>
+            <w:r>
+              <w:rPr>
+                <w:rFonts w:eastAsia="Calibri" w:cs="Calibri"/>
+                <w:b/>
+                <w:sz w:val="15"/>
+              </w:rPr>
+              <w:t>Super admin</w:t>
+            </w:r>
+          </w:p>
+        </w:tc>
+        <w:tc>
+          <w:tcPr>
+            <w:tcW w:w="1928" w:type="dxa"/>
+          </w:tcPr>
+          <w:p>
+            <w:pPr>
+              <w:spacing w:after="20"/>
+            </w:pPr>
+            <w:r>
+              <w:rPr>
+                <w:rFonts w:eastAsia="Calibri" w:cs="Calibri"/>
+                <w:sz w:val="15"/>
+              </w:rPr>
+              <w:t>Yes</w:t>
+            </w:r>
+          </w:p>
+        </w:tc>
+        <w:tc>
+          <w:tcPr>
+            <w:tcW w:w="1474" w:type="dxa"/>
+          </w:tcPr>
+          <w:p>
+            <w:pPr>
+              <w:spacing w:after="20"/>
+            </w:pPr>
+            <w:r>
+              <w:rPr>
+                <w:rFonts w:eastAsia="Calibri" w:cs="Calibri"/>
+                <w:sz w:val="15"/>
+              </w:rPr>
+              <w:t>Yes</w:t>
+            </w:r>
+          </w:p>
+        </w:tc>
+        <w:tc>
+          <w:tcPr>
+            <w:tcW w:w="1587" w:type="dxa"/>
+          </w:tcPr>
+          <w:p>
+            <w:pPr>
+              <w:spacing w:after="20"/>
+            </w:pPr>
+            <w:r>
+              <w:rPr>
+                <w:rFonts w:eastAsia="Calibri" w:cs="Calibri"/>
+                <w:sz w:val="15"/>
+              </w:rPr>
+              <w:t>Yes</w:t>
+            </w:r>
+          </w:p>
+        </w:tc>
+        <w:tc>
+          <w:tcPr>
+            <w:tcW w:w="1701" w:type="dxa"/>
+          </w:tcPr>
+          <w:p>
+            <w:pPr>
+              <w:spacing w:after="20"/>
+            </w:pPr>
+            <w:r>
+              <w:rPr>
+                <w:rFonts w:eastAsia="Calibri" w:cs="Calibri"/>
+                <w:sz w:val="15"/>
+              </w:rPr>
+              <w:t>Yes</w:t>
+            </w:r>
+          </w:p>
+        </w:tc>
+        <w:tc>
+          <w:tcPr>
+            <w:tcW w:w="1247" w:type="dxa"/>
+          </w:tcPr>
+          <w:p>
+            <w:pPr>
+              <w:spacing w:after="20"/>
+            </w:pPr>
+            <w:r>
+              <w:rPr>
+                <w:rFonts w:eastAsia="Calibri" w:cs="Calibri"/>
+                <w:sz w:val="15"/>
+              </w:rPr>
+              <w:t>Yes</w:t>
+            </w:r>
+          </w:p>
+        </w:tc>
+      </w:tr>
+      <w:tr>
+        <w:tc>
+          <w:tcPr>
+            <w:tcW w:w="1474" w:type="dxa"/>
+            <w:shd w:val="clear" w:color="auto" w:fill="EDF4EF"/>
+          </w:tcPr>
+          <w:p>
+            <w:pPr>
+              <w:spacing w:after="20"/>
+            </w:pPr>
+            <w:r>
+              <w:rPr>
+                <w:rFonts w:eastAsia="Calibri" w:cs="Calibri"/>
+                <w:b/>
+                <w:sz w:val="15"/>
+              </w:rPr>
+              <w:t>Admin</w:t>
+            </w:r>
+          </w:p>
+        </w:tc>
+        <w:tc>
+          <w:tcPr>
+            <w:tcW w:w="1928" w:type="dxa"/>
+            <w:shd w:val="clear" w:color="auto" w:fill="EDF4EF"/>
+          </w:tcPr>
+          <w:p>
+            <w:pPr>
+              <w:spacing w:after="20"/>
+            </w:pPr>
+            <w:r>
+              <w:rPr>
+                <w:rFonts w:eastAsia="Calibri" w:cs="Calibri"/>
+                <w:sz w:val="15"/>
+              </w:rPr>
+              <w:t>Yes</w:t>
+            </w:r>
+          </w:p>
+        </w:tc>
+        <w:tc>
+          <w:tcPr>
+            <w:tcW w:w="1474" w:type="dxa"/>
+            <w:shd w:val="clear" w:color="auto" w:fill="EDF4EF"/>
+          </w:tcPr>
+          <w:p>
+            <w:pPr>
+              <w:spacing w:after="20"/>
+            </w:pPr>
+            <w:r>
+              <w:rPr>
+                <w:rFonts w:eastAsia="Calibri" w:cs="Calibri"/>
+                <w:sz w:val="15"/>
+              </w:rPr>
+              <w:t>Yes</w:t>
+            </w:r>
+          </w:p>
+        </w:tc>
+        <w:tc>
+          <w:tcPr>
+            <w:tcW w:w="1587" w:type="dxa"/>
+            <w:shd w:val="clear" w:color="auto" w:fill="EDF4EF"/>
+          </w:tcPr>
+          <w:p>
+            <w:pPr>
+              <w:spacing w:after="20"/>
+            </w:pPr>
+            <w:r>
+              <w:rPr>
+                <w:rFonts w:eastAsia="Calibri" w:cs="Calibri"/>
+                <w:sz w:val="15"/>
+              </w:rPr>
+              <w:t>Yes</w:t>
+            </w:r>
+          </w:p>
+        </w:tc>
+        <w:tc>
+          <w:tcPr>
+            <w:tcW w:w="1701" w:type="dxa"/>
+            <w:shd w:val="clear" w:color="auto" w:fill="EDF4EF"/>
+          </w:tcPr>
+          <w:p>
+            <w:pPr>
+              <w:spacing w:after="20"/>
+            </w:pPr>
+            <w:r>
+              <w:rPr>
+                <w:rFonts w:eastAsia="Calibri" w:cs="Calibri"/>
+                <w:sz w:val="15"/>
+              </w:rPr>
+              <w:t>Yes</w:t>
+            </w:r>
+          </w:p>
+        </w:tc>
+        <w:tc>
+          <w:tcPr>
+            <w:tcW w:w="1247" w:type="dxa"/>
+            <w:shd w:val="clear" w:color="auto" w:fill="EDF4EF"/>
+          </w:tcPr>
+          <w:p>
+            <w:pPr>
+              <w:spacing w:after="20"/>
+            </w:pPr>
+            <w:r>
+              <w:rPr>
+                <w:rFonts w:eastAsia="Calibri" w:cs="Calibri"/>
+                <w:sz w:val="15"/>
+              </w:rPr>
+              <w:t>No</w:t>
+            </w:r>
+          </w:p>
+        </w:tc>
+      </w:tr>
+      <w:tr>
+        <w:tc>
+          <w:tcPr>
+            <w:tcW w:w="1474" w:type="dxa"/>
+          </w:tcPr>
+          <w:p>
+            <w:pPr>
+              <w:spacing w:after="20"/>
+            </w:pPr>
+            <w:r>
+              <w:rPr>
+                <w:rFonts w:eastAsia="Calibri" w:cs="Calibri"/>
+                <w:b/>
+                <w:sz w:val="15"/>
+              </w:rPr>
+              <w:t>Treasurer</w:t>
+            </w:r>
+          </w:p>
+        </w:tc>
+        <w:tc>
+          <w:tcPr>
+            <w:tcW w:w="1928" w:type="dxa"/>
+          </w:tcPr>
+          <w:p>
+            <w:pPr>
+              <w:spacing w:after="20"/>
+            </w:pPr>
+            <w:r>
+              <w:rPr>
+                <w:rFonts w:eastAsia="Calibri" w:cs="Calibri"/>
+                <w:sz w:val="15"/>
+              </w:rPr>
+              <w:t>Yes</w:t>
+            </w:r>
+          </w:p>
+        </w:tc>
+        <w:tc>
+          <w:tcPr>
+            <w:tcW w:w="1474" w:type="dxa"/>
+          </w:tcPr>
+          <w:p>
+            <w:pPr>
+              <w:spacing w:after="20"/>
+            </w:pPr>
+            <w:r>
+              <w:rPr>
+                <w:rFonts w:eastAsia="Calibri" w:cs="Calibri"/>
+                <w:sz w:val="15"/>
+              </w:rPr>
+              <w:t>No</w:t>
+            </w:r>
+          </w:p>
+        </w:tc>
+        <w:tc>
+          <w:tcPr>
+            <w:tcW w:w="1587" w:type="dxa"/>
+          </w:tcPr>
+          <w:p>
+            <w:pPr>
+              <w:spacing w:after="20"/>
+            </w:pPr>
+            <w:r>
+              <w:rPr>
+                <w:rFonts w:eastAsia="Calibri" w:cs="Calibri"/>
+                <w:sz w:val="15"/>
+              </w:rPr>
+              <w:t>No</w:t>
+            </w:r>
+          </w:p>
+        </w:tc>
+        <w:tc>
+          <w:tcPr>
+            <w:tcW w:w="1701" w:type="dxa"/>
+          </w:tcPr>
+          <w:p>
+            <w:pPr>
+              <w:spacing w:after="20"/>
+            </w:pPr>
+            <w:r>
+              <w:rPr>
+                <w:rFonts w:eastAsia="Calibri" w:cs="Calibri"/>
+                <w:sz w:val="15"/>
+              </w:rPr>
+              <w:t>Yes</w:t>
+            </w:r>
+          </w:p>
+        </w:tc>
+        <w:tc>
+          <w:tcPr>
+            <w:tcW w:w="1247" w:type="dxa"/>
+          </w:tcPr>
+          <w:p>
+            <w:pPr>
+              <w:spacing w:after="20"/>
+            </w:pPr>
+            <w:r>
+              <w:rPr>
+                <w:rFonts w:eastAsia="Calibri" w:cs="Calibri"/>
+                <w:sz w:val="15"/>
+              </w:rPr>
+              <w:t>No</w:t>
+            </w:r>
+          </w:p>
+        </w:tc>
+      </w:tr>
+      <w:tr>
+        <w:tc>
+          <w:tcPr>
+            <w:tcW w:w="1474" w:type="dxa"/>
+            <w:shd w:val="clear" w:color="auto" w:fill="EDF4EF"/>
+          </w:tcPr>
+          <w:p>
+            <w:pPr>
+              <w:spacing w:after="20"/>
+            </w:pPr>
+            <w:r>
+              <w:rPr>
+                <w:rFonts w:eastAsia="Calibri" w:cs="Calibri"/>
+                <w:b/>
+                <w:sz w:val="15"/>
+              </w:rPr>
+              <w:t>Secretary</w:t>
+            </w:r>
+          </w:p>
+        </w:tc>
+        <w:tc>
+          <w:tcPr>
+            <w:tcW w:w="1928" w:type="dxa"/>
+            <w:shd w:val="clear" w:color="auto" w:fill="EDF4EF"/>
+          </w:tcPr>
+          <w:p>
+            <w:pPr>
+              <w:spacing w:after="20"/>
+            </w:pPr>
+            <w:r>
+              <w:rPr>
+                <w:rFonts w:eastAsia="Calibri" w:cs="Calibri"/>
+                <w:sz w:val="15"/>
+              </w:rPr>
+              <w:t>No</w:t>
+            </w:r>
+          </w:p>
+        </w:tc>
+        <w:tc>
+          <w:tcPr>
+            <w:tcW w:w="1474" w:type="dxa"/>
+            <w:shd w:val="clear" w:color="auto" w:fill="EDF4EF"/>
+          </w:tcPr>
+          <w:p>
+            <w:pPr>
+              <w:spacing w:after="20"/>
+            </w:pPr>
+            <w:r>
+              <w:rPr>
+                <w:rFonts w:eastAsia="Calibri" w:cs="Calibri"/>
+                <w:sz w:val="15"/>
+              </w:rPr>
+              <w:t>No</w:t>
+            </w:r>
+          </w:p>
+        </w:tc>
+        <w:tc>
+          <w:tcPr>
+            <w:tcW w:w="1587" w:type="dxa"/>
+            <w:shd w:val="clear" w:color="auto" w:fill="EDF4EF"/>
+          </w:tcPr>
+          <w:p>
+            <w:pPr>
+              <w:spacing w:after="20"/>
+            </w:pPr>
+            <w:r>
+              <w:rPr>
+                <w:rFonts w:eastAsia="Calibri" w:cs="Calibri"/>
+                <w:sz w:val="15"/>
+              </w:rPr>
+              <w:t>No</w:t>
+            </w:r>
+          </w:p>
+        </w:tc>
+        <w:tc>
+          <w:tcPr>
+            <w:tcW w:w="1701" w:type="dxa"/>
+            <w:shd w:val="clear" w:color="auto" w:fill="EDF4EF"/>
+          </w:tcPr>
+          <w:p>
+            <w:pPr>
+              <w:spacing w:after="20"/>
+            </w:pPr>
+            <w:r>
+              <w:rPr>
+                <w:rFonts w:eastAsia="Calibri" w:cs="Calibri"/>
+                <w:sz w:val="15"/>
+              </w:rPr>
+              <w:t>No</w:t>
+            </w:r>
+          </w:p>
+        </w:tc>
+        <w:tc>
+          <w:tcPr>
+            <w:tcW w:w="1247" w:type="dxa"/>
+            <w:shd w:val="clear" w:color="auto" w:fill="EDF4EF"/>
+          </w:tcPr>
+          <w:p>
+            <w:pPr>
+              <w:spacing w:after="20"/>
+            </w:pPr>
+            <w:r>
+              <w:rPr>
+                <w:rFonts w:eastAsia="Calibri" w:cs="Calibri"/>
+                <w:sz w:val="15"/>
+              </w:rPr>
+              <w:t>No</w:t>
+            </w:r>
+          </w:p>
+        </w:tc>
+      </w:tr>
+      <w:tr>
+        <w:tc>
+          <w:tcPr>
+            <w:tcW w:w="1474" w:type="dxa"/>
+          </w:tcPr>
+          <w:p>
+            <w:pPr>
+              <w:spacing w:after="20"/>
+            </w:pPr>
+            <w:r>
+              <w:rPr>
+                <w:rFonts w:eastAsia="Calibri" w:cs="Calibri"/>
+                <w:b/>
+                <w:sz w:val="15"/>
+              </w:rPr>
+              <w:t>Disciplinary officer</w:t>
+            </w:r>
+          </w:p>
+        </w:tc>
+        <w:tc>
+          <w:tcPr>
+            <w:tcW w:w="1928" w:type="dxa"/>
+          </w:tcPr>
+          <w:p>
+            <w:pPr>
+              <w:spacing w:after="20"/>
+            </w:pPr>
+            <w:r>
+              <w:rPr>
+                <w:rFonts w:eastAsia="Calibri" w:cs="Calibri"/>
+                <w:sz w:val="15"/>
+              </w:rPr>
+              <w:t>No</w:t>
+            </w:r>
+          </w:p>
+        </w:tc>
+        <w:tc>
+          <w:tcPr>
+            <w:tcW w:w="1474" w:type="dxa"/>
+          </w:tcPr>
+          <w:p>
+            <w:pPr>
+              <w:spacing w:after="20"/>
+            </w:pPr>
+            <w:r>
+              <w:rPr>
+                <w:rFonts w:eastAsia="Calibri" w:cs="Calibri"/>
+                <w:sz w:val="15"/>
+              </w:rPr>
+              <w:t>No</w:t>
+            </w:r>
+          </w:p>
+        </w:tc>
+        <w:tc>
+          <w:tcPr>
+            <w:tcW w:w="1587" w:type="dxa"/>
+          </w:tcPr>
+          <w:p>
+            <w:pPr>
+              <w:spacing w:after="20"/>
+            </w:pPr>
+            <w:r>
+              <w:rPr>
+                <w:rFonts w:eastAsia="Calibri" w:cs="Calibri"/>
+                <w:sz w:val="15"/>
+              </w:rPr>
+              <w:t>No</w:t>
+            </w:r>
+          </w:p>
+        </w:tc>
+        <w:tc>
+          <w:tcPr>
+            <w:tcW w:w="1701" w:type="dxa"/>
+          </w:tcPr>
+          <w:p>
+            <w:pPr>
+              <w:spacing w:after="20"/>
+            </w:pPr>
+            <w:r>
+              <w:rPr>
+                <w:rFonts w:eastAsia="Calibri" w:cs="Calibri"/>
+                <w:sz w:val="15"/>
+              </w:rPr>
+              <w:t>No</w:t>
+            </w:r>
+          </w:p>
+        </w:tc>
+        <w:tc>
+          <w:tcPr>
+            <w:tcW w:w="1247" w:type="dxa"/>
+          </w:tcPr>
+          <w:p>
+            <w:pPr>
+              <w:spacing w:after="20"/>
+            </w:pPr>
+            <w:r>
+              <w:rPr>
+                <w:rFonts w:eastAsia="Calibri" w:cs="Calibri"/>
+                <w:sz w:val="15"/>
+              </w:rPr>
+              <w:t>No</w:t>
+            </w:r>
+          </w:p>
+        </w:tc>
+      </w:tr>
+    </w:tbl>
+    <w:p>
+      <w:pPr>
+        <w:spacing w:after="40"/>
+      </w:pPr>
+    </w:p>
+    <w:p>
+      <w:pPr>
+        <w:keepNext/>
+        <w:spacing w:before="200" w:after="60"/>
+      </w:pPr>
+      <w:r>
+        <w:rPr>
+          <w:rFonts w:eastAsia="Calibri" w:cs="Calibri"/>
+          <w:b/>
+          <w:color w:val="086B35"/>
+          <w:sz w:val="18"/>
+        </w:rPr>
         <w:t>Security switches and account hygiene</w:t>
       </w:r>
     </w:p>
@@ -12760,11 +14364,11 @@
       <w:pPr>
         <w:pStyle w:val="Heading1"/>
       </w:pPr>
-      <w:bookmarkStart w:id="50" w:name="_Toc241143245"/>
+      <w:bookmarkStart w:id="53" w:name="_Toc243120055"/>
       <w:r>
         <w:t>13. Common tasks, step by step</w:t>
       </w:r>
-      <w:bookmarkEnd w:id="50"/>
+      <w:bookmarkEnd w:id="53"/>
     </w:p>
     <w:p>
       <w:r>
@@ -13523,7 +15127,22 @@
                 <w:rFonts w:eastAsia="Calibri" w:cs="Calibri"/>
                 <w:sz w:val="17"/>
               </w:rPr>
-              <w:t>Reminders → tick the members → choose whether to include late arrears and fines → add a note → Send. The screen waits, because each message is sent one at a time, and reports what happened member by member.</w:t>
+              <w:t xml:space="preserve">Reminders → tick the members → choose whether to include late arrears and fines → add a note → Send. The screen waits, because each message is sent one at a time, and reports what happened member by member. A member who has already had this week's reminder is shown with the count and cannot be ticked — </w:t>
+            </w:r>
+            <w:r>
+              <w:rPr>
+                <w:rFonts w:eastAsia="Calibri" w:cs="Calibri"/>
+                <w:b/>
+                <w:sz w:val="17"/>
+              </w:rPr>
+              <w:t>Send anyway</w:t>
+            </w:r>
+            <w:r>
+              <w:rPr>
+                <w:rFonts w:eastAsia="Calibri" w:cs="Calibri"/>
+                <w:sz w:val="17"/>
+              </w:rPr>
+              <w:t>, off by default, is the deliberate way round it, and the limit itself (1 a week by default) is set by an admin in Settings → Reminders.</w:t>
             </w:r>
           </w:p>
         </w:tc>
@@ -14136,7 +15755,7 @@
                 <w:b/>
                 <w:sz w:val="17"/>
               </w:rPr>
-              <w:t>Run a scheduled job by hand</w:t>
+              <w:t>Take the backup by hand (free host)</w:t>
             </w:r>
           </w:p>
         </w:tc>
@@ -14172,7 +15791,7 @@
                 <w:rFonts w:eastAsia="Calibri" w:cs="Calibri"/>
                 <w:sz w:val="17"/>
               </w:rPr>
-              <w:t>The jobs panel (from Settings) → Run now. The jobs are the nightly backup, the weekly audit check and the reminder sweep, and running one by hand is the same code as the timer.</w:t>
+              <w:t>Control Room → Backups → Run now on nightly-backup. It makes the copy and sends it off the server in one go. The free host sleeps, so the 02:00 run usually does not happen: do this after any day money was recorded, and before anything risky. Do not set up an outside timer to keep the server awake; it spends the month's free hours.</w:t>
             </w:r>
           </w:p>
         </w:tc>
@@ -14192,7 +15811,7 @@
                 <w:b/>
                 <w:sz w:val="17"/>
               </w:rPr>
-              <w:t>Put a backup back</w:t>
+              <w:t>Restore from an off-server copy</w:t>
             </w:r>
           </w:p>
         </w:tc>
@@ -14209,7 +15828,7 @@
                 <w:rFonts w:eastAsia="Calibri" w:cs="Calibri"/>
                 <w:sz w:val="17"/>
               </w:rPr>
-              <w:t>Whoever holds the server</w:t>
+              <w:t>Super admin only</w:t>
             </w:r>
           </w:p>
         </w:tc>
@@ -14226,7 +15845,7 @@
                 <w:rFonts w:eastAsia="Calibri" w:cs="Calibri"/>
                 <w:sz w:val="17"/>
               </w:rPr>
-              <w:t>`npm run restore:backup -- &lt;file.json&gt;` — a dry run first, `--confirm-write` to write it, and it refuses the live database unless it is told twice. Rehearse against a scratch database before you ever need it.</w:t>
+              <w:t>Control Room → Backups → the copy → Download. Then Restore below it: choose the file (the compressed file is read as it is), read what it says would be added or replaced, switch on maintenance mode, then confirm with your password and the word RESTORE. A safety copy of today is taken first.</w:t>
             </w:r>
           </w:p>
         </w:tc>
@@ -14247,7 +15866,7 @@
                 <w:b/>
                 <w:sz w:val="17"/>
               </w:rPr>
-              <w:t>Chase members with no ID</w:t>
+              <w:t>Lend to a member</w:t>
             </w:r>
           </w:p>
         </w:tc>
@@ -14283,7 +15902,7 @@
                 <w:rFonts w:eastAsia="Calibri" w:cs="Calibri"/>
                 <w:sz w:val="17"/>
               </w:rPr>
-              <w:t>Members: the line at the top counts active members without a usable ID. Open each one and fill the ID in — the treasurer can do this too, as long as the field is empty; until the ID is there, that member cannot open his own record.</w:t>
+              <w:t>Loans → Lend to a member → pick the member, the amount, the interest and the months → read the terms back → Lend. The first time, an admin chooses the loan fund and confirms the change it shows. Above the spending limit, add the minute that approved it.</w:t>
             </w:r>
           </w:p>
         </w:tc>
@@ -14303,6 +15922,283 @@
                 <w:b/>
                 <w:sz w:val="17"/>
               </w:rPr>
+              <w:t>Record a loan repayment</w:t>
+            </w:r>
+          </w:p>
+        </w:tc>
+        <w:tc>
+          <w:tcPr>
+            <w:tcW w:w="1814" w:type="dxa"/>
+          </w:tcPr>
+          <w:p>
+            <w:pPr>
+              <w:spacing w:after="20"/>
+            </w:pPr>
+            <w:r>
+              <w:rPr>
+                <w:rFonts w:eastAsia="Calibri" w:cs="Calibri"/>
+                <w:sz w:val="17"/>
+              </w:rPr>
+              <w:t>Super admin, admin, treasurer</w:t>
+            </w:r>
+          </w:p>
+        </w:tc>
+        <w:tc>
+          <w:tcPr>
+            <w:tcW w:w="5499" w:type="dxa"/>
+          </w:tcPr>
+          <w:p>
+            <w:pPr>
+              <w:spacing w:after="20"/>
+            </w:pPr>
+            <w:r>
+              <w:rPr>
+                <w:rFonts w:eastAsia="Calibri" w:cs="Calibri"/>
+                <w:sz w:val="17"/>
+              </w:rPr>
+              <w:t>Loans → the loan → Record a repayment → amount and date. The screen shows the split between principal and interest. Taking back a mistake works for the latest repayment only.</w:t>
+            </w:r>
+          </w:p>
+        </w:tc>
+      </w:tr>
+      <w:tr>
+        <w:tc>
+          <w:tcPr>
+            <w:tcW w:w="2041" w:type="dxa"/>
+            <w:shd w:val="clear" w:color="auto" w:fill="EDF4EF"/>
+          </w:tcPr>
+          <w:p>
+            <w:pPr>
+              <w:spacing w:after="20"/>
+            </w:pPr>
+            <w:r>
+              <w:rPr>
+                <w:rFonts w:eastAsia="Calibri" w:cs="Calibri"/>
+                <w:b/>
+                <w:sz w:val="17"/>
+              </w:rPr>
+              <w:t>Email a member his statement</w:t>
+            </w:r>
+          </w:p>
+        </w:tc>
+        <w:tc>
+          <w:tcPr>
+            <w:tcW w:w="1814" w:type="dxa"/>
+            <w:shd w:val="clear" w:color="auto" w:fill="EDF4EF"/>
+          </w:tcPr>
+          <w:p>
+            <w:pPr>
+              <w:spacing w:after="20"/>
+            </w:pPr>
+            <w:r>
+              <w:rPr>
+                <w:rFonts w:eastAsia="Calibri" w:cs="Calibri"/>
+                <w:sz w:val="17"/>
+              </w:rPr>
+              <w:t>Super admin, admin, treasurer</w:t>
+            </w:r>
+          </w:p>
+        </w:tc>
+        <w:tc>
+          <w:tcPr>
+            <w:tcW w:w="5499" w:type="dxa"/>
+            <w:shd w:val="clear" w:color="auto" w:fill="EDF4EF"/>
+          </w:tcPr>
+          <w:p>
+            <w:pPr>
+              <w:spacing w:after="20"/>
+            </w:pPr>
+            <w:r>
+              <w:rPr>
+                <w:rFonts w:eastAsia="Calibri" w:cs="Calibri"/>
+                <w:sz w:val="17"/>
+              </w:rPr>
+              <w:t>Members → the member → choose the period → Email statement. It goes to the address on his record, as a PDF.</w:t>
+            </w:r>
+          </w:p>
+        </w:tc>
+      </w:tr>
+      <w:tr>
+        <w:tc>
+          <w:tcPr>
+            <w:tcW w:w="2041" w:type="dxa"/>
+          </w:tcPr>
+          <w:p>
+            <w:pPr>
+              <w:spacing w:after="20"/>
+            </w:pPr>
+            <w:r>
+              <w:rPr>
+                <w:rFonts w:eastAsia="Calibri" w:cs="Calibri"/>
+                <w:b/>
+                <w:sz w:val="17"/>
+              </w:rPr>
+              <w:t>Run a scheduled job by hand</w:t>
+            </w:r>
+          </w:p>
+        </w:tc>
+        <w:tc>
+          <w:tcPr>
+            <w:tcW w:w="1814" w:type="dxa"/>
+          </w:tcPr>
+          <w:p>
+            <w:pPr>
+              <w:spacing w:after="20"/>
+            </w:pPr>
+            <w:r>
+              <w:rPr>
+                <w:rFonts w:eastAsia="Calibri" w:cs="Calibri"/>
+                <w:sz w:val="17"/>
+              </w:rPr>
+              <w:t>Super admin only</w:t>
+            </w:r>
+          </w:p>
+        </w:tc>
+        <w:tc>
+          <w:tcPr>
+            <w:tcW w:w="5499" w:type="dxa"/>
+          </w:tcPr>
+          <w:p>
+            <w:pPr>
+              <w:spacing w:after="20"/>
+            </w:pPr>
+            <w:r>
+              <w:rPr>
+                <w:rFonts w:eastAsia="Calibri" w:cs="Calibri"/>
+                <w:sz w:val="17"/>
+              </w:rPr>
+              <w:t>The jobs panel (from Settings) → Run now. The jobs are the nightly backup, the weekly audit check and the reminder sweep, and running one by hand is the same code as the timer.</w:t>
+            </w:r>
+          </w:p>
+        </w:tc>
+      </w:tr>
+      <w:tr>
+        <w:tc>
+          <w:tcPr>
+            <w:tcW w:w="2041" w:type="dxa"/>
+            <w:shd w:val="clear" w:color="auto" w:fill="EDF4EF"/>
+          </w:tcPr>
+          <w:p>
+            <w:pPr>
+              <w:spacing w:after="20"/>
+            </w:pPr>
+            <w:r>
+              <w:rPr>
+                <w:rFonts w:eastAsia="Calibri" w:cs="Calibri"/>
+                <w:b/>
+                <w:sz w:val="17"/>
+              </w:rPr>
+              <w:t>Put a backup back</w:t>
+            </w:r>
+          </w:p>
+        </w:tc>
+        <w:tc>
+          <w:tcPr>
+            <w:tcW w:w="1814" w:type="dxa"/>
+            <w:shd w:val="clear" w:color="auto" w:fill="EDF4EF"/>
+          </w:tcPr>
+          <w:p>
+            <w:pPr>
+              <w:spacing w:after="20"/>
+            </w:pPr>
+            <w:r>
+              <w:rPr>
+                <w:rFonts w:eastAsia="Calibri" w:cs="Calibri"/>
+                <w:sz w:val="17"/>
+              </w:rPr>
+              <w:t>Whoever holds the server</w:t>
+            </w:r>
+          </w:p>
+        </w:tc>
+        <w:tc>
+          <w:tcPr>
+            <w:tcW w:w="5499" w:type="dxa"/>
+            <w:shd w:val="clear" w:color="auto" w:fill="EDF4EF"/>
+          </w:tcPr>
+          <w:p>
+            <w:pPr>
+              <w:spacing w:after="20"/>
+            </w:pPr>
+            <w:r>
+              <w:rPr>
+                <w:rFonts w:eastAsia="Calibri" w:cs="Calibri"/>
+                <w:sz w:val="17"/>
+              </w:rPr>
+              <w:t>`npm run restore:backup -- &lt;file.json&gt;` — a dry run first, `--confirm-write` to write it, and it refuses the live database unless it is told twice. Rehearse against a scratch database before you ever need it.</w:t>
+            </w:r>
+          </w:p>
+        </w:tc>
+      </w:tr>
+      <w:tr>
+        <w:tc>
+          <w:tcPr>
+            <w:tcW w:w="2041" w:type="dxa"/>
+          </w:tcPr>
+          <w:p>
+            <w:pPr>
+              <w:spacing w:after="20"/>
+            </w:pPr>
+            <w:r>
+              <w:rPr>
+                <w:rFonts w:eastAsia="Calibri" w:cs="Calibri"/>
+                <w:b/>
+                <w:sz w:val="17"/>
+              </w:rPr>
+              <w:t>Chase members with no ID</w:t>
+            </w:r>
+          </w:p>
+        </w:tc>
+        <w:tc>
+          <w:tcPr>
+            <w:tcW w:w="1814" w:type="dxa"/>
+          </w:tcPr>
+          <w:p>
+            <w:pPr>
+              <w:spacing w:after="20"/>
+            </w:pPr>
+            <w:r>
+              <w:rPr>
+                <w:rFonts w:eastAsia="Calibri" w:cs="Calibri"/>
+                <w:sz w:val="17"/>
+              </w:rPr>
+              <w:t>Super admin, admin, treasurer</w:t>
+            </w:r>
+          </w:p>
+        </w:tc>
+        <w:tc>
+          <w:tcPr>
+            <w:tcW w:w="5499" w:type="dxa"/>
+          </w:tcPr>
+          <w:p>
+            <w:pPr>
+              <w:spacing w:after="20"/>
+            </w:pPr>
+            <w:r>
+              <w:rPr>
+                <w:rFonts w:eastAsia="Calibri" w:cs="Calibri"/>
+                <w:sz w:val="17"/>
+              </w:rPr>
+              <w:t>Members: the line at the top counts active members without a usable ID. Open each one and fill the ID in — the treasurer can do this too, as long as the field is empty; until the ID is there, that member cannot open his own record.</w:t>
+            </w:r>
+          </w:p>
+        </w:tc>
+      </w:tr>
+      <w:tr>
+        <w:tc>
+          <w:tcPr>
+            <w:tcW w:w="2041" w:type="dxa"/>
+            <w:shd w:val="clear" w:color="auto" w:fill="EDF4EF"/>
+          </w:tcPr>
+          <w:p>
+            <w:pPr>
+              <w:spacing w:after="20"/>
+            </w:pPr>
+            <w:r>
+              <w:rPr>
+                <w:rFonts w:eastAsia="Calibri" w:cs="Calibri"/>
+                <w:b/>
+                <w:sz w:val="17"/>
+              </w:rPr>
               <w:t>Trim the audit trail</w:t>
             </w:r>
           </w:p>
@@ -14310,6 +16206,7 @@
         <w:tc>
           <w:tcPr>
             <w:tcW w:w="1814" w:type="dxa"/>
+            <w:shd w:val="clear" w:color="auto" w:fill="EDF4EF"/>
           </w:tcPr>
           <w:p>
             <w:pPr>
@@ -14327,6 +16224,7 @@
         <w:tc>
           <w:tcPr>
             <w:tcW w:w="5499" w:type="dxa"/>
+            <w:shd w:val="clear" w:color="auto" w:fill="EDF4EF"/>
           </w:tcPr>
           <w:p>
             <w:pPr>
@@ -14352,11 +16250,11 @@
       <w:pPr>
         <w:pStyle w:val="Heading1"/>
       </w:pPr>
-      <w:bookmarkStart w:id="51" w:name="_Toc241143246"/>
+      <w:bookmarkStart w:id="54" w:name="_Toc243120056"/>
       <w:r>
         <w:t>14. The money rules every user shares</w:t>
       </w:r>
-      <w:bookmarkEnd w:id="51"/>
+      <w:bookmarkEnd w:id="54"/>
     </w:p>
     <w:p>
       <w:r>
@@ -14532,21 +16430,21 @@
       <w:pPr>
         <w:pStyle w:val="Heading1"/>
       </w:pPr>
-      <w:bookmarkStart w:id="52" w:name="_Toc241143247"/>
+      <w:bookmarkStart w:id="55" w:name="_Toc243120057"/>
       <w:r>
         <w:t>15. Security, privacy and the audit trail</w:t>
       </w:r>
-      <w:bookmarkEnd w:id="52"/>
+      <w:bookmarkEnd w:id="55"/>
     </w:p>
     <w:p>
       <w:pPr>
         <w:pStyle w:val="Heading2"/>
       </w:pPr>
-      <w:bookmarkStart w:id="53" w:name="_Toc241143248"/>
+      <w:bookmarkStart w:id="56" w:name="_Toc243120058"/>
       <w:r>
         <w:t>15.1 What is public and what is not</w:t>
       </w:r>
-      <w:bookmarkEnd w:id="53"/>
+      <w:bookmarkEnd w:id="56"/>
     </w:p>
     <w:p>
       <w:pPr>
@@ -14624,11 +16522,11 @@
       <w:pPr>
         <w:pStyle w:val="Heading2"/>
       </w:pPr>
-      <w:bookmarkStart w:id="54" w:name="_Toc241143249"/>
+      <w:bookmarkStart w:id="57" w:name="_Toc243120059"/>
       <w:r>
         <w:t>15.2 The defences that matter in daily use</w:t>
       </w:r>
-      <w:bookmarkEnd w:id="54"/>
+      <w:bookmarkEnd w:id="57"/>
     </w:p>
     <w:p>
       <w:pPr>
@@ -14742,11 +16640,11 @@
       <w:pPr>
         <w:pStyle w:val="Heading2"/>
       </w:pPr>
-      <w:bookmarkStart w:id="55" w:name="_Toc241143250"/>
+      <w:bookmarkStart w:id="58" w:name="_Toc243120060"/>
       <w:r>
         <w:t>15.3 The audit trail — what it holds, and who reads it</w:t>
       </w:r>
-      <w:bookmarkEnd w:id="55"/>
+      <w:bookmarkEnd w:id="58"/>
     </w:p>
     <w:p>
       <w:pPr>
@@ -14896,11 +16794,11 @@
       <w:pPr>
         <w:pStyle w:val="Heading2"/>
       </w:pPr>
-      <w:bookmarkStart w:id="56" w:name="_Toc241143251"/>
+      <w:bookmarkStart w:id="59" w:name="_Toc243120061"/>
       <w:r>
         <w:t>15.4 Backups</w:t>
       </w:r>
-      <w:bookmarkEnd w:id="56"/>
+      <w:bookmarkEnd w:id="59"/>
     </w:p>
     <w:p>
       <w:pPr>
@@ -14996,11 +16894,11 @@
       <w:pPr>
         <w:pStyle w:val="Heading1"/>
       </w:pPr>
-      <w:bookmarkStart w:id="57" w:name="_Toc241143252"/>
+      <w:bookmarkStart w:id="60" w:name="_Toc243120062"/>
       <w:r>
         <w:t>16. What only one person can do — and why that matters</w:t>
       </w:r>
-      <w:bookmarkEnd w:id="57"/>
+      <w:bookmarkEnd w:id="60"/>
     </w:p>
     <w:p>
       <w:r>
@@ -15623,11 +17521,11 @@
       <w:pPr>
         <w:pStyle w:val="Heading1"/>
       </w:pPr>
-      <w:bookmarkStart w:id="58" w:name="_Toc241143253"/>
+      <w:bookmarkStart w:id="61" w:name="_Toc243120063"/>
       <w:r>
         <w:t>Annex A — every screen, and who may open it</w:t>
       </w:r>
-      <w:bookmarkEnd w:id="58"/>
+      <w:bookmarkEnd w:id="61"/>
     </w:p>
     <w:p>
       <w:r>
@@ -17152,11 +19050,11 @@
       <w:pPr>
         <w:pStyle w:val="Heading1"/>
       </w:pPr>
-      <w:bookmarkStart w:id="59" w:name="_Toc241143254"/>
+      <w:bookmarkStart w:id="62" w:name="_Toc243120064"/>
       <w:r>
         <w:t>Annex B — the API, by role</w:t>
       </w:r>
-      <w:bookmarkEnd w:id="59"/>
+      <w:bookmarkEnd w:id="62"/>
     </w:p>
     <w:p>
       <w:r>
@@ -17832,7 +19730,7 @@
                 <w:rFonts w:eastAsia="Calibri" w:cs="Calibri"/>
                 <w:sz w:val="16"/>
               </w:rPr>
-              <w:t>The reminder list and the send; mail status</w:t>
+              <w:t>The reminder list, the send, who has already been emailed this week and when, and the history of what went out; mail status</w:t>
             </w:r>
           </w:p>
         </w:tc>
@@ -18339,11 +20237,11 @@
       <w:pPr>
         <w:pStyle w:val="Heading1"/>
       </w:pPr>
-      <w:bookmarkStart w:id="60" w:name="_Toc241143255"/>
+      <w:bookmarkStart w:id="63" w:name="_Toc243120065"/>
       <w:r>
         <w:t>Annex C — the words this system uses</w:t>
       </w:r>
-      <w:bookmarkEnd w:id="60"/>
+      <w:bookmarkEnd w:id="63"/>
     </w:p>
     <w:tbl>
       <w:tblPr>
@@ -19128,11 +21026,11 @@
       <w:pPr>
         <w:pStyle w:val="Heading1"/>
       </w:pPr>
-      <w:bookmarkStart w:id="61" w:name="_Toc241143256"/>
+      <w:bookmarkStart w:id="64" w:name="_Toc243120066"/>
       <w:r>
         <w:t>Annex D — what was tightened on 22 September 2026</w:t>
       </w:r>
-      <w:bookmarkEnd w:id="61"/>
+      <w:bookmarkEnd w:id="64"/>
     </w:p>
     <w:p>
       <w:r>
@@ -19315,11 +21213,170 @@
       <w:pPr>
         <w:pStyle w:val="Heading1"/>
       </w:pPr>
-      <w:bookmarkStart w:id="62" w:name="_Toc241143257"/>
+      <w:bookmarkStart w:id="65" w:name="_Toc243120067"/>
+      <w:r>
+        <w:t>Annex D2 — what was added in October 2026</w:t>
+      </w:r>
+      <w:bookmarkEnd w:id="65"/>
+    </w:p>
+    <w:p>
+      <w:r>
+        <w:rPr>
+          <w:rFonts w:eastAsia="Calibri" w:cs="Calibri"/>
+        </w:rPr>
+        <w:t>Since the guide was first written the system gained six things and a super-admin screen. They are described where they belong (sections 6 to 8, 12 and 13); this is the list in one place.</w:t>
+      </w:r>
+    </w:p>
+    <w:p>
+      <w:pPr>
+        <w:pStyle w:val="ListBullet"/>
+      </w:pPr>
+      <w:r>
+        <w:rPr>
+          <w:rFonts w:eastAsia="Calibri" w:cs="Calibri"/>
+          <w:b/>
+        </w:rPr>
+        <w:t>The Control Room</w:t>
+      </w:r>
+      <w:r>
+        <w:rPr>
+          <w:rFonts w:eastAsia="Calibri" w:cs="Calibri"/>
+        </w:rPr>
+        <w:t xml:space="preserve"> (section 6.5): sessions, maintenance mode, closing the books, switches, restore, merging two members and a generated permissions table.</w:t>
+      </w:r>
+    </w:p>
+    <w:p>
+      <w:pPr>
+        <w:pStyle w:val="ListBullet"/>
+      </w:pPr>
+      <w:r>
+        <w:rPr>
+          <w:rFonts w:eastAsia="Calibri" w:cs="Calibri"/>
+          <w:b/>
+        </w:rPr>
+        <w:t>Loans to members</w:t>
+      </w:r>
+      <w:r>
+        <w:rPr>
+          <w:rFonts w:eastAsia="Calibri" w:cs="Calibri"/>
+        </w:rPr>
+        <w:t xml:space="preserve"> (section 7.5): flat interest, monthly instalments, behind-schedule tracking, a card on the member's page.</w:t>
+      </w:r>
+    </w:p>
+    <w:p>
+      <w:pPr>
+        <w:pStyle w:val="ListBullet"/>
+      </w:pPr>
+      <w:r>
+        <w:rPr>
+          <w:rFonts w:eastAsia="Calibri" w:cs="Calibri"/>
+          <w:b/>
+        </w:rPr>
+        <w:t>A spending limit</w:t>
+      </w:r>
+      <w:r>
+        <w:rPr>
+          <w:rFonts w:eastAsia="Calibri" w:cs="Calibri"/>
+        </w:rPr>
+        <w:t xml:space="preserve"> (section 7.2): above it an expense or loan must say which minute approved it.</w:t>
+      </w:r>
+    </w:p>
+    <w:p>
+      <w:pPr>
+        <w:pStyle w:val="ListBullet"/>
+      </w:pPr>
+      <w:r>
+        <w:rPr>
+          <w:rFonts w:eastAsia="Calibri" w:cs="Calibri"/>
+          <w:b/>
+        </w:rPr>
+        <w:t>Emailed statements</w:t>
+      </w:r>
+      <w:r>
+        <w:rPr>
+          <w:rFonts w:eastAsia="Calibri" w:cs="Calibri"/>
+        </w:rPr>
+        <w:t xml:space="preserve"> (section 7.2): a member's own PDF, sent to his address.</w:t>
+      </w:r>
+    </w:p>
+    <w:p>
+      <w:pPr>
+        <w:pStyle w:val="ListBullet"/>
+      </w:pPr>
+      <w:r>
+        <w:rPr>
+          <w:rFonts w:eastAsia="Calibri" w:cs="Calibri"/>
+          <w:b/>
+        </w:rPr>
+        <w:t>Backups that survive a free host</w:t>
+      </w:r>
+      <w:r>
+        <w:rPr>
+          <w:rFonts w:eastAsia="Calibri" w:cs="Calibri"/>
+        </w:rPr>
+        <w:t xml:space="preserve"> (section 6.4): each backup is also kept in Cloudinary.</w:t>
+      </w:r>
+    </w:p>
+    <w:p>
+      <w:pPr>
+        <w:pStyle w:val="ListBullet"/>
+      </w:pPr>
+      <w:r>
+        <w:rPr>
+          <w:rFonts w:eastAsia="Calibri" w:cs="Calibri"/>
+          <w:b/>
+        </w:rPr>
+        <w:t>Server error alerts</w:t>
+      </w:r>
+      <w:r>
+        <w:rPr>
+          <w:rFonts w:eastAsia="Calibri" w:cs="Calibri"/>
+        </w:rPr>
+        <w:t xml:space="preserve"> (section 6.5): faults recorded and emailed once per fault per six hours.</w:t>
+      </w:r>
+    </w:p>
+    <w:p>
+      <w:pPr>
+        <w:pStyle w:val="ListBullet"/>
+      </w:pPr>
+      <w:r>
+        <w:rPr>
+          <w:rFonts w:eastAsia="Calibri" w:cs="Calibri"/>
+          <w:b/>
+        </w:rPr>
+        <w:t>A truthful last-seen</w:t>
+      </w:r>
+      <w:r>
+        <w:rPr>
+          <w:rFonts w:eastAsia="Calibri" w:cs="Calibri"/>
+        </w:rPr>
+        <w:t xml:space="preserve"> (section 6.5): accounts used before sign-in tracking began no longer read "never signed in".</w:t>
+      </w:r>
+    </w:p>
+    <w:p>
+      <w:pPr>
+        <w:spacing w:before="40" w:after="160"/>
+        <w:ind w:left="283"/>
+      </w:pPr>
+      <w:r>
+        <w:rPr>
+          <w:rFonts w:eastAsia="Calibri" w:cs="Calibri"/>
+          <w:i/>
+          <w:color w:val="5A645E"/>
+          <w:sz w:val="19"/>
+        </w:rPr>
+        <w:t>One decision shapes how the group runs: no outside timer is used to keep the free server awake, because that spends the free hours. The scheduled backup therefore usually does not run on its own; the super admin takes it by hand (section 6.4).</w:t>
+      </w:r>
+    </w:p>
+    <w:p>
+      <w:pPr>
+        <w:pStyle w:val="Heading1"/>
+      </w:pPr>
+      <w:bookmarkStart w:id="66" w:name="_Toc243120068"/>
       <w:r>
         <w:t>Annex E — keeping this true</w:t>
       </w:r>
-      <w:bookmarkEnd w:id="62"/>
+      <w:bookmarkEnd w:id="66"/>
     </w:p>
     <w:p>
       <w:pPr>
@@ -19784,31 +21841,31 @@
       </w:rPr>
     </w:lvl>
   </w:abstractNum>
-  <w:num w:numId="1" w16cid:durableId="611058487">
+  <w:num w:numId="1" w16cid:durableId="1319386887">
     <w:abstractNumId w:val="8"/>
   </w:num>
-  <w:num w:numId="2" w16cid:durableId="1994526975">
+  <w:num w:numId="2" w16cid:durableId="747922835">
     <w:abstractNumId w:val="6"/>
   </w:num>
-  <w:num w:numId="3" w16cid:durableId="1984381606">
+  <w:num w:numId="3" w16cid:durableId="1876699854">
     <w:abstractNumId w:val="5"/>
   </w:num>
-  <w:num w:numId="4" w16cid:durableId="1936673685">
+  <w:num w:numId="4" w16cid:durableId="203951977">
     <w:abstractNumId w:val="4"/>
   </w:num>
-  <w:num w:numId="5" w16cid:durableId="720521375">
+  <w:num w:numId="5" w16cid:durableId="32966274">
     <w:abstractNumId w:val="7"/>
   </w:num>
-  <w:num w:numId="6" w16cid:durableId="18049152">
+  <w:num w:numId="6" w16cid:durableId="1688554206">
     <w:abstractNumId w:val="3"/>
   </w:num>
-  <w:num w:numId="7" w16cid:durableId="1335108607">
+  <w:num w:numId="7" w16cid:durableId="1204438677">
     <w:abstractNumId w:val="2"/>
   </w:num>
-  <w:num w:numId="8" w16cid:durableId="1232698484">
+  <w:num w:numId="8" w16cid:durableId="1846044601">
     <w:abstractNumId w:val="1"/>
   </w:num>
-  <w:num w:numId="9" w16cid:durableId="1137576654">
+  <w:num w:numId="9" w16cid:durableId="2076856007">
     <w:abstractNumId w:val="0"/>
   </w:num>
 </w:numbering>
@@ -31203,7 +33260,7 @@
     <w:autoRedefine/>
     <w:uiPriority w:val="39"/>
     <w:unhideWhenUsed/>
-    <w:rsid w:val="00B05BDC"/>
+    <w:rsid w:val="002B5437"/>
     <w:pPr>
       <w:spacing w:after="100"/>
     </w:pPr>
@@ -31215,7 +33272,7 @@
     <w:autoRedefine/>
     <w:uiPriority w:val="39"/>
     <w:unhideWhenUsed/>
-    <w:rsid w:val="00B05BDC"/>
+    <w:rsid w:val="002B5437"/>
     <w:pPr>
       <w:spacing w:after="100"/>
       <w:ind w:left="210"/>
@@ -31226,7 +33283,7 @@
     <w:basedOn w:val="DefaultParagraphFont"/>
     <w:uiPriority w:val="99"/>
     <w:unhideWhenUsed/>
-    <w:rsid w:val="00B05BDC"/>
+    <w:rsid w:val="002B5437"/>
     <w:rPr>
       <w:color w:val="0000FF" w:themeColor="hyperlink"/>
       <w:u w:val="single"/>

--- a/USER_INTERACTION_GUIDE.docx
+++ b/USER_INTERACTION_GUIDE.docx
@@ -285,7 +285,7 @@
       <w:pPr>
         <w:pStyle w:val="Heading1"/>
       </w:pPr>
-      <w:bookmarkStart w:id="0" w:name="_Toc243120002"/>
+      <w:bookmarkStart w:id="0" w:name="_Toc243135911"/>
       <w:r>
         <w:lastRenderedPageBreak/>
         <w:t>Contents</w:t>
@@ -311,7 +311,7 @@
       <w:r>
         <w:fldChar w:fldCharType="separate"/>
       </w:r>
-      <w:hyperlink w:anchor="_Toc243120002" w:history="1">
+      <w:hyperlink w:anchor="_Toc243135911" w:history="1">
         <w:r>
           <w:rPr>
             <w:rStyle w:val="Hyperlink"/>
@@ -338,7 +338,7 @@
             <w:noProof/>
             <w:webHidden/>
           </w:rPr>
-          <w:instrText xml:space="preserve"> PAGEREF _Toc243120002 \h </w:instrText>
+          <w:instrText xml:space="preserve"> PAGEREF _Toc243135911 \h </w:instrText>
         </w:r>
         <w:r>
           <w:rPr>
@@ -379,7 +379,7 @@
           <w:noProof/>
         </w:rPr>
       </w:pPr>
-      <w:hyperlink w:anchor="_Toc243120003" w:history="1">
+      <w:hyperlink w:anchor="_Toc243135912" w:history="1">
         <w:r>
           <w:rPr>
             <w:rStyle w:val="Hyperlink"/>
@@ -406,7 +406,7 @@
             <w:noProof/>
             <w:webHidden/>
           </w:rPr>
-          <w:instrText xml:space="preserve"> PAGEREF _Toc243120003 \h </w:instrText>
+          <w:instrText xml:space="preserve"> PAGEREF _Toc243135912 \h </w:instrText>
         </w:r>
         <w:r>
           <w:rPr>
@@ -447,7 +447,7 @@
           <w:noProof/>
         </w:rPr>
       </w:pPr>
-      <w:hyperlink w:anchor="_Toc243120004" w:history="1">
+      <w:hyperlink w:anchor="_Toc243135913" w:history="1">
         <w:r>
           <w:rPr>
             <w:rStyle w:val="Hyperlink"/>
@@ -474,7 +474,7 @@
             <w:noProof/>
             <w:webHidden/>
           </w:rPr>
-          <w:instrText xml:space="preserve"> PAGEREF _Toc243120004 \h </w:instrText>
+          <w:instrText xml:space="preserve"> PAGEREF _Toc243135913 \h </w:instrText>
         </w:r>
         <w:r>
           <w:rPr>
@@ -515,7 +515,7 @@
           <w:noProof/>
         </w:rPr>
       </w:pPr>
-      <w:hyperlink w:anchor="_Toc243120005" w:history="1">
+      <w:hyperlink w:anchor="_Toc243135914" w:history="1">
         <w:r>
           <w:rPr>
             <w:rStyle w:val="Hyperlink"/>
@@ -542,7 +542,7 @@
             <w:noProof/>
             <w:webHidden/>
           </w:rPr>
-          <w:instrText xml:space="preserve"> PAGEREF _Toc243120005 \h </w:instrText>
+          <w:instrText xml:space="preserve"> PAGEREF _Toc243135914 \h </w:instrText>
         </w:r>
         <w:r>
           <w:rPr>
@@ -583,7 +583,7 @@
           <w:noProof/>
         </w:rPr>
       </w:pPr>
-      <w:hyperlink w:anchor="_Toc243120006" w:history="1">
+      <w:hyperlink w:anchor="_Toc243135915" w:history="1">
         <w:r>
           <w:rPr>
             <w:rStyle w:val="Hyperlink"/>
@@ -610,7 +610,7 @@
             <w:noProof/>
             <w:webHidden/>
           </w:rPr>
-          <w:instrText xml:space="preserve"> PAGEREF _Toc243120006 \h </w:instrText>
+          <w:instrText xml:space="preserve"> PAGEREF _Toc243135915 \h </w:instrText>
         </w:r>
         <w:r>
           <w:rPr>
@@ -651,7 +651,7 @@
           <w:noProof/>
         </w:rPr>
       </w:pPr>
-      <w:hyperlink w:anchor="_Toc243120007" w:history="1">
+      <w:hyperlink w:anchor="_Toc243135916" w:history="1">
         <w:r>
           <w:rPr>
             <w:rStyle w:val="Hyperlink"/>
@@ -678,7 +678,7 @@
             <w:noProof/>
             <w:webHidden/>
           </w:rPr>
-          <w:instrText xml:space="preserve"> PAGEREF _Toc243120007 \h </w:instrText>
+          <w:instrText xml:space="preserve"> PAGEREF _Toc243135916 \h </w:instrText>
         </w:r>
         <w:r>
           <w:rPr>
@@ -719,7 +719,7 @@
           <w:noProof/>
         </w:rPr>
       </w:pPr>
-      <w:hyperlink w:anchor="_Toc243120008" w:history="1">
+      <w:hyperlink w:anchor="_Toc243135917" w:history="1">
         <w:r>
           <w:rPr>
             <w:rStyle w:val="Hyperlink"/>
@@ -746,7 +746,7 @@
             <w:noProof/>
             <w:webHidden/>
           </w:rPr>
-          <w:instrText xml:space="preserve"> PAGEREF _Toc243120008 \h </w:instrText>
+          <w:instrText xml:space="preserve"> PAGEREF _Toc243135917 \h </w:instrText>
         </w:r>
         <w:r>
           <w:rPr>
@@ -787,7 +787,7 @@
           <w:noProof/>
         </w:rPr>
       </w:pPr>
-      <w:hyperlink w:anchor="_Toc243120009" w:history="1">
+      <w:hyperlink w:anchor="_Toc243135918" w:history="1">
         <w:r>
           <w:rPr>
             <w:rStyle w:val="Hyperlink"/>
@@ -814,7 +814,7 @@
             <w:noProof/>
             <w:webHidden/>
           </w:rPr>
-          <w:instrText xml:space="preserve"> PAGEREF _Toc243120009 \h </w:instrText>
+          <w:instrText xml:space="preserve"> PAGEREF _Toc243135918 \h </w:instrText>
         </w:r>
         <w:r>
           <w:rPr>
@@ -855,7 +855,7 @@
           <w:noProof/>
         </w:rPr>
       </w:pPr>
-      <w:hyperlink w:anchor="_Toc243120010" w:history="1">
+      <w:hyperlink w:anchor="_Toc243135919" w:history="1">
         <w:r>
           <w:rPr>
             <w:rStyle w:val="Hyperlink"/>
@@ -882,7 +882,7 @@
             <w:noProof/>
             <w:webHidden/>
           </w:rPr>
-          <w:instrText xml:space="preserve"> PAGEREF _Toc243120010 \h </w:instrText>
+          <w:instrText xml:space="preserve"> PAGEREF _Toc243135919 \h </w:instrText>
         </w:r>
         <w:r>
           <w:rPr>
@@ -923,7 +923,7 @@
           <w:noProof/>
         </w:rPr>
       </w:pPr>
-      <w:hyperlink w:anchor="_Toc243120011" w:history="1">
+      <w:hyperlink w:anchor="_Toc243135920" w:history="1">
         <w:r>
           <w:rPr>
             <w:rStyle w:val="Hyperlink"/>
@@ -950,7 +950,7 @@
             <w:noProof/>
             <w:webHidden/>
           </w:rPr>
-          <w:instrText xml:space="preserve"> PAGEREF _Toc243120011 \h </w:instrText>
+          <w:instrText xml:space="preserve"> PAGEREF _Toc243135920 \h </w:instrText>
         </w:r>
         <w:r>
           <w:rPr>
@@ -991,7 +991,7 @@
           <w:noProof/>
         </w:rPr>
       </w:pPr>
-      <w:hyperlink w:anchor="_Toc243120012" w:history="1">
+      <w:hyperlink w:anchor="_Toc243135921" w:history="1">
         <w:r>
           <w:rPr>
             <w:rStyle w:val="Hyperlink"/>
@@ -1018,7 +1018,7 @@
             <w:noProof/>
             <w:webHidden/>
           </w:rPr>
-          <w:instrText xml:space="preserve"> PAGEREF _Toc243120012 \h </w:instrText>
+          <w:instrText xml:space="preserve"> PAGEREF _Toc243135921 \h </w:instrText>
         </w:r>
         <w:r>
           <w:rPr>
@@ -1059,7 +1059,7 @@
           <w:noProof/>
         </w:rPr>
       </w:pPr>
-      <w:hyperlink w:anchor="_Toc243120013" w:history="1">
+      <w:hyperlink w:anchor="_Toc243135922" w:history="1">
         <w:r>
           <w:rPr>
             <w:rStyle w:val="Hyperlink"/>
@@ -1086,7 +1086,7 @@
             <w:noProof/>
             <w:webHidden/>
           </w:rPr>
-          <w:instrText xml:space="preserve"> PAGEREF _Toc243120013 \h </w:instrText>
+          <w:instrText xml:space="preserve"> PAGEREF _Toc243135922 \h </w:instrText>
         </w:r>
         <w:r>
           <w:rPr>
@@ -1127,7 +1127,7 @@
           <w:noProof/>
         </w:rPr>
       </w:pPr>
-      <w:hyperlink w:anchor="_Toc243120014" w:history="1">
+      <w:hyperlink w:anchor="_Toc243135923" w:history="1">
         <w:r>
           <w:rPr>
             <w:rStyle w:val="Hyperlink"/>
@@ -1154,7 +1154,7 @@
             <w:noProof/>
             <w:webHidden/>
           </w:rPr>
-          <w:instrText xml:space="preserve"> PAGEREF _Toc243120014 \h </w:instrText>
+          <w:instrText xml:space="preserve"> PAGEREF _Toc243135923 \h </w:instrText>
         </w:r>
         <w:r>
           <w:rPr>
@@ -1195,7 +1195,7 @@
           <w:noProof/>
         </w:rPr>
       </w:pPr>
-      <w:hyperlink w:anchor="_Toc243120015" w:history="1">
+      <w:hyperlink w:anchor="_Toc243135924" w:history="1">
         <w:r>
           <w:rPr>
             <w:rStyle w:val="Hyperlink"/>
@@ -1222,7 +1222,7 @@
             <w:noProof/>
             <w:webHidden/>
           </w:rPr>
-          <w:instrText xml:space="preserve"> PAGEREF _Toc243120015 \h </w:instrText>
+          <w:instrText xml:space="preserve"> PAGEREF _Toc243135924 \h </w:instrText>
         </w:r>
         <w:r>
           <w:rPr>
@@ -1263,7 +1263,7 @@
           <w:noProof/>
         </w:rPr>
       </w:pPr>
-      <w:hyperlink w:anchor="_Toc243120016" w:history="1">
+      <w:hyperlink w:anchor="_Toc243135925" w:history="1">
         <w:r>
           <w:rPr>
             <w:rStyle w:val="Hyperlink"/>
@@ -1290,7 +1290,7 @@
             <w:noProof/>
             <w:webHidden/>
           </w:rPr>
-          <w:instrText xml:space="preserve"> PAGEREF _Toc243120016 \h </w:instrText>
+          <w:instrText xml:space="preserve"> PAGEREF _Toc243135925 \h </w:instrText>
         </w:r>
         <w:r>
           <w:rPr>
@@ -1331,7 +1331,7 @@
           <w:noProof/>
         </w:rPr>
       </w:pPr>
-      <w:hyperlink w:anchor="_Toc243120017" w:history="1">
+      <w:hyperlink w:anchor="_Toc243135926" w:history="1">
         <w:r>
           <w:rPr>
             <w:rStyle w:val="Hyperlink"/>
@@ -1358,7 +1358,7 @@
             <w:noProof/>
             <w:webHidden/>
           </w:rPr>
-          <w:instrText xml:space="preserve"> PAGEREF _Toc243120017 \h </w:instrText>
+          <w:instrText xml:space="preserve"> PAGEREF _Toc243135926 \h </w:instrText>
         </w:r>
         <w:r>
           <w:rPr>
@@ -1399,7 +1399,7 @@
           <w:noProof/>
         </w:rPr>
       </w:pPr>
-      <w:hyperlink w:anchor="_Toc243120018" w:history="1">
+      <w:hyperlink w:anchor="_Toc243135927" w:history="1">
         <w:r>
           <w:rPr>
             <w:rStyle w:val="Hyperlink"/>
@@ -1426,7 +1426,7 @@
             <w:noProof/>
             <w:webHidden/>
           </w:rPr>
-          <w:instrText xml:space="preserve"> PAGEREF _Toc243120018 \h </w:instrText>
+          <w:instrText xml:space="preserve"> PAGEREF _Toc243135927 \h </w:instrText>
         </w:r>
         <w:r>
           <w:rPr>
@@ -1467,7 +1467,7 @@
           <w:noProof/>
         </w:rPr>
       </w:pPr>
-      <w:hyperlink w:anchor="_Toc243120019" w:history="1">
+      <w:hyperlink w:anchor="_Toc243135928" w:history="1">
         <w:r>
           <w:rPr>
             <w:rStyle w:val="Hyperlink"/>
@@ -1494,7 +1494,7 @@
             <w:noProof/>
             <w:webHidden/>
           </w:rPr>
-          <w:instrText xml:space="preserve"> PAGEREF _Toc243120019 \h </w:instrText>
+          <w:instrText xml:space="preserve"> PAGEREF _Toc243135928 \h </w:instrText>
         </w:r>
         <w:r>
           <w:rPr>
@@ -1535,7 +1535,7 @@
           <w:noProof/>
         </w:rPr>
       </w:pPr>
-      <w:hyperlink w:anchor="_Toc243120020" w:history="1">
+      <w:hyperlink w:anchor="_Toc243135929" w:history="1">
         <w:r>
           <w:rPr>
             <w:rStyle w:val="Hyperlink"/>
@@ -1562,7 +1562,7 @@
             <w:noProof/>
             <w:webHidden/>
           </w:rPr>
-          <w:instrText xml:space="preserve"> PAGEREF _Toc243120020 \h </w:instrText>
+          <w:instrText xml:space="preserve"> PAGEREF _Toc243135929 \h </w:instrText>
         </w:r>
         <w:r>
           <w:rPr>
@@ -1603,7 +1603,7 @@
           <w:noProof/>
         </w:rPr>
       </w:pPr>
-      <w:hyperlink w:anchor="_Toc243120021" w:history="1">
+      <w:hyperlink w:anchor="_Toc243135930" w:history="1">
         <w:r>
           <w:rPr>
             <w:rStyle w:val="Hyperlink"/>
@@ -1630,7 +1630,7 @@
             <w:noProof/>
             <w:webHidden/>
           </w:rPr>
-          <w:instrText xml:space="preserve"> PAGEREF _Toc243120021 \h </w:instrText>
+          <w:instrText xml:space="preserve"> PAGEREF _Toc243135930 \h </w:instrText>
         </w:r>
         <w:r>
           <w:rPr>
@@ -1671,7 +1671,7 @@
           <w:noProof/>
         </w:rPr>
       </w:pPr>
-      <w:hyperlink w:anchor="_Toc243120022" w:history="1">
+      <w:hyperlink w:anchor="_Toc243135931" w:history="1">
         <w:r>
           <w:rPr>
             <w:rStyle w:val="Hyperlink"/>
@@ -1698,7 +1698,7 @@
             <w:noProof/>
             <w:webHidden/>
           </w:rPr>
-          <w:instrText xml:space="preserve"> PAGEREF _Toc243120022 \h </w:instrText>
+          <w:instrText xml:space="preserve"> PAGEREF _Toc243135931 \h </w:instrText>
         </w:r>
         <w:r>
           <w:rPr>
@@ -1739,7 +1739,7 @@
           <w:noProof/>
         </w:rPr>
       </w:pPr>
-      <w:hyperlink w:anchor="_Toc243120023" w:history="1">
+      <w:hyperlink w:anchor="_Toc243135932" w:history="1">
         <w:r>
           <w:rPr>
             <w:rStyle w:val="Hyperlink"/>
@@ -1766,7 +1766,7 @@
             <w:noProof/>
             <w:webHidden/>
           </w:rPr>
-          <w:instrText xml:space="preserve"> PAGEREF _Toc243120023 \h </w:instrText>
+          <w:instrText xml:space="preserve"> PAGEREF _Toc243135932 \h </w:instrText>
         </w:r>
         <w:r>
           <w:rPr>
@@ -1807,7 +1807,7 @@
           <w:noProof/>
         </w:rPr>
       </w:pPr>
-      <w:hyperlink w:anchor="_Toc243120024" w:history="1">
+      <w:hyperlink w:anchor="_Toc243135933" w:history="1">
         <w:r>
           <w:rPr>
             <w:rStyle w:val="Hyperlink"/>
@@ -1834,7 +1834,7 @@
             <w:noProof/>
             <w:webHidden/>
           </w:rPr>
-          <w:instrText xml:space="preserve"> PAGEREF _Toc243120024 \h </w:instrText>
+          <w:instrText xml:space="preserve"> PAGEREF _Toc243135933 \h </w:instrText>
         </w:r>
         <w:r>
           <w:rPr>
@@ -1875,7 +1875,7 @@
           <w:noProof/>
         </w:rPr>
       </w:pPr>
-      <w:hyperlink w:anchor="_Toc243120025" w:history="1">
+      <w:hyperlink w:anchor="_Toc243135934" w:history="1">
         <w:r>
           <w:rPr>
             <w:rStyle w:val="Hyperlink"/>
@@ -1902,7 +1902,7 @@
             <w:noProof/>
             <w:webHidden/>
           </w:rPr>
-          <w:instrText xml:space="preserve"> PAGEREF _Toc243120025 \h </w:instrText>
+          <w:instrText xml:space="preserve"> PAGEREF _Toc243135934 \h </w:instrText>
         </w:r>
         <w:r>
           <w:rPr>
@@ -1943,7 +1943,7 @@
           <w:noProof/>
         </w:rPr>
       </w:pPr>
-      <w:hyperlink w:anchor="_Toc243120026" w:history="1">
+      <w:hyperlink w:anchor="_Toc243135935" w:history="1">
         <w:r>
           <w:rPr>
             <w:rStyle w:val="Hyperlink"/>
@@ -1970,7 +1970,7 @@
             <w:noProof/>
             <w:webHidden/>
           </w:rPr>
-          <w:instrText xml:space="preserve"> PAGEREF _Toc243120026 \h </w:instrText>
+          <w:instrText xml:space="preserve"> PAGEREF _Toc243135935 \h </w:instrText>
         </w:r>
         <w:r>
           <w:rPr>
@@ -2011,7 +2011,7 @@
           <w:noProof/>
         </w:rPr>
       </w:pPr>
-      <w:hyperlink w:anchor="_Toc243120027" w:history="1">
+      <w:hyperlink w:anchor="_Toc243135936" w:history="1">
         <w:r>
           <w:rPr>
             <w:rStyle w:val="Hyperlink"/>
@@ -2038,7 +2038,7 @@
             <w:noProof/>
             <w:webHidden/>
           </w:rPr>
-          <w:instrText xml:space="preserve"> PAGEREF _Toc243120027 \h </w:instrText>
+          <w:instrText xml:space="preserve"> PAGEREF _Toc243135936 \h </w:instrText>
         </w:r>
         <w:r>
           <w:rPr>
@@ -2079,7 +2079,7 @@
           <w:noProof/>
         </w:rPr>
       </w:pPr>
-      <w:hyperlink w:anchor="_Toc243120028" w:history="1">
+      <w:hyperlink w:anchor="_Toc243135937" w:history="1">
         <w:r>
           <w:rPr>
             <w:rStyle w:val="Hyperlink"/>
@@ -2106,7 +2106,7 @@
             <w:noProof/>
             <w:webHidden/>
           </w:rPr>
-          <w:instrText xml:space="preserve"> PAGEREF _Toc243120028 \h </w:instrText>
+          <w:instrText xml:space="preserve"> PAGEREF _Toc243135937 \h </w:instrText>
         </w:r>
         <w:r>
           <w:rPr>
@@ -2147,7 +2147,7 @@
           <w:noProof/>
         </w:rPr>
       </w:pPr>
-      <w:hyperlink w:anchor="_Toc243120029" w:history="1">
+      <w:hyperlink w:anchor="_Toc243135938" w:history="1">
         <w:r>
           <w:rPr>
             <w:rStyle w:val="Hyperlink"/>
@@ -2174,7 +2174,7 @@
             <w:noProof/>
             <w:webHidden/>
           </w:rPr>
-          <w:instrText xml:space="preserve"> PAGEREF _Toc243120029 \h </w:instrText>
+          <w:instrText xml:space="preserve"> PAGEREF _Toc243135938 \h </w:instrText>
         </w:r>
         <w:r>
           <w:rPr>
@@ -2215,7 +2215,7 @@
           <w:noProof/>
         </w:rPr>
       </w:pPr>
-      <w:hyperlink w:anchor="_Toc243120030" w:history="1">
+      <w:hyperlink w:anchor="_Toc243135939" w:history="1">
         <w:r>
           <w:rPr>
             <w:rStyle w:val="Hyperlink"/>
@@ -2242,7 +2242,7 @@
             <w:noProof/>
             <w:webHidden/>
           </w:rPr>
-          <w:instrText xml:space="preserve"> PAGEREF _Toc243120030 \h </w:instrText>
+          <w:instrText xml:space="preserve"> PAGEREF _Toc243135939 \h </w:instrText>
         </w:r>
         <w:r>
           <w:rPr>
@@ -2283,7 +2283,7 @@
           <w:noProof/>
         </w:rPr>
       </w:pPr>
-      <w:hyperlink w:anchor="_Toc243120031" w:history="1">
+      <w:hyperlink w:anchor="_Toc243135940" w:history="1">
         <w:r>
           <w:rPr>
             <w:rStyle w:val="Hyperlink"/>
@@ -2310,7 +2310,7 @@
             <w:noProof/>
             <w:webHidden/>
           </w:rPr>
-          <w:instrText xml:space="preserve"> PAGEREF _Toc243120031 \h </w:instrText>
+          <w:instrText xml:space="preserve"> PAGEREF _Toc243135940 \h </w:instrText>
         </w:r>
         <w:r>
           <w:rPr>
@@ -2351,7 +2351,7 @@
           <w:noProof/>
         </w:rPr>
       </w:pPr>
-      <w:hyperlink w:anchor="_Toc243120032" w:history="1">
+      <w:hyperlink w:anchor="_Toc243135941" w:history="1">
         <w:r>
           <w:rPr>
             <w:rStyle w:val="Hyperlink"/>
@@ -2378,7 +2378,7 @@
             <w:noProof/>
             <w:webHidden/>
           </w:rPr>
-          <w:instrText xml:space="preserve"> PAGEREF _Toc243120032 \h </w:instrText>
+          <w:instrText xml:space="preserve"> PAGEREF _Toc243135941 \h </w:instrText>
         </w:r>
         <w:r>
           <w:rPr>
@@ -2419,7 +2419,7 @@
           <w:noProof/>
         </w:rPr>
       </w:pPr>
-      <w:hyperlink w:anchor="_Toc243120033" w:history="1">
+      <w:hyperlink w:anchor="_Toc243135942" w:history="1">
         <w:r>
           <w:rPr>
             <w:rStyle w:val="Hyperlink"/>
@@ -2446,7 +2446,7 @@
             <w:noProof/>
             <w:webHidden/>
           </w:rPr>
-          <w:instrText xml:space="preserve"> PAGEREF _Toc243120033 \h </w:instrText>
+          <w:instrText xml:space="preserve"> PAGEREF _Toc243135942 \h </w:instrText>
         </w:r>
         <w:r>
           <w:rPr>
@@ -2487,7 +2487,7 @@
           <w:noProof/>
         </w:rPr>
       </w:pPr>
-      <w:hyperlink w:anchor="_Toc243120034" w:history="1">
+      <w:hyperlink w:anchor="_Toc243135943" w:history="1">
         <w:r>
           <w:rPr>
             <w:rStyle w:val="Hyperlink"/>
@@ -2514,7 +2514,7 @@
             <w:noProof/>
             <w:webHidden/>
           </w:rPr>
-          <w:instrText xml:space="preserve"> PAGEREF _Toc243120034 \h </w:instrText>
+          <w:instrText xml:space="preserve"> PAGEREF _Toc243135943 \h </w:instrText>
         </w:r>
         <w:r>
           <w:rPr>
@@ -2555,7 +2555,7 @@
           <w:noProof/>
         </w:rPr>
       </w:pPr>
-      <w:hyperlink w:anchor="_Toc243120035" w:history="1">
+      <w:hyperlink w:anchor="_Toc243135944" w:history="1">
         <w:r>
           <w:rPr>
             <w:rStyle w:val="Hyperlink"/>
@@ -2582,7 +2582,7 @@
             <w:noProof/>
             <w:webHidden/>
           </w:rPr>
-          <w:instrText xml:space="preserve"> PAGEREF _Toc243120035 \h </w:instrText>
+          <w:instrText xml:space="preserve"> PAGEREF _Toc243135944 \h </w:instrText>
         </w:r>
         <w:r>
           <w:rPr>
@@ -2623,7 +2623,7 @@
           <w:noProof/>
         </w:rPr>
       </w:pPr>
-      <w:hyperlink w:anchor="_Toc243120036" w:history="1">
+      <w:hyperlink w:anchor="_Toc243135945" w:history="1">
         <w:r>
           <w:rPr>
             <w:rStyle w:val="Hyperlink"/>
@@ -2650,7 +2650,7 @@
             <w:noProof/>
             <w:webHidden/>
           </w:rPr>
-          <w:instrText xml:space="preserve"> PAGEREF _Toc243120036 \h </w:instrText>
+          <w:instrText xml:space="preserve"> PAGEREF _Toc243135945 \h </w:instrText>
         </w:r>
         <w:r>
           <w:rPr>
@@ -2691,7 +2691,7 @@
           <w:noProof/>
         </w:rPr>
       </w:pPr>
-      <w:hyperlink w:anchor="_Toc243120037" w:history="1">
+      <w:hyperlink w:anchor="_Toc243135946" w:history="1">
         <w:r>
           <w:rPr>
             <w:rStyle w:val="Hyperlink"/>
@@ -2718,7 +2718,7 @@
             <w:noProof/>
             <w:webHidden/>
           </w:rPr>
-          <w:instrText xml:space="preserve"> PAGEREF _Toc243120037 \h </w:instrText>
+          <w:instrText xml:space="preserve"> PAGEREF _Toc243135946 \h </w:instrText>
         </w:r>
         <w:r>
           <w:rPr>
@@ -2738,7 +2738,7 @@
             <w:noProof/>
             <w:webHidden/>
           </w:rPr>
-          <w:t>14</w:t>
+          <w:t>15</w:t>
         </w:r>
         <w:r>
           <w:rPr>
@@ -2759,7 +2759,7 @@
           <w:noProof/>
         </w:rPr>
       </w:pPr>
-      <w:hyperlink w:anchor="_Toc243120038" w:history="1">
+      <w:hyperlink w:anchor="_Toc243135947" w:history="1">
         <w:r>
           <w:rPr>
             <w:rStyle w:val="Hyperlink"/>
@@ -2786,7 +2786,7 @@
             <w:noProof/>
             <w:webHidden/>
           </w:rPr>
-          <w:instrText xml:space="preserve"> PAGEREF _Toc243120038 \h </w:instrText>
+          <w:instrText xml:space="preserve"> PAGEREF _Toc243135947 \h </w:instrText>
         </w:r>
         <w:r>
           <w:rPr>
@@ -2827,7 +2827,7 @@
           <w:noProof/>
         </w:rPr>
       </w:pPr>
-      <w:hyperlink w:anchor="_Toc243120039" w:history="1">
+      <w:hyperlink w:anchor="_Toc243135948" w:history="1">
         <w:r>
           <w:rPr>
             <w:rStyle w:val="Hyperlink"/>
@@ -2854,7 +2854,7 @@
             <w:noProof/>
             <w:webHidden/>
           </w:rPr>
-          <w:instrText xml:space="preserve"> PAGEREF _Toc243120039 \h </w:instrText>
+          <w:instrText xml:space="preserve"> PAGEREF _Toc243135948 \h </w:instrText>
         </w:r>
         <w:r>
           <w:rPr>
@@ -2895,7 +2895,7 @@
           <w:noProof/>
         </w:rPr>
       </w:pPr>
-      <w:hyperlink w:anchor="_Toc243120040" w:history="1">
+      <w:hyperlink w:anchor="_Toc243135949" w:history="1">
         <w:r>
           <w:rPr>
             <w:rStyle w:val="Hyperlink"/>
@@ -2922,7 +2922,7 @@
             <w:noProof/>
             <w:webHidden/>
           </w:rPr>
-          <w:instrText xml:space="preserve"> PAGEREF _Toc243120040 \h </w:instrText>
+          <w:instrText xml:space="preserve"> PAGEREF _Toc243135949 \h </w:instrText>
         </w:r>
         <w:r>
           <w:rPr>
@@ -2963,7 +2963,7 @@
           <w:noProof/>
         </w:rPr>
       </w:pPr>
-      <w:hyperlink w:anchor="_Toc243120041" w:history="1">
+      <w:hyperlink w:anchor="_Toc243135950" w:history="1">
         <w:r>
           <w:rPr>
             <w:rStyle w:val="Hyperlink"/>
@@ -2990,7 +2990,7 @@
             <w:noProof/>
             <w:webHidden/>
           </w:rPr>
-          <w:instrText xml:space="preserve"> PAGEREF _Toc243120041 \h </w:instrText>
+          <w:instrText xml:space="preserve"> PAGEREF _Toc243135950 \h </w:instrText>
         </w:r>
         <w:r>
           <w:rPr>
@@ -3031,7 +3031,7 @@
           <w:noProof/>
         </w:rPr>
       </w:pPr>
-      <w:hyperlink w:anchor="_Toc243120042" w:history="1">
+      <w:hyperlink w:anchor="_Toc243135951" w:history="1">
         <w:r>
           <w:rPr>
             <w:rStyle w:val="Hyperlink"/>
@@ -3058,7 +3058,7 @@
             <w:noProof/>
             <w:webHidden/>
           </w:rPr>
-          <w:instrText xml:space="preserve"> PAGEREF _Toc243120042 \h </w:instrText>
+          <w:instrText xml:space="preserve"> PAGEREF _Toc243135951 \h </w:instrText>
         </w:r>
         <w:r>
           <w:rPr>
@@ -3099,7 +3099,7 @@
           <w:noProof/>
         </w:rPr>
       </w:pPr>
-      <w:hyperlink w:anchor="_Toc243120043" w:history="1">
+      <w:hyperlink w:anchor="_Toc243135952" w:history="1">
         <w:r>
           <w:rPr>
             <w:rStyle w:val="Hyperlink"/>
@@ -3126,7 +3126,7 @@
             <w:noProof/>
             <w:webHidden/>
           </w:rPr>
-          <w:instrText xml:space="preserve"> PAGEREF _Toc243120043 \h </w:instrText>
+          <w:instrText xml:space="preserve"> PAGEREF _Toc243135952 \h </w:instrText>
         </w:r>
         <w:r>
           <w:rPr>
@@ -3167,13 +3167,13 @@
           <w:noProof/>
         </w:rPr>
       </w:pPr>
-      <w:hyperlink w:anchor="_Toc243120044" w:history="1">
+      <w:hyperlink w:anchor="_Toc243135953" w:history="1">
         <w:r>
           <w:rPr>
             <w:rStyle w:val="Hyperlink"/>
             <w:noProof/>
           </w:rPr>
-          <w:t>9.4 Reading the books — Reports and the audit trail</w:t>
+          <w:t>9.4 Reading the books — Reports</w:t>
         </w:r>
         <w:r>
           <w:rPr>
@@ -3194,7 +3194,7 @@
             <w:noProof/>
             <w:webHidden/>
           </w:rPr>
-          <w:instrText xml:space="preserve"> PAGEREF _Toc243120044 \h </w:instrText>
+          <w:instrText xml:space="preserve"> PAGEREF _Toc243135953 \h </w:instrText>
         </w:r>
         <w:r>
           <w:rPr>
@@ -3235,7 +3235,7 @@
           <w:noProof/>
         </w:rPr>
       </w:pPr>
-      <w:hyperlink w:anchor="_Toc243120045" w:history="1">
+      <w:hyperlink w:anchor="_Toc243135954" w:history="1">
         <w:r>
           <w:rPr>
             <w:rStyle w:val="Hyperlink"/>
@@ -3262,7 +3262,7 @@
             <w:noProof/>
             <w:webHidden/>
           </w:rPr>
-          <w:instrText xml:space="preserve"> PAGEREF _Toc243120045 \h </w:instrText>
+          <w:instrText xml:space="preserve"> PAGEREF _Toc243135954 \h </w:instrText>
         </w:r>
         <w:r>
           <w:rPr>
@@ -3282,7 +3282,7 @@
             <w:noProof/>
             <w:webHidden/>
           </w:rPr>
-          <w:t>16</w:t>
+          <w:t>17</w:t>
         </w:r>
         <w:r>
           <w:rPr>
@@ -3303,7 +3303,7 @@
           <w:noProof/>
         </w:rPr>
       </w:pPr>
-      <w:hyperlink w:anchor="_Toc243120046" w:history="1">
+      <w:hyperlink w:anchor="_Toc243135955" w:history="1">
         <w:r>
           <w:rPr>
             <w:rStyle w:val="Hyperlink"/>
@@ -3330,7 +3330,7 @@
             <w:noProof/>
             <w:webHidden/>
           </w:rPr>
-          <w:instrText xml:space="preserve"> PAGEREF _Toc243120046 \h </w:instrText>
+          <w:instrText xml:space="preserve"> PAGEREF _Toc243135955 \h </w:instrText>
         </w:r>
         <w:r>
           <w:rPr>
@@ -3371,7 +3371,7 @@
           <w:noProof/>
         </w:rPr>
       </w:pPr>
-      <w:hyperlink w:anchor="_Toc243120047" w:history="1">
+      <w:hyperlink w:anchor="_Toc243135956" w:history="1">
         <w:r>
           <w:rPr>
             <w:rStyle w:val="Hyperlink"/>
@@ -3398,7 +3398,7 @@
             <w:noProof/>
             <w:webHidden/>
           </w:rPr>
-          <w:instrText xml:space="preserve"> PAGEREF _Toc243120047 \h </w:instrText>
+          <w:instrText xml:space="preserve"> PAGEREF _Toc243135956 \h </w:instrText>
         </w:r>
         <w:r>
           <w:rPr>
@@ -3439,7 +3439,7 @@
           <w:noProof/>
         </w:rPr>
       </w:pPr>
-      <w:hyperlink w:anchor="_Toc243120048" w:history="1">
+      <w:hyperlink w:anchor="_Toc243135957" w:history="1">
         <w:r>
           <w:rPr>
             <w:rStyle w:val="Hyperlink"/>
@@ -3466,7 +3466,7 @@
             <w:noProof/>
             <w:webHidden/>
           </w:rPr>
-          <w:instrText xml:space="preserve"> PAGEREF _Toc243120048 \h </w:instrText>
+          <w:instrText xml:space="preserve"> PAGEREF _Toc243135957 \h </w:instrText>
         </w:r>
         <w:r>
           <w:rPr>
@@ -3507,7 +3507,7 @@
           <w:noProof/>
         </w:rPr>
       </w:pPr>
-      <w:hyperlink w:anchor="_Toc243120049" w:history="1">
+      <w:hyperlink w:anchor="_Toc243135958" w:history="1">
         <w:r>
           <w:rPr>
             <w:rStyle w:val="Hyperlink"/>
@@ -3534,7 +3534,7 @@
             <w:noProof/>
             <w:webHidden/>
           </w:rPr>
-          <w:instrText xml:space="preserve"> PAGEREF _Toc243120049 \h </w:instrText>
+          <w:instrText xml:space="preserve"> PAGEREF _Toc243135958 \h </w:instrText>
         </w:r>
         <w:r>
           <w:rPr>
@@ -3575,7 +3575,7 @@
           <w:noProof/>
         </w:rPr>
       </w:pPr>
-      <w:hyperlink w:anchor="_Toc243120050" w:history="1">
+      <w:hyperlink w:anchor="_Toc243135959" w:history="1">
         <w:r>
           <w:rPr>
             <w:rStyle w:val="Hyperlink"/>
@@ -3602,7 +3602,7 @@
             <w:noProof/>
             <w:webHidden/>
           </w:rPr>
-          <w:instrText xml:space="preserve"> PAGEREF _Toc243120050 \h </w:instrText>
+          <w:instrText xml:space="preserve"> PAGEREF _Toc243135959 \h </w:instrText>
         </w:r>
         <w:r>
           <w:rPr>
@@ -3622,7 +3622,7 @@
             <w:noProof/>
             <w:webHidden/>
           </w:rPr>
-          <w:t>17</w:t>
+          <w:t>18</w:t>
         </w:r>
         <w:r>
           <w:rPr>
@@ -3643,7 +3643,7 @@
           <w:noProof/>
         </w:rPr>
       </w:pPr>
-      <w:hyperlink w:anchor="_Toc243120051" w:history="1">
+      <w:hyperlink w:anchor="_Toc243135960" w:history="1">
         <w:r>
           <w:rPr>
             <w:rStyle w:val="Hyperlink"/>
@@ -3670,7 +3670,7 @@
             <w:noProof/>
             <w:webHidden/>
           </w:rPr>
-          <w:instrText xml:space="preserve"> PAGEREF _Toc243120051 \h </w:instrText>
+          <w:instrText xml:space="preserve"> PAGEREF _Toc243135960 \h </w:instrText>
         </w:r>
         <w:r>
           <w:rPr>
@@ -3711,7 +3711,7 @@
           <w:noProof/>
         </w:rPr>
       </w:pPr>
-      <w:hyperlink w:anchor="_Toc243120052" w:history="1">
+      <w:hyperlink w:anchor="_Toc243135961" w:history="1">
         <w:r>
           <w:rPr>
             <w:rStyle w:val="Hyperlink"/>
@@ -3738,7 +3738,7 @@
             <w:noProof/>
             <w:webHidden/>
           </w:rPr>
-          <w:instrText xml:space="preserve"> PAGEREF _Toc243120052 \h </w:instrText>
+          <w:instrText xml:space="preserve"> PAGEREF _Toc243135961 \h </w:instrText>
         </w:r>
         <w:r>
           <w:rPr>
@@ -3779,7 +3779,7 @@
           <w:noProof/>
         </w:rPr>
       </w:pPr>
-      <w:hyperlink w:anchor="_Toc243120053" w:history="1">
+      <w:hyperlink w:anchor="_Toc243135962" w:history="1">
         <w:r>
           <w:rPr>
             <w:rStyle w:val="Hyperlink"/>
@@ -3806,7 +3806,7 @@
             <w:noProof/>
             <w:webHidden/>
           </w:rPr>
-          <w:instrText xml:space="preserve"> PAGEREF _Toc243120053 \h </w:instrText>
+          <w:instrText xml:space="preserve"> PAGEREF _Toc243135962 \h </w:instrText>
         </w:r>
         <w:r>
           <w:rPr>
@@ -3847,7 +3847,7 @@
           <w:noProof/>
         </w:rPr>
       </w:pPr>
-      <w:hyperlink w:anchor="_Toc243120054" w:history="1">
+      <w:hyperlink w:anchor="_Toc243135963" w:history="1">
         <w:r>
           <w:rPr>
             <w:rStyle w:val="Hyperlink"/>
@@ -3874,7 +3874,7 @@
             <w:noProof/>
             <w:webHidden/>
           </w:rPr>
-          <w:instrText xml:space="preserve"> PAGEREF _Toc243120054 \h </w:instrText>
+          <w:instrText xml:space="preserve"> PAGEREF _Toc243135963 \h </w:instrText>
         </w:r>
         <w:r>
           <w:rPr>
@@ -3915,7 +3915,7 @@
           <w:noProof/>
         </w:rPr>
       </w:pPr>
-      <w:hyperlink w:anchor="_Toc243120055" w:history="1">
+      <w:hyperlink w:anchor="_Toc243135964" w:history="1">
         <w:r>
           <w:rPr>
             <w:rStyle w:val="Hyperlink"/>
@@ -3942,7 +3942,7 @@
             <w:noProof/>
             <w:webHidden/>
           </w:rPr>
-          <w:instrText xml:space="preserve"> PAGEREF _Toc243120055 \h </w:instrText>
+          <w:instrText xml:space="preserve"> PAGEREF _Toc243135964 \h </w:instrText>
         </w:r>
         <w:r>
           <w:rPr>
@@ -3983,7 +3983,7 @@
           <w:noProof/>
         </w:rPr>
       </w:pPr>
-      <w:hyperlink w:anchor="_Toc243120056" w:history="1">
+      <w:hyperlink w:anchor="_Toc243135965" w:history="1">
         <w:r>
           <w:rPr>
             <w:rStyle w:val="Hyperlink"/>
@@ -4010,7 +4010,7 @@
             <w:noProof/>
             <w:webHidden/>
           </w:rPr>
-          <w:instrText xml:space="preserve"> PAGEREF _Toc243120056 \h </w:instrText>
+          <w:instrText xml:space="preserve"> PAGEREF _Toc243135965 \h </w:instrText>
         </w:r>
         <w:r>
           <w:rPr>
@@ -4051,7 +4051,7 @@
           <w:noProof/>
         </w:rPr>
       </w:pPr>
-      <w:hyperlink w:anchor="_Toc243120057" w:history="1">
+      <w:hyperlink w:anchor="_Toc243135966" w:history="1">
         <w:r>
           <w:rPr>
             <w:rStyle w:val="Hyperlink"/>
@@ -4078,7 +4078,7 @@
             <w:noProof/>
             <w:webHidden/>
           </w:rPr>
-          <w:instrText xml:space="preserve"> PAGEREF _Toc243120057 \h </w:instrText>
+          <w:instrText xml:space="preserve"> PAGEREF _Toc243135966 \h </w:instrText>
         </w:r>
         <w:r>
           <w:rPr>
@@ -4119,7 +4119,7 @@
           <w:noProof/>
         </w:rPr>
       </w:pPr>
-      <w:hyperlink w:anchor="_Toc243120058" w:history="1">
+      <w:hyperlink w:anchor="_Toc243135967" w:history="1">
         <w:r>
           <w:rPr>
             <w:rStyle w:val="Hyperlink"/>
@@ -4146,7 +4146,7 @@
             <w:noProof/>
             <w:webHidden/>
           </w:rPr>
-          <w:instrText xml:space="preserve"> PAGEREF _Toc243120058 \h </w:instrText>
+          <w:instrText xml:space="preserve"> PAGEREF _Toc243135967 \h </w:instrText>
         </w:r>
         <w:r>
           <w:rPr>
@@ -4187,7 +4187,7 @@
           <w:noProof/>
         </w:rPr>
       </w:pPr>
-      <w:hyperlink w:anchor="_Toc243120059" w:history="1">
+      <w:hyperlink w:anchor="_Toc243135968" w:history="1">
         <w:r>
           <w:rPr>
             <w:rStyle w:val="Hyperlink"/>
@@ -4214,7 +4214,7 @@
             <w:noProof/>
             <w:webHidden/>
           </w:rPr>
-          <w:instrText xml:space="preserve"> PAGEREF _Toc243120059 \h </w:instrText>
+          <w:instrText xml:space="preserve"> PAGEREF _Toc243135968 \h </w:instrText>
         </w:r>
         <w:r>
           <w:rPr>
@@ -4234,7 +4234,7 @@
             <w:noProof/>
             <w:webHidden/>
           </w:rPr>
-          <w:t>22</w:t>
+          <w:t>23</w:t>
         </w:r>
         <w:r>
           <w:rPr>
@@ -4255,7 +4255,7 @@
           <w:noProof/>
         </w:rPr>
       </w:pPr>
-      <w:hyperlink w:anchor="_Toc243120060" w:history="1">
+      <w:hyperlink w:anchor="_Toc243135969" w:history="1">
         <w:r>
           <w:rPr>
             <w:rStyle w:val="Hyperlink"/>
@@ -4282,7 +4282,7 @@
             <w:noProof/>
             <w:webHidden/>
           </w:rPr>
-          <w:instrText xml:space="preserve"> PAGEREF _Toc243120060 \h </w:instrText>
+          <w:instrText xml:space="preserve"> PAGEREF _Toc243135969 \h </w:instrText>
         </w:r>
         <w:r>
           <w:rPr>
@@ -4323,7 +4323,7 @@
           <w:noProof/>
         </w:rPr>
       </w:pPr>
-      <w:hyperlink w:anchor="_Toc243120061" w:history="1">
+      <w:hyperlink w:anchor="_Toc243135970" w:history="1">
         <w:r>
           <w:rPr>
             <w:rStyle w:val="Hyperlink"/>
@@ -4350,7 +4350,7 @@
             <w:noProof/>
             <w:webHidden/>
           </w:rPr>
-          <w:instrText xml:space="preserve"> PAGEREF _Toc243120061 \h </w:instrText>
+          <w:instrText xml:space="preserve"> PAGEREF _Toc243135970 \h </w:instrText>
         </w:r>
         <w:r>
           <w:rPr>
@@ -4391,7 +4391,7 @@
           <w:noProof/>
         </w:rPr>
       </w:pPr>
-      <w:hyperlink w:anchor="_Toc243120062" w:history="1">
+      <w:hyperlink w:anchor="_Toc243135971" w:history="1">
         <w:r>
           <w:rPr>
             <w:rStyle w:val="Hyperlink"/>
@@ -4418,7 +4418,7 @@
             <w:noProof/>
             <w:webHidden/>
           </w:rPr>
-          <w:instrText xml:space="preserve"> PAGEREF _Toc243120062 \h </w:instrText>
+          <w:instrText xml:space="preserve"> PAGEREF _Toc243135971 \h </w:instrText>
         </w:r>
         <w:r>
           <w:rPr>
@@ -4459,7 +4459,7 @@
           <w:noProof/>
         </w:rPr>
       </w:pPr>
-      <w:hyperlink w:anchor="_Toc243120063" w:history="1">
+      <w:hyperlink w:anchor="_Toc243135972" w:history="1">
         <w:r>
           <w:rPr>
             <w:rStyle w:val="Hyperlink"/>
@@ -4486,7 +4486,7 @@
             <w:noProof/>
             <w:webHidden/>
           </w:rPr>
-          <w:instrText xml:space="preserve"> PAGEREF _Toc243120063 \h </w:instrText>
+          <w:instrText xml:space="preserve"> PAGEREF _Toc243135972 \h </w:instrText>
         </w:r>
         <w:r>
           <w:rPr>
@@ -4527,7 +4527,7 @@
           <w:noProof/>
         </w:rPr>
       </w:pPr>
-      <w:hyperlink w:anchor="_Toc243120064" w:history="1">
+      <w:hyperlink w:anchor="_Toc243135973" w:history="1">
         <w:r>
           <w:rPr>
             <w:rStyle w:val="Hyperlink"/>
@@ -4554,7 +4554,7 @@
             <w:noProof/>
             <w:webHidden/>
           </w:rPr>
-          <w:instrText xml:space="preserve"> PAGEREF _Toc243120064 \h </w:instrText>
+          <w:instrText xml:space="preserve"> PAGEREF _Toc243135973 \h </w:instrText>
         </w:r>
         <w:r>
           <w:rPr>
@@ -4595,7 +4595,7 @@
           <w:noProof/>
         </w:rPr>
       </w:pPr>
-      <w:hyperlink w:anchor="_Toc243120065" w:history="1">
+      <w:hyperlink w:anchor="_Toc243135974" w:history="1">
         <w:r>
           <w:rPr>
             <w:rStyle w:val="Hyperlink"/>
@@ -4622,7 +4622,7 @@
             <w:noProof/>
             <w:webHidden/>
           </w:rPr>
-          <w:instrText xml:space="preserve"> PAGEREF _Toc243120065 \h </w:instrText>
+          <w:instrText xml:space="preserve"> PAGEREF _Toc243135974 \h </w:instrText>
         </w:r>
         <w:r>
           <w:rPr>
@@ -4663,7 +4663,7 @@
           <w:noProof/>
         </w:rPr>
       </w:pPr>
-      <w:hyperlink w:anchor="_Toc243120066" w:history="1">
+      <w:hyperlink w:anchor="_Toc243135975" w:history="1">
         <w:r>
           <w:rPr>
             <w:rStyle w:val="Hyperlink"/>
@@ -4690,7 +4690,7 @@
             <w:noProof/>
             <w:webHidden/>
           </w:rPr>
-          <w:instrText xml:space="preserve"> PAGEREF _Toc243120066 \h </w:instrText>
+          <w:instrText xml:space="preserve"> PAGEREF _Toc243135975 \h </w:instrText>
         </w:r>
         <w:r>
           <w:rPr>
@@ -4731,7 +4731,7 @@
           <w:noProof/>
         </w:rPr>
       </w:pPr>
-      <w:hyperlink w:anchor="_Toc243120067" w:history="1">
+      <w:hyperlink w:anchor="_Toc243135976" w:history="1">
         <w:r>
           <w:rPr>
             <w:rStyle w:val="Hyperlink"/>
@@ -4758,7 +4758,7 @@
             <w:noProof/>
             <w:webHidden/>
           </w:rPr>
-          <w:instrText xml:space="preserve"> PAGEREF _Toc243120067 \h </w:instrText>
+          <w:instrText xml:space="preserve"> PAGEREF _Toc243135976 \h </w:instrText>
         </w:r>
         <w:r>
           <w:rPr>
@@ -4799,7 +4799,7 @@
           <w:noProof/>
         </w:rPr>
       </w:pPr>
-      <w:hyperlink w:anchor="_Toc243120068" w:history="1">
+      <w:hyperlink w:anchor="_Toc243135977" w:history="1">
         <w:r>
           <w:rPr>
             <w:rStyle w:val="Hyperlink"/>
@@ -4826,7 +4826,7 @@
             <w:noProof/>
             <w:webHidden/>
           </w:rPr>
-          <w:instrText xml:space="preserve"> PAGEREF _Toc243120068 \h </w:instrText>
+          <w:instrText xml:space="preserve"> PAGEREF _Toc243135977 \h </w:instrText>
         </w:r>
         <w:r>
           <w:rPr>
@@ -4871,7 +4871,7 @@
       <w:pPr>
         <w:pStyle w:val="Heading1"/>
       </w:pPr>
-      <w:bookmarkStart w:id="1" w:name="_Toc243120003"/>
+      <w:bookmarkStart w:id="1" w:name="_Toc243135912"/>
       <w:r>
         <w:lastRenderedPageBreak/>
         <w:t>1. How to read this guide</w:t>
@@ -4978,7 +4978,7 @@
       <w:pPr>
         <w:pStyle w:val="Heading1"/>
       </w:pPr>
-      <w:bookmarkStart w:id="2" w:name="_Toc243120004"/>
+      <w:bookmarkStart w:id="2" w:name="_Toc243135913"/>
       <w:r>
         <w:t>2. The system in one minute</w:t>
       </w:r>
@@ -5137,7 +5137,7 @@
       <w:pPr>
         <w:pStyle w:val="Heading1"/>
       </w:pPr>
-      <w:bookmarkStart w:id="3" w:name="_Toc243120005"/>
+      <w:bookmarkStart w:id="3" w:name="_Toc243135914"/>
       <w:r>
         <w:t>3. The six users at a glance</w:t>
       </w:r>
@@ -5834,7 +5834,7 @@
       <w:pPr>
         <w:pStyle w:val="Heading1"/>
       </w:pPr>
-      <w:bookmarkStart w:id="4" w:name="_Toc243120006"/>
+      <w:bookmarkStart w:id="4" w:name="_Toc243135915"/>
       <w:r>
         <w:t>4. The member — no account, one key</w:t>
       </w:r>
@@ -5857,7 +5857,7 @@
       <w:pPr>
         <w:pStyle w:val="Heading2"/>
       </w:pPr>
-      <w:bookmarkStart w:id="5" w:name="_Toc243120007"/>
+      <w:bookmarkStart w:id="5" w:name="_Toc243135916"/>
       <w:r>
         <w:t>4.1 What he sees when he opens the site</w:t>
       </w:r>
@@ -5875,7 +5875,7 @@
       <w:pPr>
         <w:pStyle w:val="Heading2"/>
       </w:pPr>
-      <w:bookmarkStart w:id="6" w:name="_Toc243120008"/>
+      <w:bookmarkStart w:id="6" w:name="_Toc243135917"/>
       <w:r>
         <w:t>4.2 The gate: how he gets in</w:t>
       </w:r>
@@ -6026,7 +6026,7 @@
       <w:pPr>
         <w:pStyle w:val="Heading2"/>
       </w:pPr>
-      <w:bookmarkStart w:id="7" w:name="_Toc243120009"/>
+      <w:bookmarkStart w:id="7" w:name="_Toc243135918"/>
       <w:r>
         <w:t>4.3 His own record: the passbook</w:t>
       </w:r>
@@ -6164,7 +6164,7 @@
       <w:pPr>
         <w:pStyle w:val="Heading2"/>
       </w:pPr>
-      <w:bookmarkStart w:id="8" w:name="_Toc243120010"/>
+      <w:bookmarkStart w:id="8" w:name="_Toc243135919"/>
       <w:r>
         <w:t>4.4 What he can download</w:t>
       </w:r>
@@ -6236,7 +6236,7 @@
       <w:pPr>
         <w:pStyle w:val="Heading2"/>
       </w:pPr>
-      <w:bookmarkStart w:id="9" w:name="_Toc243120011"/>
+      <w:bookmarkStart w:id="9" w:name="_Toc243135920"/>
       <w:r>
         <w:t>4.5 The members' area: documents, minutes, the constitution</w:t>
       </w:r>
@@ -6316,7 +6316,7 @@
       <w:pPr>
         <w:pStyle w:val="Heading2"/>
       </w:pPr>
-      <w:bookmarkStart w:id="10" w:name="_Toc243120012"/>
+      <w:bookmarkStart w:id="10" w:name="_Toc243135921"/>
       <w:r>
         <w:t>4.6 What a member can never do</w:t>
       </w:r>
@@ -6370,7 +6370,7 @@
       <w:pPr>
         <w:pStyle w:val="Heading2"/>
       </w:pPr>
-      <w:bookmarkStart w:id="11" w:name="_Toc243120013"/>
+      <w:bookmarkStart w:id="11" w:name="_Toc243135922"/>
       <w:r>
         <w:t>4.7 A member's five minutes, step by step</w:t>
       </w:r>
@@ -6446,7 +6446,7 @@
       <w:pPr>
         <w:pStyle w:val="Heading2"/>
       </w:pPr>
-      <w:bookmarkStart w:id="12" w:name="_Toc243120014"/>
+      <w:bookmarkStart w:id="12" w:name="_Toc243135923"/>
       <w:r>
         <w:t>4.8 If a member says the figure is wrong</w:t>
       </w:r>
@@ -6508,7 +6508,7 @@
       <w:pPr>
         <w:pStyle w:val="Heading1"/>
       </w:pPr>
-      <w:bookmarkStart w:id="13" w:name="_Toc243120015"/>
+      <w:bookmarkStart w:id="13" w:name="_Toc243135924"/>
       <w:r>
         <w:t>5. Staff accounts: what every role shares</w:t>
       </w:r>
@@ -6531,7 +6531,7 @@
       <w:pPr>
         <w:pStyle w:val="Heading2"/>
       </w:pPr>
-      <w:bookmarkStart w:id="14" w:name="_Toc243120016"/>
+      <w:bookmarkStart w:id="14" w:name="_Toc243135925"/>
       <w:r>
         <w:t>5.1 Getting in</w:t>
       </w:r>
@@ -6721,7 +6721,7 @@
       <w:pPr>
         <w:pStyle w:val="Heading2"/>
       </w:pPr>
-      <w:bookmarkStart w:id="15" w:name="_Toc243120017"/>
+      <w:bookmarkStart w:id="15" w:name="_Toc243135926"/>
       <w:r>
         <w:t>5.2 Two-factor authentication (2FA)</w:t>
       </w:r>
@@ -6833,7 +6833,7 @@
       <w:pPr>
         <w:pStyle w:val="Heading2"/>
       </w:pPr>
-      <w:bookmarkStart w:id="16" w:name="_Toc243120018"/>
+      <w:bookmarkStart w:id="16" w:name="_Toc243135927"/>
       <w:r>
         <w:t>5.3 The menu each role gets</w:t>
       </w:r>
@@ -7004,7 +7004,7 @@
                 <w:rFonts w:eastAsia="Calibri" w:cs="Calibri"/>
                 <w:sz w:val="18"/>
               </w:rPr>
-              <w:t>Dashboard · Members · Finance · Reports · Reminders · Docs · Audit (+ My account)</w:t>
+              <w:t>Dashboard · Members · Finance · Loans · Reports · Reminders · Docs (+ My account)</w:t>
             </w:r>
           </w:p>
         </w:tc>
@@ -7042,7 +7042,7 @@
                 <w:rFonts w:eastAsia="Calibri" w:cs="Calibri"/>
                 <w:sz w:val="18"/>
               </w:rPr>
-              <w:t>Reports · Minutes · Docs · Audit (+ My account)</w:t>
+              <w:t>Reports · Minutes · Docs (+ My account)</w:t>
             </w:r>
           </w:p>
         </w:tc>
@@ -7093,7 +7093,7 @@
       <w:pPr>
         <w:pStyle w:val="Heading2"/>
       </w:pPr>
-      <w:bookmarkStart w:id="17" w:name="_Toc243120019"/>
+      <w:bookmarkStart w:id="17" w:name="_Toc243135928"/>
       <w:r>
         <w:t>5.4 What the office dashboard is</w:t>
       </w:r>
@@ -7111,7 +7111,7 @@
       <w:pPr>
         <w:pStyle w:val="Heading1"/>
       </w:pPr>
-      <w:bookmarkStart w:id="18" w:name="_Toc243120020"/>
+      <w:bookmarkStart w:id="18" w:name="_Toc243135929"/>
       <w:r>
         <w:t>6. The super admin — the account that can put things right</w:t>
       </w:r>
@@ -7134,7 +7134,7 @@
       <w:pPr>
         <w:pStyle w:val="Heading2"/>
       </w:pPr>
-      <w:bookmarkStart w:id="19" w:name="_Toc243120021"/>
+      <w:bookmarkStart w:id="19" w:name="_Toc243135930"/>
       <w:r>
         <w:t>6.1 The account itself</w:t>
       </w:r>
@@ -7216,7 +7216,7 @@
       <w:pPr>
         <w:pStyle w:val="Heading2"/>
       </w:pPr>
-      <w:bookmarkStart w:id="20" w:name="_Toc243120022"/>
+      <w:bookmarkStart w:id="20" w:name="_Toc243135931"/>
       <w:r>
         <w:t>6.2 Work only the super admin can do</w:t>
       </w:r>
@@ -7352,7 +7352,7 @@
       <w:pPr>
         <w:pStyle w:val="Heading2"/>
       </w:pPr>
-      <w:bookmarkStart w:id="21" w:name="_Toc243120023"/>
+      <w:bookmarkStart w:id="21" w:name="_Toc243135932"/>
       <w:r>
         <w:t>6.3 A super admin's working session</w:t>
       </w:r>
@@ -7501,7 +7501,7 @@
       <w:pPr>
         <w:pStyle w:val="Heading2"/>
       </w:pPr>
-      <w:bookmarkStart w:id="22" w:name="_Toc243120024"/>
+      <w:bookmarkStart w:id="22" w:name="_Toc243135933"/>
       <w:r>
         <w:t>6.4 Backups on the free host</w:t>
       </w:r>
@@ -7601,7 +7601,7 @@
       <w:pPr>
         <w:pStyle w:val="Heading2"/>
       </w:pPr>
-      <w:bookmarkStart w:id="23" w:name="_Toc243120025"/>
+      <w:bookmarkStart w:id="23" w:name="_Toc243135934"/>
       <w:r>
         <w:t>6.5 The Control Room</w:t>
       </w:r>
@@ -7824,7 +7824,7 @@
       <w:pPr>
         <w:pStyle w:val="Heading2"/>
       </w:pPr>
-      <w:bookmarkStart w:id="24" w:name="_Toc243120026"/>
+      <w:bookmarkStart w:id="24" w:name="_Toc243135935"/>
       <w:r>
         <w:t>6.6 What even the super admin cannot do</w:t>
       </w:r>
@@ -7882,7 +7882,7 @@
       <w:pPr>
         <w:pStyle w:val="Heading1"/>
       </w:pPr>
-      <w:bookmarkStart w:id="25" w:name="_Toc243120027"/>
+      <w:bookmarkStart w:id="25" w:name="_Toc243135936"/>
       <w:r>
         <w:t>7. The admin — the office, day to day</w:t>
       </w:r>
@@ -7905,7 +7905,7 @@
       <w:pPr>
         <w:pStyle w:val="Heading2"/>
       </w:pPr>
-      <w:bookmarkStart w:id="26" w:name="_Toc243120028"/>
+      <w:bookmarkStart w:id="26" w:name="_Toc243135937"/>
       <w:r>
         <w:t>7.1 The account</w:t>
       </w:r>
@@ -7969,7 +7969,7 @@
       <w:pPr>
         <w:pStyle w:val="Heading2"/>
       </w:pPr>
-      <w:bookmarkStart w:id="27" w:name="_Toc243120029"/>
+      <w:bookmarkStart w:id="27" w:name="_Toc243135938"/>
       <w:r>
         <w:t>7.2 What the admin does — and gets</w:t>
       </w:r>
@@ -8275,7 +8275,7 @@
       <w:pPr>
         <w:pStyle w:val="Heading2"/>
       </w:pPr>
-      <w:bookmarkStart w:id="28" w:name="_Toc243120030"/>
+      <w:bookmarkStart w:id="28" w:name="_Toc243135939"/>
       <w:r>
         <w:t>7.3 What an admin cannot do</w:t>
       </w:r>
@@ -8355,7 +8355,7 @@
       <w:pPr>
         <w:pStyle w:val="Heading2"/>
       </w:pPr>
-      <w:bookmarkStart w:id="29" w:name="_Toc243120031"/>
+      <w:bookmarkStart w:id="29" w:name="_Toc243135940"/>
       <w:r>
         <w:t>7.4 The two fine decisions worth knowing</w:t>
       </w:r>
@@ -8427,7 +8427,7 @@
       <w:pPr>
         <w:pStyle w:val="Heading2"/>
       </w:pPr>
-      <w:bookmarkStart w:id="30" w:name="_Toc243120032"/>
+      <w:bookmarkStart w:id="30" w:name="_Toc243135941"/>
       <w:r>
         <w:t>7.5 Loans, and the one decision that is the admin's</w:t>
       </w:r>
@@ -8581,7 +8581,7 @@
       <w:pPr>
         <w:pStyle w:val="Heading1"/>
       </w:pPr>
-      <w:bookmarkStart w:id="31" w:name="_Toc243120033"/>
+      <w:bookmarkStart w:id="31" w:name="_Toc243135942"/>
       <w:r>
         <w:t>8. The treasurer — the ledger, the week cycle and the numbers</w:t>
       </w:r>
@@ -8604,7 +8604,7 @@
       <w:pPr>
         <w:pStyle w:val="Heading2"/>
       </w:pPr>
-      <w:bookmarkStart w:id="32" w:name="_Toc243120034"/>
+      <w:bookmarkStart w:id="32" w:name="_Toc243135943"/>
       <w:r>
         <w:t>8.1 The account</w:t>
       </w:r>
@@ -8661,14 +8661,14 @@
         <w:rPr>
           <w:rFonts w:eastAsia="Calibri" w:cs="Calibri"/>
         </w:rPr>
-        <w:t xml:space="preserve"> Dashboard · Members · Finance · Loans · Reports · Reminders · Docs · Audit.</w:t>
+        <w:t xml:space="preserve"> Dashboard · Members · Finance · Loans · Reports · Reminders · Docs. (There is no Audit: the audit trail is for the admins only.)</w:t>
       </w:r>
     </w:p>
     <w:p>
       <w:pPr>
         <w:pStyle w:val="Heading2"/>
       </w:pPr>
-      <w:bookmarkStart w:id="33" w:name="_Toc243120035"/>
+      <w:bookmarkStart w:id="33" w:name="_Toc243135944"/>
       <w:r>
         <w:t>8.2 The ledger, as the treasurer works it</w:t>
       </w:r>
@@ -8804,7 +8804,7 @@
       <w:pPr>
         <w:pStyle w:val="Heading2"/>
       </w:pPr>
-      <w:bookmarkStart w:id="34" w:name="_Toc243120036"/>
+      <w:bookmarkStart w:id="34" w:name="_Toc243135945"/>
       <w:r>
         <w:t>8.3 What the treasurer gets out</w:t>
       </w:r>
@@ -8890,27 +8890,14 @@
         <w:rPr>
           <w:rFonts w:eastAsia="Calibri" w:cs="Calibri"/>
         </w:rPr>
-        <w:t xml:space="preserve"> (.xlsx or CSV) and the </w:t>
-      </w:r>
-      <w:r>
-        <w:rPr>
-          <w:rFonts w:eastAsia="Calibri" w:cs="Calibri"/>
-          <w:b/>
-        </w:rPr>
-        <w:t>audit trail</w:t>
-      </w:r>
-      <w:r>
-        <w:rPr>
-          <w:rFonts w:eastAsia="Calibri" w:cs="Calibri"/>
-        </w:rPr>
-        <w:t xml:space="preserve"> with its own export.</w:t>
+        <w:t xml:space="preserve"> (.xlsx or CSV). Not the audit trail: that is for the admins only, and an admin can export it for a meeting.</w:t>
       </w:r>
     </w:p>
     <w:p>
       <w:pPr>
         <w:pStyle w:val="Heading2"/>
       </w:pPr>
-      <w:bookmarkStart w:id="35" w:name="_Toc243120037"/>
+      <w:bookmarkStart w:id="35" w:name="_Toc243135946"/>
       <w:r>
         <w:t>8.4 What the treasurer cannot do</w:t>
       </w:r>
@@ -9061,7 +9048,7 @@
       <w:pPr>
         <w:pStyle w:val="Heading2"/>
       </w:pPr>
-      <w:bookmarkStart w:id="36" w:name="_Toc243120038"/>
+      <w:bookmarkStart w:id="36" w:name="_Toc243135947"/>
       <w:r>
         <w:t>8.5 A Thursday close, step by step</w:t>
       </w:r>
@@ -9176,7 +9163,7 @@
       <w:pPr>
         <w:pStyle w:val="Heading2"/>
       </w:pPr>
-      <w:bookmarkStart w:id="37" w:name="_Toc243120039"/>
+      <w:bookmarkStart w:id="37" w:name="_Toc243135948"/>
       <w:r>
         <w:t>8.6 The three fields the treasurer may fill in but not replace</w:t>
       </w:r>
@@ -9296,7 +9283,7 @@
       <w:pPr>
         <w:pStyle w:val="Heading1"/>
       </w:pPr>
-      <w:bookmarkStart w:id="38" w:name="_Toc243120040"/>
+      <w:bookmarkStart w:id="38" w:name="_Toc243135949"/>
       <w:r>
         <w:t>9. The secretary — the group's paperwork, and reading the books</w:t>
       </w:r>
@@ -9312,14 +9299,14 @@
           <w:i/>
           <w:color w:val="5A645E"/>
         </w:rPr>
-        <w:t>The secretary writes the minutes and files the group's papers, and reads everything the office records without being able to change any of it. It is the role a group gives to whoever keeps its records straight, and to an auditor who must verify without touching.</w:t>
+        <w:t>The secretary writes the minutes and files the group's papers, and reads the reports without being able to change any of them. It is the role a group gives to whoever keeps its records straight. It does not read the audit trail; that is the admins' alone.</w:t>
       </w:r>
     </w:p>
     <w:p>
       <w:pPr>
         <w:pStyle w:val="Heading2"/>
       </w:pPr>
-      <w:bookmarkStart w:id="39" w:name="_Toc243120041"/>
+      <w:bookmarkStart w:id="39" w:name="_Toc243135950"/>
       <w:r>
         <w:t>9.1 The account</w:t>
       </w:r>
@@ -9376,14 +9363,14 @@
         <w:rPr>
           <w:rFonts w:eastAsia="Calibri" w:cs="Calibri"/>
         </w:rPr>
-        <w:t xml:space="preserve"> Reports · Minutes · Docs · Audit. There is no dashboard, no Members and no Finance: the money screens are not this role's, and hiding them is how that is taught.</w:t>
+        <w:t xml:space="preserve"> Reports · Minutes · Docs. There is no dashboard, no Members, no Finance and no Audit: the money screens are not this role's, and hiding them is how that is taught.</w:t>
       </w:r>
     </w:p>
     <w:p>
       <w:pPr>
         <w:pStyle w:val="Heading2"/>
       </w:pPr>
-      <w:bookmarkStart w:id="40" w:name="_Toc243120042"/>
+      <w:bookmarkStart w:id="40" w:name="_Toc243135951"/>
       <w:r>
         <w:t>9.2 The minutes — what the secretary is for</w:t>
       </w:r>
@@ -9483,7 +9470,7 @@
       <w:pPr>
         <w:pStyle w:val="Heading2"/>
       </w:pPr>
-      <w:bookmarkStart w:id="41" w:name="_Toc243120043"/>
+      <w:bookmarkStart w:id="41" w:name="_Toc243135952"/>
       <w:r>
         <w:t>9.3 The document vault</w:t>
       </w:r>
@@ -9547,9 +9534,9 @@
       <w:pPr>
         <w:pStyle w:val="Heading2"/>
       </w:pPr>
-      <w:bookmarkStart w:id="42" w:name="_Toc243120044"/>
-      <w:r>
-        <w:t>9.4 Reading the books — Reports and the audit trail</w:t>
+      <w:bookmarkStart w:id="42" w:name="_Toc243135953"/>
+      <w:r>
+        <w:t>9.4 Reading the books — Reports</w:t>
       </w:r>
       <w:bookmarkEnd w:id="42"/>
     </w:p>
@@ -9598,20 +9585,20 @@
           <w:rFonts w:eastAsia="Calibri" w:cs="Calibri"/>
           <w:b/>
         </w:rPr>
-        <w:t>The audit trail:</w:t>
-      </w:r>
-      <w:r>
-        <w:rPr>
-          <w:rFonts w:eastAsia="Calibri" w:cs="Calibri"/>
-        </w:rPr>
-        <w:t xml:space="preserve"> filter by money, people, records or settings, by who did it, by record type, by date and by free text; switch on "unusual only" to read what needs explaining; export exactly the view on screen.</w:t>
+        <w:t>Not the audit trail.</w:t>
+      </w:r>
+      <w:r>
+        <w:rPr>
+          <w:rFonts w:eastAsia="Calibri" w:cs="Calibri"/>
+        </w:rPr>
+        <w:t xml:space="preserve"> It is for the admins only. When an outside auditor needs it, an admin exports the view from the Audit screen and hands over the workbook.</w:t>
       </w:r>
     </w:p>
     <w:p>
       <w:pPr>
         <w:pStyle w:val="Heading2"/>
       </w:pPr>
-      <w:bookmarkStart w:id="43" w:name="_Toc243120045"/>
+      <w:bookmarkStart w:id="43" w:name="_Toc243135954"/>
       <w:r>
         <w:t>9.5 What the secretary cannot do</w:t>
       </w:r>
@@ -9691,7 +9678,7 @@
       <w:pPr>
         <w:pStyle w:val="Heading2"/>
       </w:pPr>
-      <w:bookmarkStart w:id="44" w:name="_Toc243120046"/>
+      <w:bookmarkStart w:id="44" w:name="_Toc243135955"/>
       <w:r>
         <w:t>9.6 A meeting, step by step</w:t>
       </w:r>
@@ -9840,14 +9827,14 @@
           <w:color w:val="5A645E"/>
           <w:sz w:val="19"/>
         </w:rPr>
-        <w:t>Behind the screen: /api/reports (read and export), /api/audit (read and export), /api/documents (read, and write), /api/minutes (read, and write). Nothing under /api/members, /api/ledger, /api/fines, /api/settings, /api/backup or /api/jobs.</w:t>
+        <w:t>Behind the screen: /api/reports (read and export), /api/documents (read, and write), /api/minutes (read, and write). Nothing under /api/members, /api/ledger, /api/fines, /api/audit, /api/settings, /api/backup or /api/jobs.</w:t>
       </w:r>
     </w:p>
     <w:p>
       <w:pPr>
         <w:pStyle w:val="Heading1"/>
       </w:pPr>
-      <w:bookmarkStart w:id="45" w:name="_Toc243120047"/>
+      <w:bookmarkStart w:id="45" w:name="_Toc243135956"/>
       <w:r>
         <w:t>10. The disciplinary officer — fines, and nothing else</w:t>
       </w:r>
@@ -9870,7 +9857,7 @@
       <w:pPr>
         <w:pStyle w:val="Heading2"/>
       </w:pPr>
-      <w:bookmarkStart w:id="46" w:name="_Toc243120048"/>
+      <w:bookmarkStart w:id="46" w:name="_Toc243135957"/>
       <w:r>
         <w:t>10.1 The account</w:t>
       </w:r>
@@ -9916,7 +9903,7 @@
       <w:pPr>
         <w:pStyle w:val="Heading2"/>
       </w:pPr>
-      <w:bookmarkStart w:id="47" w:name="_Toc243120049"/>
+      <w:bookmarkStart w:id="47" w:name="_Toc243135958"/>
       <w:r>
         <w:t>10.2 The screen</w:t>
       </w:r>
@@ -10016,7 +10003,7 @@
       <w:pPr>
         <w:pStyle w:val="Heading2"/>
       </w:pPr>
-      <w:bookmarkStart w:id="48" w:name="_Toc243120050"/>
+      <w:bookmarkStart w:id="48" w:name="_Toc243135959"/>
       <w:r>
         <w:t>10.3 What the officer gets out</w:t>
       </w:r>
@@ -10098,7 +10085,7 @@
       <w:pPr>
         <w:pStyle w:val="Heading2"/>
       </w:pPr>
-      <w:bookmarkStart w:id="49" w:name="_Toc243120051"/>
+      <w:bookmarkStart w:id="49" w:name="_Toc243135960"/>
       <w:r>
         <w:t>10.4 What the disciplinary officer cannot do</w:t>
       </w:r>
@@ -10192,7 +10179,7 @@
       <w:pPr>
         <w:pStyle w:val="Heading2"/>
       </w:pPr>
-      <w:bookmarkStart w:id="50" w:name="_Toc243120052"/>
+      <w:bookmarkStart w:id="50" w:name="_Toc243135961"/>
       <w:r>
         <w:t>10.5 Issuing a fine, step by step</w:t>
       </w:r>
@@ -10285,7 +10272,7 @@
       <w:pPr>
         <w:pStyle w:val="Heading1"/>
       </w:pPr>
-      <w:bookmarkStart w:id="51" w:name="_Toc243120053"/>
+      <w:bookmarkStart w:id="51" w:name="_Toc243135962"/>
       <w:r>
         <w:t>11. Who can manage whom</w:t>
       </w:r>
@@ -11000,7 +10987,7 @@
       <w:pPr>
         <w:pStyle w:val="Heading1"/>
       </w:pPr>
-      <w:bookmarkStart w:id="52" w:name="_Toc243120054"/>
+      <w:bookmarkStart w:id="52" w:name="_Toc243135963"/>
       <w:r>
         <w:t>12. The access matrix</w:t>
       </w:r>
@@ -12626,7 +12613,7 @@
                 <w:rFonts w:eastAsia="Calibri" w:cs="Calibri"/>
                 <w:sz w:val="15"/>
               </w:rPr>
-              <w:t>Read + export</w:t>
+              <w:t>No</w:t>
             </w:r>
           </w:p>
         </w:tc>
@@ -12771,7 +12758,7 @@
                 <w:rFonts w:eastAsia="Calibri" w:cs="Calibri"/>
                 <w:sz w:val="15"/>
               </w:rPr>
-              <w:t>Read + export</w:t>
+              <w:t>No</w:t>
             </w:r>
           </w:p>
         </w:tc>
@@ -14364,7 +14351,7 @@
       <w:pPr>
         <w:pStyle w:val="Heading1"/>
       </w:pPr>
-      <w:bookmarkStart w:id="53" w:name="_Toc243120055"/>
+      <w:bookmarkStart w:id="53" w:name="_Toc243135964"/>
       <w:r>
         <w:t>13. Common tasks, step by step</w:t>
       </w:r>
@@ -15384,7 +15371,7 @@
                 <w:rFonts w:eastAsia="Calibri" w:cs="Calibri"/>
                 <w:sz w:val="17"/>
               </w:rPr>
-              <w:t>Super admin, admin, treasurer, secretary</w:t>
+              <w:t>Super admin, admin</w:t>
             </w:r>
           </w:p>
         </w:tc>
@@ -16250,7 +16237,7 @@
       <w:pPr>
         <w:pStyle w:val="Heading1"/>
       </w:pPr>
-      <w:bookmarkStart w:id="54" w:name="_Toc243120056"/>
+      <w:bookmarkStart w:id="54" w:name="_Toc243135965"/>
       <w:r>
         <w:t>14. The money rules every user shares</w:t>
       </w:r>
@@ -16430,7 +16417,7 @@
       <w:pPr>
         <w:pStyle w:val="Heading1"/>
       </w:pPr>
-      <w:bookmarkStart w:id="55" w:name="_Toc243120057"/>
+      <w:bookmarkStart w:id="55" w:name="_Toc243135966"/>
       <w:r>
         <w:t>15. Security, privacy and the audit trail</w:t>
       </w:r>
@@ -16440,7 +16427,7 @@
       <w:pPr>
         <w:pStyle w:val="Heading2"/>
       </w:pPr>
-      <w:bookmarkStart w:id="56" w:name="_Toc243120058"/>
+      <w:bookmarkStart w:id="56" w:name="_Toc243135967"/>
       <w:r>
         <w:t>15.1 What is public and what is not</w:t>
       </w:r>
@@ -16522,7 +16509,7 @@
       <w:pPr>
         <w:pStyle w:val="Heading2"/>
       </w:pPr>
-      <w:bookmarkStart w:id="57" w:name="_Toc243120059"/>
+      <w:bookmarkStart w:id="57" w:name="_Toc243135968"/>
       <w:r>
         <w:t>15.2 The defences that matter in daily use</w:t>
       </w:r>
@@ -16640,7 +16627,7 @@
       <w:pPr>
         <w:pStyle w:val="Heading2"/>
       </w:pPr>
-      <w:bookmarkStart w:id="58" w:name="_Toc243120060"/>
+      <w:bookmarkStart w:id="58" w:name="_Toc243135969"/>
       <w:r>
         <w:t>15.3 The audit trail — what it holds, and who reads it</w:t>
       </w:r>
@@ -16733,7 +16720,7 @@
         <w:rPr>
           <w:rFonts w:eastAsia="Calibri" w:cs="Calibri"/>
         </w:rPr>
-        <w:t xml:space="preserve"> the super admin, the admin, the treasurer and the secretary — the roles that have to explain a figure or verify one. The disciplinary officer has no access.</w:t>
+        <w:t xml:space="preserve"> the super admin and the admin only — the people who answer for the office. The treasurer and the secretary, whose own work it records, do not read it (the API answers 403 and the menu has no Audit entry), and neither does the disciplinary officer.</w:t>
       </w:r>
     </w:p>
     <w:p>
@@ -16794,7 +16781,7 @@
       <w:pPr>
         <w:pStyle w:val="Heading2"/>
       </w:pPr>
-      <w:bookmarkStart w:id="59" w:name="_Toc243120061"/>
+      <w:bookmarkStart w:id="59" w:name="_Toc243135970"/>
       <w:r>
         <w:t>15.4 Backups</w:t>
       </w:r>
@@ -16894,7 +16881,7 @@
       <w:pPr>
         <w:pStyle w:val="Heading1"/>
       </w:pPr>
-      <w:bookmarkStart w:id="60" w:name="_Toc243120062"/>
+      <w:bookmarkStart w:id="60" w:name="_Toc243135971"/>
       <w:r>
         <w:t>16. What only one person can do — and why that matters</w:t>
       </w:r>
@@ -17521,7 +17508,7 @@
       <w:pPr>
         <w:pStyle w:val="Heading1"/>
       </w:pPr>
-      <w:bookmarkStart w:id="61" w:name="_Toc243120063"/>
+      <w:bookmarkStart w:id="61" w:name="_Toc243135972"/>
       <w:r>
         <w:t>Annex A — every screen, and who may open it</w:t>
       </w:r>
@@ -18944,7 +18931,7 @@
                 <w:rFonts w:eastAsia="Calibri" w:cs="Calibri"/>
                 <w:sz w:val="16"/>
               </w:rPr>
-              <w:t>Super admin, admin, treasurer, secretary</w:t>
+              <w:t>Super admin, admin</w:t>
             </w:r>
           </w:p>
         </w:tc>
@@ -19050,7 +19037,7 @@
       <w:pPr>
         <w:pStyle w:val="Heading1"/>
       </w:pPr>
-      <w:bookmarkStart w:id="62" w:name="_Toc243120064"/>
+      <w:bookmarkStart w:id="62" w:name="_Toc243135973"/>
       <w:r>
         <w:t>Annex B — the API, by role</w:t>
       </w:r>
@@ -19822,7 +19809,7 @@
                 <w:rFonts w:eastAsia="Calibri" w:cs="Calibri"/>
                 <w:sz w:val="16"/>
               </w:rPr>
-              <w:t>super_admin, admin, treasurer, secretary</w:t>
+              <w:t>super_admin, admin</w:t>
             </w:r>
           </w:p>
         </w:tc>
@@ -20237,7 +20224,7 @@
       <w:pPr>
         <w:pStyle w:val="Heading1"/>
       </w:pPr>
-      <w:bookmarkStart w:id="63" w:name="_Toc243120065"/>
+      <w:bookmarkStart w:id="63" w:name="_Toc243135974"/>
       <w:r>
         <w:t>Annex C — the words this system uses</w:t>
       </w:r>
@@ -21026,7 +21013,7 @@
       <w:pPr>
         <w:pStyle w:val="Heading1"/>
       </w:pPr>
-      <w:bookmarkStart w:id="64" w:name="_Toc243120066"/>
+      <w:bookmarkStart w:id="64" w:name="_Toc243135975"/>
       <w:r>
         <w:t>Annex D — what was tightened on 22 September 2026</w:t>
       </w:r>
@@ -21213,7 +21200,7 @@
       <w:pPr>
         <w:pStyle w:val="Heading1"/>
       </w:pPr>
-      <w:bookmarkStart w:id="65" w:name="_Toc243120067"/>
+      <w:bookmarkStart w:id="65" w:name="_Toc243135976"/>
       <w:r>
         <w:t>Annex D2 — what was added in October 2026</w:t>
       </w:r>
@@ -21351,6 +21338,24 @@
           <w:rFonts w:eastAsia="Calibri" w:cs="Calibri"/>
         </w:rPr>
         <w:t xml:space="preserve"> (section 6.5): accounts used before sign-in tracking began no longer read "never signed in".</w:t>
+      </w:r>
+    </w:p>
+    <w:p>
+      <w:pPr>
+        <w:pStyle w:val="ListBullet"/>
+      </w:pPr>
+      <w:r>
+        <w:rPr>
+          <w:rFonts w:eastAsia="Calibri" w:cs="Calibri"/>
+          <w:b/>
+        </w:rPr>
+        <w:t>The audit trail is for the admins only</w:t>
+      </w:r>
+      <w:r>
+        <w:rPr>
+          <w:rFonts w:eastAsia="Calibri" w:cs="Calibri"/>
+        </w:rPr>
+        <w:t xml:space="preserve"> (section 15.3). The treasurer and the secretary used to read it; the group withdrew that. The menu entry is gone for both and the API refuses them.</w:t>
       </w:r>
     </w:p>
     <w:p>
@@ -21372,7 +21377,7 @@
       <w:pPr>
         <w:pStyle w:val="Heading1"/>
       </w:pPr>
-      <w:bookmarkStart w:id="66" w:name="_Toc243120068"/>
+      <w:bookmarkStart w:id="66" w:name="_Toc243135977"/>
       <w:r>
         <w:t>Annex E — keeping this true</w:t>
       </w:r>
@@ -21841,31 +21846,31 @@
       </w:rPr>
     </w:lvl>
   </w:abstractNum>
-  <w:num w:numId="1" w16cid:durableId="1319386887">
+  <w:num w:numId="1" w16cid:durableId="1081414794">
     <w:abstractNumId w:val="8"/>
   </w:num>
-  <w:num w:numId="2" w16cid:durableId="747922835">
+  <w:num w:numId="2" w16cid:durableId="1162160267">
     <w:abstractNumId w:val="6"/>
   </w:num>
-  <w:num w:numId="3" w16cid:durableId="1876699854">
+  <w:num w:numId="3" w16cid:durableId="318507751">
     <w:abstractNumId w:val="5"/>
   </w:num>
-  <w:num w:numId="4" w16cid:durableId="203951977">
+  <w:num w:numId="4" w16cid:durableId="1584491817">
     <w:abstractNumId w:val="4"/>
   </w:num>
-  <w:num w:numId="5" w16cid:durableId="32966274">
+  <w:num w:numId="5" w16cid:durableId="1719161836">
     <w:abstractNumId w:val="7"/>
   </w:num>
-  <w:num w:numId="6" w16cid:durableId="1688554206">
+  <w:num w:numId="6" w16cid:durableId="2086603402">
     <w:abstractNumId w:val="3"/>
   </w:num>
-  <w:num w:numId="7" w16cid:durableId="1204438677">
+  <w:num w:numId="7" w16cid:durableId="379331415">
     <w:abstractNumId w:val="2"/>
   </w:num>
-  <w:num w:numId="8" w16cid:durableId="1846044601">
+  <w:num w:numId="8" w16cid:durableId="194463211">
     <w:abstractNumId w:val="1"/>
   </w:num>
-  <w:num w:numId="9" w16cid:durableId="2076856007">
+  <w:num w:numId="9" w16cid:durableId="908920826">
     <w:abstractNumId w:val="0"/>
   </w:num>
 </w:numbering>
@@ -33260,7 +33265,7 @@
     <w:autoRedefine/>
     <w:uiPriority w:val="39"/>
     <w:unhideWhenUsed/>
-    <w:rsid w:val="002B5437"/>
+    <w:rsid w:val="000B71F3"/>
     <w:pPr>
       <w:spacing w:after="100"/>
     </w:pPr>
@@ -33272,7 +33277,7 @@
     <w:autoRedefine/>
     <w:uiPriority w:val="39"/>
     <w:unhideWhenUsed/>
-    <w:rsid w:val="002B5437"/>
+    <w:rsid w:val="000B71F3"/>
     <w:pPr>
       <w:spacing w:after="100"/>
       <w:ind w:left="210"/>
@@ -33283,7 +33288,7 @@
     <w:basedOn w:val="DefaultParagraphFont"/>
     <w:uiPriority w:val="99"/>
     <w:unhideWhenUsed/>
-    <w:rsid w:val="002B5437"/>
+    <w:rsid w:val="000B71F3"/>
     <w:rPr>
       <w:color w:val="0000FF" w:themeColor="hyperlink"/>
       <w:u w:val="single"/>
